--- a/_site/operating-system/2025-12-31-guia-de-positron-ide/index.docx
+++ b/_site/operating-system/2025-12-31-guia-de-positron-ide/index.docx
@@ -11926,7 +11926,7 @@
           <w:b/>
           <w:bCs/>
         </w:rPr>
-        <w:t xml:space="preserve">Settings para Anaconda (tu caso):</w:t>
+        <w:t xml:space="preserve">Settings para Anaconda:</w:t>
       </w:r>
     </w:p>
     <w:p>
@@ -21129,7 +21129,7 @@
     </w:p>
     <w:bookmarkEnd w:id="108"/>
     <w:bookmarkEnd w:id="109"/>
-    <w:bookmarkStart w:id="112" w:name="análisis"/>
+    <w:bookmarkStart w:id="113" w:name="análisis"/>
     <w:p>
       <w:pPr>
         <w:pStyle w:val="Heading1"/>
@@ -21182,113 +21182,13 @@
         <w:t xml:space="preserve">plt.show()</w:t>
       </w:r>
     </w:p>
-    <w:p>
-      <w:pPr>
-        <w:pStyle w:val="SourceCode"/>
-      </w:pPr>
-      <w:r>
-        <w:br/>
-      </w:r>
-      <w:r>
-        <w:rPr>
-          <w:rStyle w:val="VerbatimChar"/>
-        </w:rPr>
-        <w:t xml:space="preserve">## Renderizar</w:t>
-      </w:r>
-      <w:r>
-        <w:br/>
-      </w:r>
-      <w:r>
-        <w:br/>
-      </w:r>
-      <w:r>
-        <w:rPr>
-          <w:rStyle w:val="VerbatimChar"/>
-        </w:rPr>
-        <w:t xml:space="preserve">**Command Palette:**</w:t>
-      </w:r>
-    </w:p>
-    <w:p>
-      <w:pPr>
-        <w:pStyle w:val="FirstParagraph"/>
-      </w:pPr>
-      <w:r>
-        <w:t xml:space="preserve">Quarto: Render Document</w:t>
-      </w:r>
-    </w:p>
-    <w:p>
-      <w:pPr>
-        <w:pStyle w:val="SourceCode"/>
-      </w:pPr>
-      <w:r>
-        <w:br/>
-      </w:r>
-      <w:r>
-        <w:rPr>
-          <w:rStyle w:val="VerbatimChar"/>
-        </w:rPr>
-        <w:t xml:space="preserve">**Atajo:**</w:t>
-      </w:r>
-    </w:p>
-    <w:p>
-      <w:pPr>
-        <w:pStyle w:val="FirstParagraph"/>
-      </w:pPr>
-      <w:r>
-        <w:t xml:space="preserve">Ctrl+Shift+K</w:t>
-      </w:r>
-    </w:p>
-    <w:p>
-      <w:pPr>
-        <w:pStyle w:val="SourceCode"/>
-      </w:pPr>
-      <w:r>
-        <w:br/>
-      </w:r>
-      <w:r>
-        <w:rPr>
-          <w:rStyle w:val="VerbatimChar"/>
-        </w:rPr>
-        <w:t xml:space="preserve">**Terminal:**</w:t>
-      </w:r>
-      <w:r>
-        <w:br/>
-      </w:r>
-      <w:r>
-        <w:br/>
-      </w:r>
-      <w:r>
-        <w:rPr>
-          <w:rStyle w:val="VerbatimChar"/>
-        </w:rPr>
-        <w:t xml:space="preserve">```bash</w:t>
-      </w:r>
-      <w:r>
-        <w:br/>
-      </w:r>
-      <w:r>
-        <w:rPr>
-          <w:rStyle w:val="VerbatimChar"/>
-        </w:rPr>
-        <w:t xml:space="preserve">quarto render document.qmd</w:t>
-      </w:r>
-      <w:r>
-        <w:br/>
-      </w:r>
-      <w:r>
-        <w:rPr>
-          <w:rStyle w:val="VerbatimChar"/>
-        </w:rPr>
-        <w:t xml:space="preserve">quarto render document.qmd --to pdf</w:t>
-      </w:r>
-    </w:p>
-    <w:bookmarkStart w:id="110" w:name="preview"/>
+    <w:bookmarkStart w:id="110" w:name="renderizar"/>
     <w:p>
       <w:pPr>
         <w:pStyle w:val="Heading2"/>
       </w:pPr>
       <w:r>
-        <w:t xml:space="preserve">18.1 Preview</w:t>
+        <w:t xml:space="preserve">18.1 Renderizar</w:t>
       </w:r>
     </w:p>
     <w:p>
@@ -21300,6 +21200,118 @@
           <w:b/>
           <w:bCs/>
         </w:rPr>
+        <w:t xml:space="preserve">Command Palette:</w:t>
+      </w:r>
+    </w:p>
+    <w:p>
+      <w:pPr>
+        <w:pStyle w:val="SourceCode"/>
+      </w:pPr>
+      <w:r>
+        <w:rPr>
+          <w:rStyle w:val="VerbatimChar"/>
+        </w:rPr>
+        <w:t xml:space="preserve">Quarto: Render Document</w:t>
+      </w:r>
+    </w:p>
+    <w:p>
+      <w:pPr>
+        <w:pStyle w:val="FirstParagraph"/>
+      </w:pPr>
+      <w:r>
+        <w:rPr>
+          <w:b/>
+          <w:bCs/>
+        </w:rPr>
+        <w:t xml:space="preserve">Atajo:</w:t>
+      </w:r>
+    </w:p>
+    <w:p>
+      <w:pPr>
+        <w:pStyle w:val="SourceCode"/>
+      </w:pPr>
+      <w:r>
+        <w:rPr>
+          <w:rStyle w:val="VerbatimChar"/>
+        </w:rPr>
+        <w:t xml:space="preserve">Ctrl+Shift+K</w:t>
+      </w:r>
+    </w:p>
+    <w:p>
+      <w:pPr>
+        <w:pStyle w:val="FirstParagraph"/>
+      </w:pPr>
+      <w:r>
+        <w:rPr>
+          <w:b/>
+          <w:bCs/>
+        </w:rPr>
+        <w:t xml:space="preserve">Terminal:</w:t>
+      </w:r>
+    </w:p>
+    <w:p>
+      <w:pPr>
+        <w:pStyle w:val="SourceCode"/>
+      </w:pPr>
+      <w:r>
+        <w:rPr>
+          <w:rStyle w:val="ExtensionTok"/>
+        </w:rPr>
+        <w:t xml:space="preserve">quarto</w:t>
+      </w:r>
+      <w:r>
+        <w:rPr>
+          <w:rStyle w:val="NormalTok"/>
+        </w:rPr>
+        <w:t xml:space="preserve"> render document.qmd</w:t>
+      </w:r>
+      <w:r>
+        <w:br/>
+      </w:r>
+      <w:r>
+        <w:rPr>
+          <w:rStyle w:val="ExtensionTok"/>
+        </w:rPr>
+        <w:t xml:space="preserve">quarto</w:t>
+      </w:r>
+      <w:r>
+        <w:rPr>
+          <w:rStyle w:val="NormalTok"/>
+        </w:rPr>
+        <w:t xml:space="preserve"> render document.qmd </w:t>
+      </w:r>
+      <w:r>
+        <w:rPr>
+          <w:rStyle w:val="AttributeTok"/>
+        </w:rPr>
+        <w:t xml:space="preserve">--to</w:t>
+      </w:r>
+      <w:r>
+        <w:rPr>
+          <w:rStyle w:val="NormalTok"/>
+        </w:rPr>
+        <w:t xml:space="preserve"> pdf</w:t>
+      </w:r>
+    </w:p>
+    <w:bookmarkEnd w:id="110"/>
+    <w:bookmarkStart w:id="111" w:name="preview"/>
+    <w:p>
+      <w:pPr>
+        <w:pStyle w:val="Heading2"/>
+      </w:pPr>
+      <w:r>
+        <w:t xml:space="preserve">18.2 Preview</w:t>
+      </w:r>
+    </w:p>
+    <w:p>
+      <w:pPr>
+        <w:pStyle w:val="FirstParagraph"/>
+      </w:pPr>
+      <w:r>
+        <w:rPr>
+          <w:b/>
+          <w:bCs/>
+        </w:rPr>
         <w:t xml:space="preserve">Live preview:</w:t>
       </w:r>
     </w:p>
@@ -21314,14 +21326,14 @@
         <w:t xml:space="preserve">Quarto: Preview</w:t>
       </w:r>
     </w:p>
-    <w:bookmarkEnd w:id="110"/>
-    <w:bookmarkStart w:id="111" w:name="características-quarto-en-positron"/>
+    <w:bookmarkEnd w:id="111"/>
+    <w:bookmarkStart w:id="112" w:name="características-quarto-en-positron"/>
     <w:p>
       <w:pPr>
         <w:pStyle w:val="Heading2"/>
       </w:pPr>
       <w:r>
-        <w:t xml:space="preserve">18.2 Características Quarto en Positron</w:t>
+        <w:t xml:space="preserve">18.3 Características Quarto en Positron</w:t>
       </w:r>
     </w:p>
     <w:p>
@@ -21384,9 +21396,9 @@
         <w:t xml:space="preserve">Snippets</w:t>
       </w:r>
     </w:p>
-    <w:bookmarkEnd w:id="111"/>
     <w:bookmarkEnd w:id="112"/>
-    <w:bookmarkStart w:id="118" w:name="jupyter-notebooks"/>
+    <w:bookmarkEnd w:id="113"/>
+    <w:bookmarkStart w:id="119" w:name="jupyter-notebooks"/>
     <w:p>
       <w:pPr>
         <w:pStyle w:val="Heading1"/>
@@ -21395,7 +21407,7 @@
         <w:t xml:space="preserve">19. Jupyter Notebooks</w:t>
       </w:r>
     </w:p>
-    <w:bookmarkStart w:id="113" w:name="soporte-jupyter"/>
+    <w:bookmarkStart w:id="114" w:name="soporte-jupyter"/>
     <w:p>
       <w:pPr>
         <w:pStyle w:val="Heading2"/>
@@ -21484,8 +21496,8 @@
         <w:t xml:space="preserve">Code completion</w:t>
       </w:r>
     </w:p>
-    <w:bookmarkEnd w:id="113"/>
-    <w:bookmarkStart w:id="114" w:name="crear-notebook"/>
+    <w:bookmarkEnd w:id="114"/>
+    <w:bookmarkStart w:id="115" w:name="crear-notebook"/>
     <w:p>
       <w:pPr>
         <w:pStyle w:val="Heading2"/>
@@ -21505,8 +21517,8 @@
         <w:t xml:space="preserve">File → New File → Jupyter Notebook</w:t>
       </w:r>
     </w:p>
-    <w:bookmarkEnd w:id="114"/>
-    <w:bookmarkStart w:id="115" w:name="seleccionar-kernel"/>
+    <w:bookmarkEnd w:id="115"/>
+    <w:bookmarkStart w:id="116" w:name="seleccionar-kernel"/>
     <w:p>
       <w:pPr>
         <w:pStyle w:val="Heading2"/>
@@ -21535,8 +21547,8 @@
         <w:t xml:space="preserve">en la esquina superior derecha</w:t>
       </w:r>
     </w:p>
-    <w:bookmarkEnd w:id="115"/>
-    <w:bookmarkStart w:id="116" w:name="ejecutar-celdas"/>
+    <w:bookmarkEnd w:id="116"/>
+    <w:bookmarkStart w:id="117" w:name="ejecutar-celdas"/>
     <w:p>
       <w:pPr>
         <w:pStyle w:val="Heading2"/>
@@ -21611,8 +21623,8 @@
         <w:t xml:space="preserve">: Ejecutar celda e insertar abajo</w:t>
       </w:r>
     </w:p>
-    <w:bookmarkEnd w:id="116"/>
-    <w:bookmarkStart w:id="117" w:name="convertir-entre-quarto-y-jupyter"/>
+    <w:bookmarkEnd w:id="117"/>
+    <w:bookmarkStart w:id="118" w:name="convertir-entre-quarto-y-jupyter"/>
     <w:p>
       <w:pPr>
         <w:pStyle w:val="Heading2"/>
@@ -21679,9 +21691,9 @@
         <w:t xml:space="preserve"> convert notebook.ipynb</w:t>
       </w:r>
     </w:p>
-    <w:bookmarkEnd w:id="117"/>
     <w:bookmarkEnd w:id="118"/>
-    <w:bookmarkStart w:id="123" w:name="git-y-control-de-versiones"/>
+    <w:bookmarkEnd w:id="119"/>
+    <w:bookmarkStart w:id="124" w:name="git-y-control-de-versiones"/>
     <w:p>
       <w:pPr>
         <w:pStyle w:val="Heading1"/>
@@ -21690,7 +21702,7 @@
         <w:t xml:space="preserve">20. Git y Control de Versiones</w:t>
       </w:r>
     </w:p>
-    <w:bookmarkStart w:id="119" w:name="configurar-git"/>
+    <w:bookmarkStart w:id="120" w:name="configurar-git"/>
     <w:p>
       <w:pPr>
         <w:pStyle w:val="Heading2"/>
@@ -21961,8 +21973,8 @@
         <w:t xml:space="preserve">}</w:t>
       </w:r>
     </w:p>
-    <w:bookmarkEnd w:id="119"/>
-    <w:bookmarkStart w:id="120" w:name="source-control-panel"/>
+    <w:bookmarkEnd w:id="120"/>
+    <w:bookmarkStart w:id="121" w:name="source-control-panel"/>
     <w:p>
       <w:pPr>
         <w:pStyle w:val="Heading2"/>
@@ -22090,8 +22102,8 @@
         <w:t xml:space="preserve">Merge</w:t>
       </w:r>
     </w:p>
-    <w:bookmarkEnd w:id="120"/>
-    <w:bookmarkStart w:id="121" w:name="workflow-git"/>
+    <w:bookmarkEnd w:id="121"/>
+    <w:bookmarkStart w:id="122" w:name="workflow-git"/>
     <w:p>
       <w:pPr>
         <w:pStyle w:val="Heading2"/>
@@ -22156,8 +22168,8 @@
         <w:t xml:space="preserve">6. Sync changes (push/pull)</w:t>
       </w:r>
     </w:p>
-    <w:bookmarkEnd w:id="121"/>
-    <w:bookmarkStart w:id="122" w:name="gitlens-si-disponible"/>
+    <w:bookmarkEnd w:id="122"/>
+    <w:bookmarkStart w:id="123" w:name="gitlens-si-disponible"/>
     <w:p>
       <w:pPr>
         <w:pStyle w:val="Heading2"/>
@@ -22174,9 +22186,9 @@
         <w:t xml:space="preserve">Instalar desde Extensions si está disponible en Open VSX.</w:t>
       </w:r>
     </w:p>
-    <w:bookmarkEnd w:id="122"/>
     <w:bookmarkEnd w:id="123"/>
-    <w:bookmarkStart w:id="126" w:name="ai-tools"/>
+    <w:bookmarkEnd w:id="124"/>
+    <w:bookmarkStart w:id="127" w:name="ai-tools"/>
     <w:p>
       <w:pPr>
         <w:pStyle w:val="Heading1"/>
@@ -22185,7 +22197,7 @@
         <w:t xml:space="preserve">21. AI Tools</w:t>
       </w:r>
     </w:p>
-    <w:bookmarkStart w:id="124" w:name="positron-assistant"/>
+    <w:bookmarkStart w:id="125" w:name="positron-assistant"/>
     <w:p>
       <w:pPr>
         <w:pStyle w:val="Heading2"/>
@@ -22440,8 +22452,8 @@
         <w:t xml:space="preserve">Debuggear</w:t>
       </w:r>
     </w:p>
-    <w:bookmarkEnd w:id="124"/>
-    <w:bookmarkStart w:id="125" w:name="databot"/>
+    <w:bookmarkEnd w:id="125"/>
+    <w:bookmarkStart w:id="126" w:name="databot"/>
     <w:p>
       <w:pPr>
         <w:pStyle w:val="Heading2"/>
@@ -22531,9 +22543,9 @@
         <w:t xml:space="preserve">"Crear modelo lineal de y ~ x"</w:t>
       </w:r>
     </w:p>
-    <w:bookmarkEnd w:id="125"/>
     <w:bookmarkEnd w:id="126"/>
-    <w:bookmarkStart w:id="130" w:name="configuración-minimalista"/>
+    <w:bookmarkEnd w:id="127"/>
+    <w:bookmarkStart w:id="131" w:name="configuración-minimalista"/>
     <w:p>
       <w:pPr>
         <w:pStyle w:val="Heading1"/>
@@ -22542,7 +22554,7 @@
         <w:t xml:space="preserve">22. Configuración Minimalista</w:t>
       </w:r>
     </w:p>
-    <w:bookmarkStart w:id="127" w:name="objetivos"/>
+    <w:bookmarkStart w:id="128" w:name="objetivos"/>
     <w:p>
       <w:pPr>
         <w:pStyle w:val="Heading2"/>
@@ -22599,8 +22611,8 @@
         <w:t xml:space="preserve">Performance óptima</w:t>
       </w:r>
     </w:p>
-    <w:bookmarkEnd w:id="127"/>
-    <w:bookmarkStart w:id="128" w:name="settings-minimalistas"/>
+    <w:bookmarkEnd w:id="128"/>
+    <w:bookmarkStart w:id="129" w:name="settings-minimalistas"/>
     <w:p>
       <w:pPr>
         <w:pStyle w:val="Heading2"/>
@@ -24243,8 +24255,8 @@
         <w:t xml:space="preserve">}</w:t>
       </w:r>
     </w:p>
-    <w:bookmarkEnd w:id="128"/>
-    <w:bookmarkStart w:id="129" w:name="zen-mode"/>
+    <w:bookmarkEnd w:id="129"/>
+    <w:bookmarkStart w:id="130" w:name="zen-mode"/>
     <w:p>
       <w:pPr>
         <w:pStyle w:val="Heading2"/>
@@ -24575,9 +24587,9 @@
         <w:t xml:space="preserve">}</w:t>
       </w:r>
     </w:p>
-    <w:bookmarkEnd w:id="129"/>
     <w:bookmarkEnd w:id="130"/>
-    <w:bookmarkStart w:id="133" w:name="mi-configuración-específica"/>
+    <w:bookmarkEnd w:id="131"/>
+    <w:bookmarkStart w:id="134" w:name="mi-configuración-específica"/>
     <w:p>
       <w:pPr>
         <w:pStyle w:val="Heading1"/>
@@ -30356,7 +30368,7 @@
         <w:t xml:space="preserve">}</w:t>
       </w:r>
     </w:p>
-    <w:bookmarkStart w:id="131" w:name="extensiones-a-instalar-desde-open-vsx"/>
+    <w:bookmarkStart w:id="132" w:name="extensiones-a-instalar-desde-open-vsx"/>
     <w:p>
       <w:pPr>
         <w:pStyle w:val="Heading2"/>
@@ -30521,8 +30533,8 @@
         <w:t xml:space="preserve">(opcional, español)</w:t>
       </w:r>
     </w:p>
-    <w:bookmarkEnd w:id="131"/>
-    <w:bookmarkStart w:id="132" w:name="notas-sobre-extensiones-no-disponibles"/>
+    <w:bookmarkEnd w:id="132"/>
+    <w:bookmarkStart w:id="133" w:name="notas-sobre-extensiones-no-disponibles"/>
     <w:p>
       <w:pPr>
         <w:pStyle w:val="Heading2"/>
@@ -30624,9 +30636,9 @@
         <w:t xml:space="preserve">GitHub Copilot: Usa Positron Assistant en su lugar</w:t>
       </w:r>
     </w:p>
-    <w:bookmarkEnd w:id="132"/>
     <w:bookmarkEnd w:id="133"/>
-    <w:bookmarkStart w:id="144" w:name="trucos-y-tips"/>
+    <w:bookmarkEnd w:id="134"/>
+    <w:bookmarkStart w:id="146" w:name="trucos-y-tips"/>
     <w:p>
       <w:pPr>
         <w:pStyle w:val="Heading1"/>
@@ -30635,13 +30647,13 @@
         <w:t xml:space="preserve">24. Trucos y Tips</w:t>
       </w:r>
     </w:p>
-    <w:bookmarkStart w:id="134" w:name="command-palette-es-tu-amigo"/>
+    <w:bookmarkStart w:id="135" w:name="command-palette"/>
     <w:p>
       <w:pPr>
         <w:pStyle w:val="Heading2"/>
       </w:pPr>
       <w:r>
-        <w:t xml:space="preserve">24.1 1. Command Palette es tu Amigo</w:t>
+        <w:t xml:space="preserve">24.1 Command Palette</w:t>
       </w:r>
     </w:p>
     <w:p>
@@ -30663,14 +30675,14 @@
         <w:t xml:space="preserve">Todo está en el Command Palette. No recuerdas un atajo? Búscalo aquí.</w:t>
       </w:r>
     </w:p>
-    <w:bookmarkEnd w:id="134"/>
-    <w:bookmarkStart w:id="135" w:name="quick-open"/>
+    <w:bookmarkEnd w:id="135"/>
+    <w:bookmarkStart w:id="136" w:name="quick-open"/>
     <w:p>
       <w:pPr>
         <w:pStyle w:val="Heading2"/>
       </w:pPr>
       <w:r>
-        <w:t xml:space="preserve">24.2 2. Quick Open</w:t>
+        <w:t xml:space="preserve">24.2 Quick Open</w:t>
       </w:r>
     </w:p>
     <w:p>
@@ -30692,14 +30704,14 @@
         <w:t xml:space="preserve">Abre archivos rápidamente sin usar el Explorer.</w:t>
       </w:r>
     </w:p>
-    <w:bookmarkEnd w:id="135"/>
-    <w:bookmarkStart w:id="136" w:name="multi-cursor"/>
+    <w:bookmarkEnd w:id="136"/>
+    <w:bookmarkStart w:id="137" w:name="multi-cursor"/>
     <w:p>
       <w:pPr>
         <w:pStyle w:val="Heading2"/>
       </w:pPr>
       <w:r>
-        <w:t xml:space="preserve">24.3 3. Multi-Cursor</w:t>
+        <w:t xml:space="preserve">24.3 Multi-Cursor</w:t>
       </w:r>
     </w:p>
     <w:p>
@@ -30740,14 +30752,14 @@
         <w:t xml:space="preserve">Ctrl+Shift+L: Seleccionar todas las ocurrencias</w:t>
       </w:r>
     </w:p>
-    <w:bookmarkEnd w:id="136"/>
-    <w:bookmarkStart w:id="137" w:name="snippets"/>
+    <w:bookmarkEnd w:id="137"/>
+    <w:bookmarkStart w:id="138" w:name="snippets"/>
     <w:p>
       <w:pPr>
         <w:pStyle w:val="Heading2"/>
       </w:pPr>
       <w:r>
-        <w:t xml:space="preserve">24.4 4. Snippets</w:t>
+        <w:t xml:space="preserve">24.4 Snippets</w:t>
       </w:r>
     </w:p>
     <w:p>
@@ -30993,14 +31005,14 @@
         <w:t xml:space="preserve">}</w:t>
       </w:r>
     </w:p>
-    <w:bookmarkEnd w:id="137"/>
-    <w:bookmarkStart w:id="138" w:name="integrated-terminal-profiles"/>
+    <w:bookmarkEnd w:id="138"/>
+    <w:bookmarkStart w:id="139" w:name="integrated-terminal-profiles"/>
     <w:p>
       <w:pPr>
         <w:pStyle w:val="Heading2"/>
       </w:pPr>
       <w:r>
-        <w:t xml:space="preserve">24.5 5. Integrated Terminal Profiles</w:t>
+        <w:t xml:space="preserve">24.5 Integrated Terminal Profiles</w:t>
       </w:r>
     </w:p>
     <w:p>
@@ -31011,14 +31023,14 @@
         <w:t xml:space="preserve">Configura perfiles para diferentes shells o entornos virtuales.</w:t>
       </w:r>
     </w:p>
-    <w:bookmarkEnd w:id="138"/>
-    <w:bookmarkStart w:id="139" w:name="workspace-settings"/>
+    <w:bookmarkEnd w:id="139"/>
+    <w:bookmarkStart w:id="140" w:name="workspace-settings"/>
     <w:p>
       <w:pPr>
         <w:pStyle w:val="Heading2"/>
       </w:pPr>
       <w:r>
-        <w:t xml:space="preserve">24.6 6. Workspace Settings</w:t>
+        <w:t xml:space="preserve">24.6 Workspace Settings</w:t>
       </w:r>
     </w:p>
     <w:p>
@@ -31040,14 +31052,14 @@
         <w:t xml:space="preserve">.vscode/settings.json</w:t>
       </w:r>
     </w:p>
-    <w:bookmarkEnd w:id="139"/>
-    <w:bookmarkStart w:id="140" w:name="foldunfold-code"/>
+    <w:bookmarkEnd w:id="140"/>
+    <w:bookmarkStart w:id="141" w:name="foldunfold-code"/>
     <w:p>
       <w:pPr>
         <w:pStyle w:val="Heading2"/>
       </w:pPr>
       <w:r>
-        <w:t xml:space="preserve">24.7 7. Fold/Unfold Code</w:t>
+        <w:t xml:space="preserve">24.7 Fold/Unfold Code</w:t>
       </w:r>
     </w:p>
     <w:p>
@@ -31088,14 +31100,14 @@
         <w:t xml:space="preserve">Ctrl+K Ctrl+J: Unfold all</w:t>
       </w:r>
     </w:p>
-    <w:bookmarkEnd w:id="140"/>
-    <w:bookmarkStart w:id="141" w:name="breadcrumbs"/>
+    <w:bookmarkEnd w:id="141"/>
+    <w:bookmarkStart w:id="142" w:name="breadcrumbs"/>
     <w:p>
       <w:pPr>
         <w:pStyle w:val="Heading2"/>
       </w:pPr>
       <w:r>
-        <w:t xml:space="preserve">24.8 8. Breadcrumbs</w:t>
+        <w:t xml:space="preserve">24.8 Breadcrumbs</w:t>
       </w:r>
     </w:p>
     <w:p>
@@ -31159,14 +31171,14 @@
         <w:t xml:space="preserve">}</w:t>
       </w:r>
     </w:p>
-    <w:bookmarkEnd w:id="141"/>
-    <w:bookmarkStart w:id="142" w:name="integrated-git-diff"/>
+    <w:bookmarkEnd w:id="142"/>
+    <w:bookmarkStart w:id="143" w:name="integrated-git-diff"/>
     <w:p>
       <w:pPr>
         <w:pStyle w:val="Heading2"/>
       </w:pPr>
       <w:r>
-        <w:t xml:space="preserve">24.9 9. Integrated Git Diff</w:t>
+        <w:t xml:space="preserve">24.9 Integrated Git Diff</w:t>
       </w:r>
     </w:p>
     <w:p>
@@ -31180,14 +31192,14 @@
         <w:t xml:space="preserve">Click en archivo modificado en Source Control</w:t>
       </w:r>
     </w:p>
-    <w:bookmarkEnd w:id="142"/>
-    <w:bookmarkStart w:id="143" w:name="sync-settings"/>
+    <w:bookmarkEnd w:id="143"/>
+    <w:bookmarkStart w:id="144" w:name="sync-settings"/>
     <w:p>
       <w:pPr>
         <w:pStyle w:val="Heading2"/>
       </w:pPr>
       <w:r>
-        <w:t xml:space="preserve">24.10 10. Sync Settings</w:t>
+        <w:t xml:space="preserve">24.10 Sync Settings</w:t>
       </w:r>
     </w:p>
     <w:p>
@@ -31198,24 +31210,14 @@
         <w:t xml:space="preserve">Positron puede sincronizar settings entre máquinas (similar a VS Code Settings Sync).</w:t>
       </w:r>
     </w:p>
-    <w:bookmarkEnd w:id="143"/>
     <w:bookmarkEnd w:id="144"/>
-    <w:bookmarkStart w:id="154" w:name="solución-de-problemas"/>
-    <w:p>
-      <w:pPr>
-        <w:pStyle w:val="Heading1"/>
-      </w:pPr>
-      <w:r>
-        <w:t xml:space="preserve">25. Solución de Problemas</w:t>
-      </w:r>
-    </w:p>
-    <w:bookmarkStart w:id="145" w:name="problema-python-interpreter-no-detectado"/>
+    <w:bookmarkStart w:id="145" w:name="trucos-prácticos-que-uso-día-a-día"/>
     <w:p>
       <w:pPr>
         <w:pStyle w:val="Heading2"/>
       </w:pPr>
       <w:r>
-        <w:t xml:space="preserve">25.1 Problema: Python interpreter no detectado</w:t>
+        <w:t xml:space="preserve">24.11 Trucos prácticos que uso día a día</w:t>
       </w:r>
     </w:p>
     <w:p>
@@ -31227,992 +31229,7 @@
           <w:b/>
           <w:bCs/>
         </w:rPr>
-        <w:t xml:space="preserve">Solución:</w:t>
-      </w:r>
-    </w:p>
-    <w:p>
-      <w:pPr>
-        <w:pStyle w:val="SourceCode"/>
-      </w:pPr>
-      <w:r>
-        <w:rPr>
-          <w:rStyle w:val="VerbatimChar"/>
-        </w:rPr>
-        <w:t xml:space="preserve">Command Palette → Python: Select Interpreter</w:t>
-      </w:r>
-    </w:p>
-    <w:p>
-      <w:pPr>
-        <w:pStyle w:val="FirstParagraph"/>
-      </w:pPr>
-      <w:r>
-        <w:t xml:space="preserve">O especificar manualmente:</w:t>
-      </w:r>
-    </w:p>
-    <w:p>
-      <w:pPr>
-        <w:pStyle w:val="SourceCode"/>
-      </w:pPr>
-      <w:r>
-        <w:rPr>
-          <w:rStyle w:val="FunctionTok"/>
-        </w:rPr>
-        <w:t xml:space="preserve">{</w:t>
-      </w:r>
-      <w:r>
-        <w:br/>
-      </w:r>
-      <w:r>
-        <w:rPr>
-          <w:rStyle w:val="NormalTok"/>
-        </w:rPr>
-        <w:t xml:space="preserve">    </w:t>
-      </w:r>
-      <w:r>
-        <w:rPr>
-          <w:rStyle w:val="DataTypeTok"/>
-        </w:rPr>
-        <w:t xml:space="preserve">"python.defaultInterpreterPath"</w:t>
-      </w:r>
-      <w:r>
-        <w:rPr>
-          <w:rStyle w:val="FunctionTok"/>
-        </w:rPr>
-        <w:t xml:space="preserve">:</w:t>
-      </w:r>
-      <w:r>
-        <w:rPr>
-          <w:rStyle w:val="NormalTok"/>
-        </w:rPr>
-        <w:t xml:space="preserve"> </w:t>
-      </w:r>
-      <w:r>
-        <w:rPr>
-          <w:rStyle w:val="StringTok"/>
-        </w:rPr>
-        <w:t xml:space="preserve">"/path/to/python"</w:t>
-      </w:r>
-      <w:r>
-        <w:br/>
-      </w:r>
-      <w:r>
-        <w:rPr>
-          <w:rStyle w:val="FunctionTok"/>
-        </w:rPr>
-        <w:t xml:space="preserve">}</w:t>
-      </w:r>
-    </w:p>
-    <w:bookmarkEnd w:id="145"/>
-    <w:bookmarkStart w:id="146" w:name="problema-r-no-funciona"/>
-    <w:p>
-      <w:pPr>
-        <w:pStyle w:val="Heading2"/>
-      </w:pPr>
-      <w:r>
-        <w:t xml:space="preserve">25.2 Problema: R no funciona</w:t>
-      </w:r>
-    </w:p>
-    <w:p>
-      <w:pPr>
-        <w:pStyle w:val="FirstParagraph"/>
-      </w:pPr>
-      <w:r>
-        <w:rPr>
-          <w:b/>
-          <w:bCs/>
-        </w:rPr>
-        <w:t xml:space="preserve">Verificar instalación:</w:t>
-      </w:r>
-    </w:p>
-    <w:p>
-      <w:pPr>
-        <w:pStyle w:val="SourceCode"/>
-      </w:pPr>
-      <w:r>
-        <w:rPr>
-          <w:rStyle w:val="FunctionTok"/>
-        </w:rPr>
-        <w:t xml:space="preserve">which</w:t>
-      </w:r>
-      <w:r>
-        <w:rPr>
-          <w:rStyle w:val="NormalTok"/>
-        </w:rPr>
-        <w:t xml:space="preserve"> R</w:t>
-      </w:r>
-      <w:r>
-        <w:br/>
-      </w:r>
-      <w:r>
-        <w:rPr>
-          <w:rStyle w:val="ExtensionTok"/>
-        </w:rPr>
-        <w:t xml:space="preserve">R</w:t>
-      </w:r>
-      <w:r>
-        <w:rPr>
-          <w:rStyle w:val="NormalTok"/>
-        </w:rPr>
-        <w:t xml:space="preserve"> </w:t>
-      </w:r>
-      <w:r>
-        <w:rPr>
-          <w:rStyle w:val="AttributeTok"/>
-        </w:rPr>
-        <w:t xml:space="preserve">--version</w:t>
-      </w:r>
-    </w:p>
-    <w:p>
-      <w:pPr>
-        <w:pStyle w:val="FirstParagraph"/>
-      </w:pPr>
-      <w:r>
-        <w:rPr>
-          <w:b/>
-          <w:bCs/>
-        </w:rPr>
-        <w:t xml:space="preserve">Instalar paquetes necesarios:</w:t>
-      </w:r>
-    </w:p>
-    <w:p>
-      <w:pPr>
-        <w:pStyle w:val="SourceCode"/>
-      </w:pPr>
-      <w:r>
-        <w:rPr>
-          <w:rStyle w:val="NormalTok"/>
-        </w:rPr>
-        <w:t xml:space="preserve">pak</w:t>
-      </w:r>
-      <w:r>
-        <w:rPr>
-          <w:rStyle w:val="SpecialCharTok"/>
-        </w:rPr>
-        <w:t xml:space="preserve">::</w:t>
-      </w:r>
-      <w:r>
-        <w:rPr>
-          <w:rStyle w:val="FunctionTok"/>
-        </w:rPr>
-        <w:t xml:space="preserve">pak</w:t>
-      </w:r>
-      <w:r>
-        <w:rPr>
-          <w:rStyle w:val="NormalTok"/>
-        </w:rPr>
-        <w:t xml:space="preserve">(</w:t>
-      </w:r>
-      <w:r>
-        <w:rPr>
-          <w:rStyle w:val="FunctionTok"/>
-        </w:rPr>
-        <w:t xml:space="preserve">c</w:t>
-      </w:r>
-      <w:r>
-        <w:rPr>
-          <w:rStyle w:val="NormalTok"/>
-        </w:rPr>
-        <w:t xml:space="preserve">(</w:t>
-      </w:r>
-      <w:r>
-        <w:rPr>
-          <w:rStyle w:val="StringTok"/>
-        </w:rPr>
-        <w:t xml:space="preserve">"usethis"</w:t>
-      </w:r>
-      <w:r>
-        <w:rPr>
-          <w:rStyle w:val="NormalTok"/>
-        </w:rPr>
-        <w:t xml:space="preserve">, </w:t>
-      </w:r>
-      <w:r>
-        <w:rPr>
-          <w:rStyle w:val="StringTok"/>
-        </w:rPr>
-        <w:t xml:space="preserve">"cli"</w:t>
-      </w:r>
-      <w:r>
-        <w:rPr>
-          <w:rStyle w:val="NormalTok"/>
-        </w:rPr>
-        <w:t xml:space="preserve">, </w:t>
-      </w:r>
-      <w:r>
-        <w:rPr>
-          <w:rStyle w:val="StringTok"/>
-        </w:rPr>
-        <w:t xml:space="preserve">"crayon"</w:t>
-      </w:r>
-      <w:r>
-        <w:rPr>
-          <w:rStyle w:val="NormalTok"/>
-        </w:rPr>
-        <w:t xml:space="preserve">, </w:t>
-      </w:r>
-      <w:r>
-        <w:rPr>
-          <w:rStyle w:val="StringTok"/>
-        </w:rPr>
-        <w:t xml:space="preserve">"rlang"</w:t>
-      </w:r>
-      <w:r>
-        <w:rPr>
-          <w:rStyle w:val="NormalTok"/>
-        </w:rPr>
-        <w:t xml:space="preserve">))</w:t>
-      </w:r>
-    </w:p>
-    <w:bookmarkEnd w:id="146"/>
-    <w:bookmarkStart w:id="147" w:name="problema-console-no-inicia"/>
-    <w:p>
-      <w:pPr>
-        <w:pStyle w:val="Heading2"/>
-      </w:pPr>
-      <w:r>
-        <w:t xml:space="preserve">25.3 Problema: Console no inicia</w:t>
-      </w:r>
-    </w:p>
-    <w:p>
-      <w:pPr>
-        <w:pStyle w:val="FirstParagraph"/>
-      </w:pPr>
-      <w:r>
-        <w:rPr>
-          <w:b/>
-          <w:bCs/>
-        </w:rPr>
-        <w:t xml:space="preserve">Reiniciar intérprete:</w:t>
-      </w:r>
-    </w:p>
-    <w:p>
-      <w:pPr>
-        <w:pStyle w:val="SourceCode"/>
-      </w:pPr>
-      <w:r>
-        <w:rPr>
-          <w:rStyle w:val="VerbatimChar"/>
-        </w:rPr>
-        <w:t xml:space="preserve">Ctrl+Shift+0</w:t>
-      </w:r>
-    </w:p>
-    <w:p>
-      <w:pPr>
-        <w:pStyle w:val="FirstParagraph"/>
-      </w:pPr>
-      <w:r>
-        <w:rPr>
-          <w:b/>
-          <w:bCs/>
-        </w:rPr>
-        <w:t xml:space="preserve">Verificar IPython:</w:t>
-      </w:r>
-    </w:p>
-    <w:p>
-      <w:pPr>
-        <w:pStyle w:val="SourceCode"/>
-      </w:pPr>
-      <w:r>
-        <w:rPr>
-          <w:rStyle w:val="ExtensionTok"/>
-        </w:rPr>
-        <w:t xml:space="preserve">pip</w:t>
-      </w:r>
-      <w:r>
-        <w:rPr>
-          <w:rStyle w:val="NormalTok"/>
-        </w:rPr>
-        <w:t xml:space="preserve"> install ipython</w:t>
-      </w:r>
-    </w:p>
-    <w:bookmarkEnd w:id="147"/>
-    <w:bookmarkStart w:id="148" w:name="problema-extensiones-no-aparecen"/>
-    <w:p>
-      <w:pPr>
-        <w:pStyle w:val="Heading2"/>
-      </w:pPr>
-      <w:r>
-        <w:t xml:space="preserve">25.4 Problema: Extensiones no aparecen</w:t>
-      </w:r>
-    </w:p>
-    <w:p>
-      <w:pPr>
-        <w:pStyle w:val="FirstParagraph"/>
-      </w:pPr>
-      <w:r>
-        <w:rPr>
-          <w:b/>
-          <w:bCs/>
-        </w:rPr>
-        <w:t xml:space="preserve">Recordar:</w:t>
-      </w:r>
-      <w:r>
-        <w:t xml:space="preserve"> </w:t>
-      </w:r>
-      <w:r>
-        <w:t xml:space="preserve">Positron usa Open VSX, no VS Marketplace. Algunas extensiones pueden no estar disponibles.</w:t>
-      </w:r>
-    </w:p>
-    <w:p>
-      <w:pPr>
-        <w:pStyle w:val="BodyText"/>
-      </w:pPr>
-      <w:r>
-        <w:rPr>
-          <w:b/>
-          <w:bCs/>
-        </w:rPr>
-        <w:t xml:space="preserve">Alternativa:</w:t>
-      </w:r>
-      <w:r>
-        <w:t xml:space="preserve"> </w:t>
-      </w:r>
-      <w:r>
-        <w:t xml:space="preserve">Instalar .vsix manualmente desde GitHub de la extensión.</w:t>
-      </w:r>
-    </w:p>
-    <w:bookmarkEnd w:id="148"/>
-    <w:bookmarkStart w:id="149" w:name="problema-terminal-no-hereda-path"/>
-    <w:p>
-      <w:pPr>
-        <w:pStyle w:val="Heading2"/>
-      </w:pPr>
-      <w:r>
-        <w:t xml:space="preserve">25.5 Problema: Terminal no hereda PATH</w:t>
-      </w:r>
-    </w:p>
-    <w:p>
-      <w:pPr>
-        <w:pStyle w:val="SourceCode"/>
-      </w:pPr>
-      <w:r>
-        <w:rPr>
-          <w:rStyle w:val="FunctionTok"/>
-        </w:rPr>
-        <w:t xml:space="preserve">{</w:t>
-      </w:r>
-      <w:r>
-        <w:br/>
-      </w:r>
-      <w:r>
-        <w:rPr>
-          <w:rStyle w:val="NormalTok"/>
-        </w:rPr>
-        <w:t xml:space="preserve">    </w:t>
-      </w:r>
-      <w:r>
-        <w:rPr>
-          <w:rStyle w:val="DataTypeTok"/>
-        </w:rPr>
-        <w:t xml:space="preserve">"terminal.integrated.inheritEnv"</w:t>
-      </w:r>
-      <w:r>
-        <w:rPr>
-          <w:rStyle w:val="FunctionTok"/>
-        </w:rPr>
-        <w:t xml:space="preserve">:</w:t>
-      </w:r>
-      <w:r>
-        <w:rPr>
-          <w:rStyle w:val="NormalTok"/>
-        </w:rPr>
-        <w:t xml:space="preserve"> </w:t>
-      </w:r>
-      <w:r>
-        <w:rPr>
-          <w:rStyle w:val="KeywordTok"/>
-        </w:rPr>
-        <w:t xml:space="preserve">false</w:t>
-      </w:r>
-      <w:r>
-        <w:br/>
-      </w:r>
-      <w:r>
-        <w:rPr>
-          <w:rStyle w:val="FunctionTok"/>
-        </w:rPr>
-        <w:t xml:space="preserve">}</w:t>
-      </w:r>
-    </w:p>
-    <w:p>
-      <w:pPr>
-        <w:pStyle w:val="FirstParagraph"/>
-      </w:pPr>
-      <w:r>
-        <w:t xml:space="preserve">O agregar al shell config (~/.bashrc, ~/.zshrc, etc.):</w:t>
-      </w:r>
-    </w:p>
-    <w:p>
-      <w:pPr>
-        <w:pStyle w:val="SourceCode"/>
-      </w:pPr>
-      <w:r>
-        <w:rPr>
-          <w:rStyle w:val="BuiltInTok"/>
-        </w:rPr>
-        <w:t xml:space="preserve">export</w:t>
-      </w:r>
-      <w:r>
-        <w:rPr>
-          <w:rStyle w:val="NormalTok"/>
-        </w:rPr>
-        <w:t xml:space="preserve"> </w:t>
-      </w:r>
-      <w:r>
-        <w:rPr>
-          <w:rStyle w:val="VariableTok"/>
-        </w:rPr>
-        <w:t xml:space="preserve">PATH</w:t>
-      </w:r>
-      <w:r>
-        <w:rPr>
-          <w:rStyle w:val="OperatorTok"/>
-        </w:rPr>
-        <w:t xml:space="preserve">=</w:t>
-      </w:r>
-      <w:r>
-        <w:rPr>
-          <w:rStyle w:val="StringTok"/>
-        </w:rPr>
-        <w:t xml:space="preserve">"/path/to/anaconda3/bin:</w:t>
-      </w:r>
-      <w:r>
-        <w:rPr>
-          <w:rStyle w:val="VariableTok"/>
-        </w:rPr>
-        <w:t xml:space="preserve">$PATH</w:t>
-      </w:r>
-      <w:r>
-        <w:rPr>
-          <w:rStyle w:val="StringTok"/>
-        </w:rPr>
-        <w:t xml:space="preserve">"</w:t>
-      </w:r>
-    </w:p>
-    <w:bookmarkEnd w:id="149"/>
-    <w:bookmarkStart w:id="150" w:name="problema-plots-no-aparecen"/>
-    <w:p>
-      <w:pPr>
-        <w:pStyle w:val="Heading2"/>
-      </w:pPr>
-      <w:r>
-        <w:t xml:space="preserve">25.6 Problema: Plots no aparecen</w:t>
-      </w:r>
-    </w:p>
-    <w:p>
-      <w:pPr>
-        <w:pStyle w:val="FirstParagraph"/>
-      </w:pPr>
-      <w:r>
-        <w:rPr>
-          <w:b/>
-          <w:bCs/>
-        </w:rPr>
-        <w:t xml:space="preserve">Python:</w:t>
-      </w:r>
-    </w:p>
-    <w:p>
-      <w:pPr>
-        <w:pStyle w:val="SourceCode"/>
-      </w:pPr>
-      <w:r>
-        <w:rPr>
-          <w:rStyle w:val="ImportTok"/>
-        </w:rPr>
-        <w:t xml:space="preserve">import</w:t>
-      </w:r>
-      <w:r>
-        <w:rPr>
-          <w:rStyle w:val="NormalTok"/>
-        </w:rPr>
-        <w:t xml:space="preserve"> matplotlib.pyplot </w:t>
-      </w:r>
-      <w:r>
-        <w:rPr>
-          <w:rStyle w:val="ImportTok"/>
-        </w:rPr>
-        <w:t xml:space="preserve">as</w:t>
-      </w:r>
-      <w:r>
-        <w:rPr>
-          <w:rStyle w:val="NormalTok"/>
-        </w:rPr>
-        <w:t xml:space="preserve"> plt</w:t>
-      </w:r>
-      <w:r>
-        <w:br/>
-      </w:r>
-      <w:r>
-        <w:rPr>
-          <w:rStyle w:val="NormalTok"/>
-        </w:rPr>
-        <w:t xml:space="preserve">plt.ion()  </w:t>
-      </w:r>
-      <w:r>
-        <w:rPr>
-          <w:rStyle w:val="CommentTok"/>
-        </w:rPr>
-        <w:t xml:space="preserve"># Interactive mode</w:t>
-      </w:r>
-    </w:p>
-    <w:p>
-      <w:pPr>
-        <w:pStyle w:val="FirstParagraph"/>
-      </w:pPr>
-      <w:r>
-        <w:rPr>
-          <w:b/>
-          <w:bCs/>
-        </w:rPr>
-        <w:t xml:space="preserve">R:</w:t>
-      </w:r>
-    </w:p>
-    <w:p>
-      <w:pPr>
-        <w:pStyle w:val="SourceCode"/>
-      </w:pPr>
-      <w:r>
-        <w:rPr>
-          <w:rStyle w:val="FunctionTok"/>
-        </w:rPr>
-        <w:t xml:space="preserve">options</w:t>
-      </w:r>
-      <w:r>
-        <w:rPr>
-          <w:rStyle w:val="NormalTok"/>
-        </w:rPr>
-        <w:t xml:space="preserve">(</w:t>
-      </w:r>
-      <w:r>
-        <w:rPr>
-          <w:rStyle w:val="AttributeTok"/>
-        </w:rPr>
-        <w:t xml:space="preserve">device =</w:t>
-      </w:r>
-      <w:r>
-        <w:rPr>
-          <w:rStyle w:val="NormalTok"/>
-        </w:rPr>
-        <w:t xml:space="preserve"> </w:t>
-      </w:r>
-      <w:r>
-        <w:rPr>
-          <w:rStyle w:val="StringTok"/>
-        </w:rPr>
-        <w:t xml:space="preserve">"quartz"</w:t>
-      </w:r>
-      <w:r>
-        <w:rPr>
-          <w:rStyle w:val="NormalTok"/>
-        </w:rPr>
-        <w:t xml:space="preserve">)  </w:t>
-      </w:r>
-      <w:r>
-        <w:rPr>
-          <w:rStyle w:val="CommentTok"/>
-        </w:rPr>
-        <w:t xml:space="preserve"># macOS</w:t>
-      </w:r>
-      <w:r>
-        <w:br/>
-      </w:r>
-      <w:r>
-        <w:rPr>
-          <w:rStyle w:val="CommentTok"/>
-        </w:rPr>
-        <w:t xml:space="preserve"># o</w:t>
-      </w:r>
-      <w:r>
-        <w:br/>
-      </w:r>
-      <w:r>
-        <w:rPr>
-          <w:rStyle w:val="FunctionTok"/>
-        </w:rPr>
-        <w:t xml:space="preserve">options</w:t>
-      </w:r>
-      <w:r>
-        <w:rPr>
-          <w:rStyle w:val="NormalTok"/>
-        </w:rPr>
-        <w:t xml:space="preserve">(</w:t>
-      </w:r>
-      <w:r>
-        <w:rPr>
-          <w:rStyle w:val="AttributeTok"/>
-        </w:rPr>
-        <w:t xml:space="preserve">device =</w:t>
-      </w:r>
-      <w:r>
-        <w:rPr>
-          <w:rStyle w:val="NormalTok"/>
-        </w:rPr>
-        <w:t xml:space="preserve"> </w:t>
-      </w:r>
-      <w:r>
-        <w:rPr>
-          <w:rStyle w:val="StringTok"/>
-        </w:rPr>
-        <w:t xml:space="preserve">"x11"</w:t>
-      </w:r>
-      <w:r>
-        <w:rPr>
-          <w:rStyle w:val="NormalTok"/>
-        </w:rPr>
-        <w:t xml:space="preserve">)  </w:t>
-      </w:r>
-      <w:r>
-        <w:rPr>
-          <w:rStyle w:val="CommentTok"/>
-        </w:rPr>
-        <w:t xml:space="preserve"># Linux</w:t>
-      </w:r>
-    </w:p>
-    <w:bookmarkEnd w:id="150"/>
-    <w:bookmarkStart w:id="151" w:name="problema-quarto-no-renderiza"/>
-    <w:p>
-      <w:pPr>
-        <w:pStyle w:val="Heading2"/>
-      </w:pPr>
-      <w:r>
-        <w:t xml:space="preserve">25.7 Problema: Quarto no renderiza</w:t>
-      </w:r>
-    </w:p>
-    <w:p>
-      <w:pPr>
-        <w:pStyle w:val="FirstParagraph"/>
-      </w:pPr>
-      <w:r>
-        <w:rPr>
-          <w:b/>
-          <w:bCs/>
-        </w:rPr>
-        <w:t xml:space="preserve">Verificar instalación:</w:t>
-      </w:r>
-    </w:p>
-    <w:p>
-      <w:pPr>
-        <w:pStyle w:val="SourceCode"/>
-      </w:pPr>
-      <w:r>
-        <w:rPr>
-          <w:rStyle w:val="ExtensionTok"/>
-        </w:rPr>
-        <w:t xml:space="preserve">quarto</w:t>
-      </w:r>
-      <w:r>
-        <w:rPr>
-          <w:rStyle w:val="NormalTok"/>
-        </w:rPr>
-        <w:t xml:space="preserve"> check</w:t>
-      </w:r>
-    </w:p>
-    <w:p>
-      <w:pPr>
-        <w:pStyle w:val="FirstParagraph"/>
-      </w:pPr>
-      <w:r>
-        <w:rPr>
-          <w:b/>
-          <w:bCs/>
-        </w:rPr>
-        <w:t xml:space="preserve">Reinstalar extensión:</w:t>
-      </w:r>
-    </w:p>
-    <w:p>
-      <w:pPr>
-        <w:pStyle w:val="SourceCode"/>
-      </w:pPr>
-      <w:r>
-        <w:rPr>
-          <w:rStyle w:val="VerbatimChar"/>
-        </w:rPr>
-        <w:t xml:space="preserve">Extensions → Quarto → Reload</w:t>
-      </w:r>
-    </w:p>
-    <w:bookmarkEnd w:id="151"/>
-    <w:bookmarkStart w:id="152" w:name="problema-settings-no-se-guardan"/>
-    <w:p>
-      <w:pPr>
-        <w:pStyle w:val="Heading2"/>
-      </w:pPr>
-      <w:r>
-        <w:t xml:space="preserve">25.8 Problema: Settings no se guardan</w:t>
-      </w:r>
-    </w:p>
-    <w:p>
-      <w:pPr>
-        <w:pStyle w:val="FirstParagraph"/>
-      </w:pPr>
-      <w:r>
-        <w:rPr>
-          <w:b/>
-          <w:bCs/>
-        </w:rPr>
-        <w:t xml:space="preserve">Ubicación correcta:</w:t>
-      </w:r>
-    </w:p>
-    <w:p>
-      <w:pPr>
-        <w:pStyle w:val="SourceCode"/>
-      </w:pPr>
-      <w:r>
-        <w:rPr>
-          <w:rStyle w:val="VerbatimChar"/>
-        </w:rPr>
-        <w:t xml:space="preserve">~/.config/Positron/User/settings.json</w:t>
-      </w:r>
-    </w:p>
-    <w:p>
-      <w:pPr>
-        <w:pStyle w:val="FirstParagraph"/>
-      </w:pPr>
-      <w:r>
-        <w:rPr>
-          <w:b/>
-          <w:bCs/>
-        </w:rPr>
-        <w:t xml:space="preserve">Permisos:</w:t>
-      </w:r>
-    </w:p>
-    <w:p>
-      <w:pPr>
-        <w:pStyle w:val="SourceCode"/>
-      </w:pPr>
-      <w:r>
-        <w:rPr>
-          <w:rStyle w:val="FunctionTok"/>
-        </w:rPr>
-        <w:t xml:space="preserve">chmod</w:t>
-      </w:r>
-      <w:r>
-        <w:rPr>
-          <w:rStyle w:val="NormalTok"/>
-        </w:rPr>
-        <w:t xml:space="preserve"> 644 ~/.config/Positron/User/settings.json</w:t>
-      </w:r>
-    </w:p>
-    <w:bookmarkEnd w:id="152"/>
-    <w:bookmarkStart w:id="153" w:name="problema-performance-lenta"/>
-    <w:p>
-      <w:pPr>
-        <w:pStyle w:val="Heading2"/>
-      </w:pPr>
-      <w:r>
-        <w:t xml:space="preserve">25.9 Problema: Performance lenta</w:t>
-      </w:r>
-    </w:p>
-    <w:p>
-      <w:pPr>
-        <w:pStyle w:val="FirstParagraph"/>
-      </w:pPr>
-      <w:r>
-        <w:rPr>
-          <w:b/>
-          <w:bCs/>
-        </w:rPr>
-        <w:t xml:space="preserve">Deshabilitar extensiones innecesarias</w:t>
-      </w:r>
-    </w:p>
-    <w:p>
-      <w:pPr>
-        <w:pStyle w:val="BodyText"/>
-      </w:pPr>
-      <w:r>
-        <w:rPr>
-          <w:b/>
-          <w:bCs/>
-        </w:rPr>
-        <w:t xml:space="preserve">Reducir history:</w:t>
-      </w:r>
-    </w:p>
-    <w:p>
-      <w:pPr>
-        <w:pStyle w:val="SourceCode"/>
-      </w:pPr>
-      <w:r>
-        <w:rPr>
-          <w:rStyle w:val="FunctionTok"/>
-        </w:rPr>
-        <w:t xml:space="preserve">{</w:t>
-      </w:r>
-      <w:r>
-        <w:br/>
-      </w:r>
-      <w:r>
-        <w:rPr>
-          <w:rStyle w:val="NormalTok"/>
-        </w:rPr>
-        <w:t xml:space="preserve">    </w:t>
-      </w:r>
-      <w:r>
-        <w:rPr>
-          <w:rStyle w:val="DataTypeTok"/>
-        </w:rPr>
-        <w:t xml:space="preserve">"terminal.integrated.scrollback"</w:t>
-      </w:r>
-      <w:r>
-        <w:rPr>
-          <w:rStyle w:val="FunctionTok"/>
-        </w:rPr>
-        <w:t xml:space="preserve">:</w:t>
-      </w:r>
-      <w:r>
-        <w:rPr>
-          <w:rStyle w:val="NormalTok"/>
-        </w:rPr>
-        <w:t xml:space="preserve"> </w:t>
-      </w:r>
-      <w:r>
-        <w:rPr>
-          <w:rStyle w:val="DecValTok"/>
-        </w:rPr>
-        <w:t xml:space="preserve">1000</w:t>
-      </w:r>
-      <w:r>
-        <w:br/>
-      </w:r>
-      <w:r>
-        <w:rPr>
-          <w:rStyle w:val="FunctionTok"/>
-        </w:rPr>
-        <w:t xml:space="preserve">}</w:t>
-      </w:r>
-    </w:p>
-    <w:p>
-      <w:pPr>
-        <w:pStyle w:val="FirstParagraph"/>
-      </w:pPr>
-      <w:r>
-        <w:rPr>
-          <w:b/>
-          <w:bCs/>
-        </w:rPr>
-        <w:t xml:space="preserve">Deshabilitar features:</w:t>
-      </w:r>
-    </w:p>
-    <w:p>
-      <w:pPr>
-        <w:pStyle w:val="SourceCode"/>
-      </w:pPr>
-      <w:r>
-        <w:rPr>
-          <w:rStyle w:val="FunctionTok"/>
-        </w:rPr>
-        <w:t xml:space="preserve">{</w:t>
-      </w:r>
-      <w:r>
-        <w:br/>
-      </w:r>
-      <w:r>
-        <w:rPr>
-          <w:rStyle w:val="NormalTok"/>
-        </w:rPr>
-        <w:t xml:space="preserve">    </w:t>
-      </w:r>
-      <w:r>
-        <w:rPr>
-          <w:rStyle w:val="DataTypeTok"/>
-        </w:rPr>
-        <w:t xml:space="preserve">"editor.minimap.enabled"</w:t>
-      </w:r>
-      <w:r>
-        <w:rPr>
-          <w:rStyle w:val="FunctionTok"/>
-        </w:rPr>
-        <w:t xml:space="preserve">:</w:t>
-      </w:r>
-      <w:r>
-        <w:rPr>
-          <w:rStyle w:val="NormalTok"/>
-        </w:rPr>
-        <w:t xml:space="preserve"> </w:t>
-      </w:r>
-      <w:r>
-        <w:rPr>
-          <w:rStyle w:val="KeywordTok"/>
-        </w:rPr>
-        <w:t xml:space="preserve">false</w:t>
-      </w:r>
-      <w:r>
-        <w:rPr>
-          <w:rStyle w:val="FunctionTok"/>
-        </w:rPr>
-        <w:t xml:space="preserve">,</w:t>
-      </w:r>
-      <w:r>
-        <w:br/>
-      </w:r>
-      <w:r>
-        <w:rPr>
-          <w:rStyle w:val="NormalTok"/>
-        </w:rPr>
-        <w:t xml:space="preserve">    </w:t>
-      </w:r>
-      <w:r>
-        <w:rPr>
-          <w:rStyle w:val="DataTypeTok"/>
-        </w:rPr>
-        <w:t xml:space="preserve">"editor.suggest.preview"</w:t>
-      </w:r>
-      <w:r>
-        <w:rPr>
-          <w:rStyle w:val="FunctionTok"/>
-        </w:rPr>
-        <w:t xml:space="preserve">:</w:t>
-      </w:r>
-      <w:r>
-        <w:rPr>
-          <w:rStyle w:val="NormalTok"/>
-        </w:rPr>
-        <w:t xml:space="preserve"> </w:t>
-      </w:r>
-      <w:r>
-        <w:rPr>
-          <w:rStyle w:val="KeywordTok"/>
-        </w:rPr>
-        <w:t xml:space="preserve">false</w:t>
-      </w:r>
-      <w:r>
-        <w:br/>
-      </w:r>
-      <w:r>
-        <w:rPr>
-          <w:rStyle w:val="FunctionTok"/>
-        </w:rPr>
-        <w:t xml:space="preserve">}</w:t>
-      </w:r>
-    </w:p>
-    <w:bookmarkEnd w:id="153"/>
-    <w:bookmarkEnd w:id="154"/>
-    <w:bookmarkStart w:id="158" w:name="conclusión"/>
-    <w:p>
-      <w:pPr>
-        <w:pStyle w:val="Heading1"/>
-      </w:pPr>
-      <w:r>
-        <w:t xml:space="preserve">26. Conclusión</w:t>
-      </w:r>
-    </w:p>
-    <w:bookmarkStart w:id="155" w:name="resumen-de-cambios-de-vs-code-a-positron"/>
-    <w:p>
-      <w:pPr>
-        <w:pStyle w:val="Heading2"/>
-      </w:pPr>
-      <w:r>
-        <w:t xml:space="preserve">26.1 Resumen de Cambios de VS Code a Positron</w:t>
-      </w:r>
-    </w:p>
-    <w:p>
-      <w:pPr>
-        <w:pStyle w:val="FirstParagraph"/>
-      </w:pPr>
-      <w:r>
-        <w:rPr>
-          <w:b/>
-          <w:bCs/>
-        </w:rPr>
-        <w:t xml:space="preserve">Lo Mismo:</w:t>
+        <w:t xml:space="preserve">1. Ejecutar código selectivamente sin salir del editor</w:t>
       </w:r>
     </w:p>
     <w:p>
@@ -32224,7 +31241,16 @@
         </w:numPr>
       </w:pPr>
       <w:r>
-        <w:t xml:space="preserve">Editor de código</w:t>
+        <w:rPr>
+          <w:rStyle w:val="VerbatimChar"/>
+        </w:rPr>
+        <w:t xml:space="preserve">Ctrl + Enter</w:t>
+      </w:r>
+      <w:r>
+        <w:t xml:space="preserve"> </w:t>
+      </w:r>
+      <w:r>
+        <w:t xml:space="preserve">→ Ejecuta la línea actual o selección</w:t>
       </w:r>
     </w:p>
     <w:p>
@@ -32236,7 +31262,32 @@
         </w:numPr>
       </w:pPr>
       <w:r>
-        <w:t xml:space="preserve">Atajos de teclado (95%)</w:t>
+        <w:rPr>
+          <w:rStyle w:val="VerbatimChar"/>
+        </w:rPr>
+        <w:t xml:space="preserve">Ctrl + Alt + Home</w:t>
+      </w:r>
+      <w:r>
+        <w:t xml:space="preserve"> </w:t>
+      </w:r>
+      <w:r>
+        <w:t xml:space="preserve">→ Ejecuta</w:t>
+      </w:r>
+      <w:r>
+        <w:t xml:space="preserve"> </w:t>
+      </w:r>
+      <w:r>
+        <w:rPr>
+          <w:b/>
+          <w:bCs/>
+        </w:rPr>
+        <w:t xml:space="preserve">todo desde el inicio del archivo hasta la línea actual</w:t>
+      </w:r>
+      <w:r>
+        <w:t xml:space="preserve"> </w:t>
+      </w:r>
+      <w:r>
+        <w:t xml:space="preserve">(ideal para setups y carga de datos)</w:t>
       </w:r>
     </w:p>
     <w:p>
@@ -32248,7 +31299,32 @@
         </w:numPr>
       </w:pPr>
       <w:r>
-        <w:t xml:space="preserve">Terminal</w:t>
+        <w:rPr>
+          <w:rStyle w:val="VerbatimChar"/>
+        </w:rPr>
+        <w:t xml:space="preserve">Ctrl + Alt + End</w:t>
+      </w:r>
+      <w:r>
+        <w:t xml:space="preserve"> </w:t>
+      </w:r>
+      <w:r>
+        <w:t xml:space="preserve">→ Ejecuta</w:t>
+      </w:r>
+      <w:r>
+        <w:t xml:space="preserve"> </w:t>
+      </w:r>
+      <w:r>
+        <w:rPr>
+          <w:b/>
+          <w:bCs/>
+        </w:rPr>
+        <w:t xml:space="preserve">desde la línea actual hasta el final</w:t>
+      </w:r>
+      <w:r>
+        <w:t xml:space="preserve"> </w:t>
+      </w:r>
+      <w:r>
+        <w:t xml:space="preserve">(muy útil para pruebas rápidas al final del script)</w:t>
       </w:r>
     </w:p>
     <w:p>
@@ -32260,197 +31336,616 @@
         </w:numPr>
       </w:pPr>
       <w:r>
-        <w:t xml:space="preserve">Extensions system</w:t>
-      </w:r>
-    </w:p>
-    <w:p>
-      <w:pPr>
-        <w:pStyle w:val="Compact"/>
-        <w:numPr>
-          <w:ilvl w:val="0"/>
-          <w:numId w:val="1042"/>
-        </w:numPr>
-      </w:pPr>
-      <w:r>
-        <w:t xml:space="preserve">Git integration</w:t>
-      </w:r>
-    </w:p>
-    <w:p>
-      <w:pPr>
-        <w:pStyle w:val="Compact"/>
-        <w:numPr>
-          <w:ilvl w:val="0"/>
-          <w:numId w:val="1042"/>
-        </w:numPr>
-      </w:pPr>
-      <w:r>
-        <w:t xml:space="preserve">Settings system</w:t>
-      </w:r>
-    </w:p>
-    <w:p>
-      <w:pPr>
-        <w:pStyle w:val="FirstParagraph"/>
-      </w:pPr>
+        <w:rPr>
+          <w:rStyle w:val="VerbatimChar"/>
+        </w:rPr>
+        <w:t xml:space="preserve">Ctrl + Shift + P</w:t>
+      </w:r>
+      <w:r>
+        <w:t xml:space="preserve"> </w:t>
+      </w:r>
+      <w:r>
+        <w:t xml:space="preserve">(o</w:t>
+      </w:r>
+      <w:r>
+        <w:t xml:space="preserve"> </w:t>
+      </w:r>
+      <w:r>
+        <w:rPr>
+          <w:rStyle w:val="VerbatimChar"/>
+        </w:rPr>
+        <w:t xml:space="preserve">Cmd</w:t>
+      </w:r>
+      <w:r>
+        <w:t xml:space="preserve"> </w:t>
+      </w:r>
+      <w:r>
+        <w:t xml:space="preserve">en macOS) → Ejecuta</w:t>
+      </w:r>
+      <w:r>
+        <w:t xml:space="preserve"> </w:t>
+      </w:r>
       <w:r>
         <w:rPr>
           <w:b/>
           <w:bCs/>
         </w:rPr>
-        <w:t xml:space="preserve">Lo Nuevo:</w:t>
-      </w:r>
-    </w:p>
-    <w:p>
-      <w:pPr>
-        <w:pStyle w:val="Compact"/>
+        <w:t xml:space="preserve">archivo completo</w:t>
+      </w:r>
+      <w:r>
+        <w:t xml:space="preserve"> </w:t>
+      </w:r>
+      <w:r>
+        <w:t xml:space="preserve">en la consola</w:t>
+      </w:r>
+    </w:p>
+    <w:p>
+      <w:pPr>
+        <w:pStyle w:val="FirstParagraph"/>
+      </w:pPr>
+      <w:r>
+        <w:rPr>
+          <w:b/>
+          <w:bCs/>
+        </w:rPr>
+        <w:t xml:space="preserve">Truco pro</w:t>
+      </w:r>
+      <w:r>
+        <w:t xml:space="preserve">: Combina</w:t>
+      </w:r>
+      <w:r>
+        <w:t xml:space="preserve"> </w:t>
+      </w:r>
+      <w:r>
+        <w:rPr>
+          <w:rStyle w:val="VerbatimChar"/>
+        </w:rPr>
+        <w:t xml:space="preserve">Ctrl + Alt + Home</w:t>
+      </w:r>
+      <w:r>
+        <w:t xml:space="preserve"> </w:t>
+      </w:r>
+      <w:r>
+        <w:t xml:space="preserve">+</w:t>
+      </w:r>
+      <w:r>
+        <w:t xml:space="preserve"> </w:t>
+      </w:r>
+      <w:r>
+        <w:rPr>
+          <w:rStyle w:val="VerbatimChar"/>
+        </w:rPr>
+        <w:t xml:space="preserve">Ctrl + Enter</w:t>
+      </w:r>
+      <w:r>
+        <w:t xml:space="preserve"> </w:t>
+      </w:r>
+      <w:r>
+        <w:t xml:space="preserve">para rehacer rápidamente todo el análisis desde cero sin tocar el ratón.</w:t>
+      </w:r>
+    </w:p>
+    <w:p>
+      <w:pPr>
+        <w:pStyle w:val="BodyText"/>
+      </w:pPr>
+      <w:r>
+        <w:rPr>
+          <w:b/>
+          <w:bCs/>
+        </w:rPr>
+        <w:t xml:space="preserve">2. Navegación ultrarrápida entre editor y consola</w:t>
+      </w:r>
+    </w:p>
+    <w:p>
+      <w:pPr>
+        <w:pStyle w:val="SourceCode"/>
+      </w:pPr>
+      <w:r>
+        <w:rPr>
+          <w:rStyle w:val="VerbatimChar"/>
+        </w:rPr>
+        <w:t xml:space="preserve">Ctrl + K → F     → Enfocar consola (muy rápido para escribir rápido)</w:t>
+      </w:r>
+      <w:r>
+        <w:br/>
+      </w:r>
+      <w:r>
+        <w:rPr>
+          <w:rStyle w:val="VerbatimChar"/>
+        </w:rPr>
+        <w:t xml:space="preserve">Ctrl + K → V     → Enfocar panel de Variables</w:t>
+      </w:r>
+      <w:r>
+        <w:br/>
+      </w:r>
+      <w:r>
+        <w:rPr>
+          <w:rStyle w:val="VerbatimChar"/>
+        </w:rPr>
+        <w:t xml:space="preserve">Ctrl + K → R     → Enfocar panel de Help (documentación)</w:t>
+      </w:r>
+      <w:r>
+        <w:br/>
+      </w:r>
+      <w:r>
+        <w:rPr>
+          <w:rStyle w:val="VerbatimChar"/>
+        </w:rPr>
+        <w:t xml:space="preserve">Ctrl + L         → Limpiar la consola (equivalente al clásico Ctrl + L de RStudio)</w:t>
+      </w:r>
+      <w:r>
+        <w:br/>
+      </w:r>
+      <w:r>
+        <w:rPr>
+          <w:rStyle w:val="VerbatimChar"/>
+        </w:rPr>
+        <w:t xml:space="preserve">Ctrl + Shift + 0 → Reiniciar el intérprete (cuando todo se pone loco)</w:t>
+      </w:r>
+    </w:p>
+    <w:p>
+      <w:pPr>
+        <w:pStyle w:val="FirstParagraph"/>
+      </w:pPr>
+      <w:r>
+        <w:rPr>
+          <w:b/>
+          <w:bCs/>
+        </w:rPr>
+        <w:t xml:space="preserve">Truco diario</w:t>
+      </w:r>
+      <w:r>
+        <w:t xml:space="preserve">: Crea un flujo mental</w:t>
+      </w:r>
+      <w:r>
+        <w:t xml:space="preserve"> </w:t>
+      </w:r>
+      <w:r>
+        <w:t xml:space="preserve">“editor → consola → variables”</w:t>
+      </w:r>
+      <w:r>
+        <w:t xml:space="preserve"> </w:t>
+      </w:r>
+      <w:r>
+        <w:t xml:space="preserve">y usa estos tres atajos en secuencia rapidísima.</w:t>
+      </w:r>
+    </w:p>
+    <w:p>
+      <w:pPr>
+        <w:pStyle w:val="BodyText"/>
+      </w:pPr>
+      <w:r>
+        <w:rPr>
+          <w:b/>
+          <w:bCs/>
+        </w:rPr>
+        <w:t xml:space="preserve">3. El workflow más rápido para explorar dataframes (mi favorito)</w:t>
+      </w:r>
+    </w:p>
+    <w:p>
+      <w:pPr>
         <w:numPr>
           <w:ilvl w:val="0"/>
           <w:numId w:val="1043"/>
         </w:numPr>
       </w:pPr>
       <w:r>
-        <w:t xml:space="preserve">Console (IPython/IRKernel)</w:t>
-      </w:r>
-    </w:p>
-    <w:p>
-      <w:pPr>
-        <w:pStyle w:val="Compact"/>
+        <w:t xml:space="preserve">Cargas datos en consola o script:</w:t>
+      </w:r>
+    </w:p>
+    <w:p>
+      <w:pPr>
+        <w:pStyle w:val="SourceCode"/>
+        <w:numPr>
+          <w:ilvl w:val="0"/>
+          <w:numId w:val="1000"/>
+        </w:numPr>
+      </w:pPr>
+      <w:r>
+        <w:rPr>
+          <w:rStyle w:val="ImportTok"/>
+        </w:rPr>
+        <w:t xml:space="preserve">import</w:t>
+      </w:r>
+      <w:r>
+        <w:rPr>
+          <w:rStyle w:val="NormalTok"/>
+        </w:rPr>
+        <w:t xml:space="preserve"> pandas </w:t>
+      </w:r>
+      <w:r>
+        <w:rPr>
+          <w:rStyle w:val="ImportTok"/>
+        </w:rPr>
+        <w:t xml:space="preserve">as</w:t>
+      </w:r>
+      <w:r>
+        <w:rPr>
+          <w:rStyle w:val="NormalTok"/>
+        </w:rPr>
+        <w:t xml:space="preserve"> pd</w:t>
+      </w:r>
+      <w:r>
+        <w:br/>
+      </w:r>
+      <w:r>
+        <w:rPr>
+          <w:rStyle w:val="NormalTok"/>
+        </w:rPr>
+        <w:t xml:space="preserve">df </w:t>
+      </w:r>
+      <w:r>
+        <w:rPr>
+          <w:rStyle w:val="OperatorTok"/>
+        </w:rPr>
+        <w:t xml:space="preserve">=</w:t>
+      </w:r>
+      <w:r>
+        <w:rPr>
+          <w:rStyle w:val="NormalTok"/>
+        </w:rPr>
+        <w:t xml:space="preserve"> pd.read_csv(</w:t>
+      </w:r>
+      <w:r>
+        <w:rPr>
+          <w:rStyle w:val="StringTok"/>
+        </w:rPr>
+        <w:t xml:space="preserve">"datos_grandes.csv"</w:t>
+      </w:r>
+      <w:r>
+        <w:rPr>
+          <w:rStyle w:val="NormalTok"/>
+        </w:rPr>
+        <w:t xml:space="preserve">)</w:t>
+      </w:r>
+    </w:p>
+    <w:p>
+      <w:pPr>
+        <w:numPr>
+          <w:ilvl w:val="0"/>
+          <w:numId w:val="1000"/>
+        </w:numPr>
+      </w:pPr>
+      <w:r>
+        <w:t xml:space="preserve">o</w:t>
+      </w:r>
+    </w:p>
+    <w:p>
+      <w:pPr>
+        <w:pStyle w:val="SourceCode"/>
+        <w:numPr>
+          <w:ilvl w:val="0"/>
+          <w:numId w:val="1000"/>
+        </w:numPr>
+      </w:pPr>
+      <w:r>
+        <w:rPr>
+          <w:rStyle w:val="NormalTok"/>
+        </w:rPr>
+        <w:t xml:space="preserve">df </w:t>
+      </w:r>
+      <w:r>
+        <w:rPr>
+          <w:rStyle w:val="OtherTok"/>
+        </w:rPr>
+        <w:t xml:space="preserve">&lt;-</w:t>
+      </w:r>
+      <w:r>
+        <w:rPr>
+          <w:rStyle w:val="NormalTok"/>
+        </w:rPr>
+        <w:t xml:space="preserve"> </w:t>
+      </w:r>
+      <w:r>
+        <w:rPr>
+          <w:rStyle w:val="FunctionTok"/>
+        </w:rPr>
+        <w:t xml:space="preserve">read_csv</w:t>
+      </w:r>
+      <w:r>
+        <w:rPr>
+          <w:rStyle w:val="NormalTok"/>
+        </w:rPr>
+        <w:t xml:space="preserve">(</w:t>
+      </w:r>
+      <w:r>
+        <w:rPr>
+          <w:rStyle w:val="StringTok"/>
+        </w:rPr>
+        <w:t xml:space="preserve">"datos_grandes.csv"</w:t>
+      </w:r>
+      <w:r>
+        <w:rPr>
+          <w:rStyle w:val="NormalTok"/>
+        </w:rPr>
+        <w:t xml:space="preserve">)</w:t>
+      </w:r>
+    </w:p>
+    <w:p>
+      <w:pPr>
         <w:numPr>
           <w:ilvl w:val="0"/>
           <w:numId w:val="1043"/>
         </w:numPr>
       </w:pPr>
       <w:r>
-        <w:t xml:space="preserve">Variables Pane</w:t>
-      </w:r>
-    </w:p>
-    <w:p>
-      <w:pPr>
-        <w:pStyle w:val="Compact"/>
+        <w:t xml:space="preserve">Opciones rápidas de exploración:</w:t>
+      </w:r>
+    </w:p>
+    <w:p>
+      <w:pPr>
         <w:numPr>
-          <w:ilvl w:val="0"/>
-          <w:numId w:val="1043"/>
+          <w:ilvl w:val="1"/>
+          <w:numId w:val="1044"/>
         </w:numPr>
       </w:pPr>
       <w:r>
-        <w:t xml:space="preserve">Data Explorer</w:t>
-      </w:r>
-    </w:p>
-    <w:p>
-      <w:pPr>
-        <w:pStyle w:val="Compact"/>
-        <w:numPr>
-          <w:ilvl w:val="0"/>
-          <w:numId w:val="1043"/>
-        </w:numPr>
-      </w:pPr>
-      <w:r>
-        <w:t xml:space="preserve">Plots Pane</w:t>
-      </w:r>
-    </w:p>
-    <w:p>
-      <w:pPr>
-        <w:pStyle w:val="Compact"/>
-        <w:numPr>
-          <w:ilvl w:val="0"/>
-          <w:numId w:val="1043"/>
-        </w:numPr>
-      </w:pPr>
-      <w:r>
-        <w:t xml:space="preserve">Help Pane</w:t>
-      </w:r>
-    </w:p>
-    <w:p>
-      <w:pPr>
-        <w:pStyle w:val="Compact"/>
-        <w:numPr>
-          <w:ilvl w:val="0"/>
-          <w:numId w:val="1043"/>
-        </w:numPr>
-      </w:pPr>
-      <w:r>
-        <w:t xml:space="preserve">Connections Pane</w:t>
-      </w:r>
-    </w:p>
-    <w:p>
-      <w:pPr>
-        <w:pStyle w:val="Compact"/>
-        <w:numPr>
-          <w:ilvl w:val="0"/>
-          <w:numId w:val="1043"/>
-        </w:numPr>
-      </w:pPr>
-      <w:r>
-        <w:t xml:space="preserve">Soporte Python/R nativo</w:t>
-      </w:r>
-    </w:p>
-    <w:p>
-      <w:pPr>
-        <w:pStyle w:val="Compact"/>
-        <w:numPr>
-          <w:ilvl w:val="0"/>
-          <w:numId w:val="1043"/>
-        </w:numPr>
-      </w:pPr>
-      <w:r>
-        <w:t xml:space="preserve">AI Assistant (Positron Assistant, Databot)</w:t>
-      </w:r>
-    </w:p>
-    <w:p>
-      <w:pPr>
-        <w:pStyle w:val="FirstParagraph"/>
-      </w:pPr>
+        <w:t xml:space="preserve">Doble clic en</w:t>
+      </w:r>
+      <w:r>
+        <w:t xml:space="preserve"> </w:t>
+      </w:r>
+      <w:r>
+        <w:rPr>
+          <w:rStyle w:val="VerbatimChar"/>
+        </w:rPr>
+        <w:t xml:space="preserve">df</w:t>
+      </w:r>
+      <w:r>
+        <w:t xml:space="preserve"> </w:t>
+      </w:r>
+      <w:r>
+        <w:t xml:space="preserve">en el</w:t>
+      </w:r>
+      <w:r>
+        <w:t xml:space="preserve"> </w:t>
+      </w:r>
       <w:r>
         <w:rPr>
           <w:b/>
           <w:bCs/>
         </w:rPr>
-        <w:t xml:space="preserve">Lo Diferente:</w:t>
-      </w:r>
-    </w:p>
-    <w:p>
-      <w:pPr>
-        <w:pStyle w:val="Compact"/>
+        <w:t xml:space="preserve">Variables Pane</w:t>
+      </w:r>
+      <w:r>
+        <w:t xml:space="preserve"> </w:t>
+      </w:r>
+      <w:r>
+        <w:t xml:space="preserve">→ abre</w:t>
+      </w:r>
+      <w:r>
+        <w:t xml:space="preserve"> </w:t>
+      </w:r>
+      <w:r>
+        <w:rPr>
+          <w:b/>
+          <w:bCs/>
+        </w:rPr>
+        <w:t xml:space="preserve">Data Explorer</w:t>
+      </w:r>
+      <w:r>
+        <w:t xml:space="preserve"> </w:t>
+      </w:r>
+      <w:r>
+        <w:t xml:space="preserve">completo (filtrar, ordenar, buscar, estadísticas)</w:t>
+      </w:r>
+    </w:p>
+    <w:p>
+      <w:pPr>
         <w:numPr>
-          <w:ilvl w:val="0"/>
+          <w:ilvl w:val="1"/>
           <w:numId w:val="1044"/>
         </w:numPr>
       </w:pPr>
       <w:r>
-        <w:t xml:space="preserve">Open VSX en lugar de VS Marketplace</w:t>
-      </w:r>
-    </w:p>
-    <w:p>
-      <w:pPr>
-        <w:pStyle w:val="Compact"/>
+        <w:rPr>
+          <w:rStyle w:val="VerbatimChar"/>
+        </w:rPr>
+        <w:t xml:space="preserve">View(df)</w:t>
+      </w:r>
+      <w:r>
+        <w:t xml:space="preserve"> </w:t>
+      </w:r>
+      <w:r>
+        <w:t xml:space="preserve">(R) o</w:t>
+      </w:r>
+      <w:r>
+        <w:t xml:space="preserve"> </w:t>
+      </w:r>
+      <w:r>
+        <w:rPr>
+          <w:rStyle w:val="VerbatimChar"/>
+        </w:rPr>
+        <w:t xml:space="preserve">df.head(20)</w:t>
+      </w:r>
+      <w:r>
+        <w:t xml:space="preserve"> </w:t>
+      </w:r>
+      <w:r>
+        <w:t xml:space="preserve">(Python) → vista rápida en consola</w:t>
+      </w:r>
+    </w:p>
+    <w:p>
+      <w:pPr>
         <w:numPr>
-          <w:ilvl w:val="0"/>
+          <w:ilvl w:val="1"/>
           <w:numId w:val="1044"/>
         </w:numPr>
       </w:pPr>
       <w:r>
-        <w:t xml:space="preserve">Algunas extensiones no disponibles</w:t>
-      </w:r>
-    </w:p>
-    <w:p>
-      <w:pPr>
-        <w:pStyle w:val="Compact"/>
+        <w:t xml:space="preserve">Clic derecho en variable →</w:t>
+      </w:r>
+      <w:r>
+        <w:t xml:space="preserve"> </w:t>
+      </w:r>
+      <w:r>
+        <w:t xml:space="preserve">“View in Data Explorer”</w:t>
+      </w:r>
+    </w:p>
+    <w:p>
+      <w:pPr>
         <w:numPr>
-          <w:ilvl w:val="0"/>
+          <w:ilvl w:val="1"/>
           <w:numId w:val="1044"/>
         </w:numPr>
       </w:pPr>
       <w:r>
-        <w:t xml:space="preserve">Mejor integración para data science</w:t>
-      </w:r>
-    </w:p>
-    <w:bookmarkEnd w:id="155"/>
-    <w:bookmarkStart w:id="156" w:name="próximos-pasos"/>
-    <w:p>
-      <w:pPr>
-        <w:pStyle w:val="Heading2"/>
-      </w:pPr>
-      <w:r>
-        <w:t xml:space="preserve">26.2 Próximos Pasos</w:t>
+        <w:t xml:space="preserve">Atajo personalizado recomendado (agrega a keybindings.json):</w:t>
+      </w:r>
+    </w:p>
+    <w:p>
+      <w:pPr>
+        <w:pStyle w:val="SourceCode"/>
+        <w:numPr>
+          <w:ilvl w:val="1"/>
+          <w:numId w:val="1000"/>
+        </w:numPr>
+      </w:pPr>
+      <w:r>
+        <w:rPr>
+          <w:rStyle w:val="FunctionTok"/>
+        </w:rPr>
+        <w:t xml:space="preserve">{</w:t>
+      </w:r>
+      <w:r>
+        <w:br/>
+      </w:r>
+      <w:r>
+        <w:rPr>
+          <w:rStyle w:val="NormalTok"/>
+        </w:rPr>
+        <w:t xml:space="preserve">    </w:t>
+      </w:r>
+      <w:r>
+        <w:rPr>
+          <w:rStyle w:val="DataTypeTok"/>
+        </w:rPr>
+        <w:t xml:space="preserve">"key"</w:t>
+      </w:r>
+      <w:r>
+        <w:rPr>
+          <w:rStyle w:val="FunctionTok"/>
+        </w:rPr>
+        <w:t xml:space="preserve">:</w:t>
+      </w:r>
+      <w:r>
+        <w:rPr>
+          <w:rStyle w:val="NormalTok"/>
+        </w:rPr>
+        <w:t xml:space="preserve"> </w:t>
+      </w:r>
+      <w:r>
+        <w:rPr>
+          <w:rStyle w:val="StringTok"/>
+        </w:rPr>
+        <w:t xml:space="preserve">"f2"</w:t>
+      </w:r>
+      <w:r>
+        <w:rPr>
+          <w:rStyle w:val="FunctionTok"/>
+        </w:rPr>
+        <w:t xml:space="preserve">,</w:t>
+      </w:r>
+      <w:r>
+        <w:br/>
+      </w:r>
+      <w:r>
+        <w:rPr>
+          <w:rStyle w:val="NormalTok"/>
+        </w:rPr>
+        <w:t xml:space="preserve">    </w:t>
+      </w:r>
+      <w:r>
+        <w:rPr>
+          <w:rStyle w:val="DataTypeTok"/>
+        </w:rPr>
+        <w:t xml:space="preserve">"command"</w:t>
+      </w:r>
+      <w:r>
+        <w:rPr>
+          <w:rStyle w:val="FunctionTok"/>
+        </w:rPr>
+        <w:t xml:space="preserve">:</w:t>
+      </w:r>
+      <w:r>
+        <w:rPr>
+          <w:rStyle w:val="NormalTok"/>
+        </w:rPr>
+        <w:t xml:space="preserve"> </w:t>
+      </w:r>
+      <w:r>
+        <w:rPr>
+          <w:rStyle w:val="StringTok"/>
+        </w:rPr>
+        <w:t xml:space="preserve">"positron.dataExplorer.openDataExplorer"</w:t>
+      </w:r>
+      <w:r>
+        <w:rPr>
+          <w:rStyle w:val="FunctionTok"/>
+        </w:rPr>
+        <w:t xml:space="preserve">,</w:t>
+      </w:r>
+      <w:r>
+        <w:br/>
+      </w:r>
+      <w:r>
+        <w:rPr>
+          <w:rStyle w:val="NormalTok"/>
+        </w:rPr>
+        <w:t xml:space="preserve">    </w:t>
+      </w:r>
+      <w:r>
+        <w:rPr>
+          <w:rStyle w:val="DataTypeTok"/>
+        </w:rPr>
+        <w:t xml:space="preserve">"when"</w:t>
+      </w:r>
+      <w:r>
+        <w:rPr>
+          <w:rStyle w:val="FunctionTok"/>
+        </w:rPr>
+        <w:t xml:space="preserve">:</w:t>
+      </w:r>
+      <w:r>
+        <w:rPr>
+          <w:rStyle w:val="NormalTok"/>
+        </w:rPr>
+        <w:t xml:space="preserve"> </w:t>
+      </w:r>
+      <w:r>
+        <w:rPr>
+          <w:rStyle w:val="StringTok"/>
+        </w:rPr>
+        <w:t xml:space="preserve">"positronVariablesFocus"</w:t>
+      </w:r>
+      <w:r>
+        <w:br/>
+      </w:r>
+      <w:r>
+        <w:rPr>
+          <w:rStyle w:val="FunctionTok"/>
+        </w:rPr>
+        <w:t xml:space="preserve">}</w:t>
+      </w:r>
+    </w:p>
+    <w:p>
+      <w:pPr>
+        <w:pStyle w:val="FirstParagraph"/>
+      </w:pPr>
+      <w:r>
+        <w:rPr>
+          <w:b/>
+          <w:bCs/>
+        </w:rPr>
+        <w:t xml:space="preserve">4. Trucos rápidos de transformación de texto</w:t>
+      </w:r>
+    </w:p>
+    <w:p>
+      <w:pPr>
+        <w:pStyle w:val="BodyText"/>
+      </w:pPr>
+      <w:r>
+        <w:t xml:space="preserve">Positron hereda estas joyas de Code OSS:</w:t>
       </w:r>
     </w:p>
     <w:p>
@@ -32466,7 +31961,61 @@
           <w:b/>
           <w:bCs/>
         </w:rPr>
-        <w:t xml:space="preserve">Instalar Positron</w:t>
+        <w:t xml:space="preserve">Mayúsculas / minúsculas / título / oración</w:t>
+      </w:r>
+      <w:r>
+        <w:t xml:space="preserve">:</w:t>
+      </w:r>
+    </w:p>
+    <w:p>
+      <w:pPr>
+        <w:pStyle w:val="Compact"/>
+        <w:numPr>
+          <w:ilvl w:val="1"/>
+          <w:numId w:val="1046"/>
+        </w:numPr>
+      </w:pPr>
+      <w:r>
+        <w:t xml:space="preserve">Selecciona texto</w:t>
+      </w:r>
+    </w:p>
+    <w:p>
+      <w:pPr>
+        <w:pStyle w:val="Compact"/>
+        <w:numPr>
+          <w:ilvl w:val="1"/>
+          <w:numId w:val="1046"/>
+        </w:numPr>
+      </w:pPr>
+      <w:r>
+        <w:rPr>
+          <w:rStyle w:val="VerbatimChar"/>
+        </w:rPr>
+        <w:t xml:space="preserve">Ctrl + Shift + P</w:t>
+      </w:r>
+      <w:r>
+        <w:t xml:space="preserve"> </w:t>
+      </w:r>
+      <w:r>
+        <w:t xml:space="preserve">→ escribe</w:t>
+      </w:r>
+      <w:r>
+        <w:t xml:space="preserve"> </w:t>
+      </w:r>
+      <w:r>
+        <w:t xml:space="preserve">“Transform to”</w:t>
+      </w:r>
+    </w:p>
+    <w:p>
+      <w:pPr>
+        <w:pStyle w:val="Compact"/>
+        <w:numPr>
+          <w:ilvl w:val="1"/>
+          <w:numId w:val="1046"/>
+        </w:numPr>
+      </w:pPr>
+      <w:r>
+        <w:t xml:space="preserve">Elige: Upper Case / Lower Case / Title Case / Sentence Case</w:t>
       </w:r>
     </w:p>
     <w:p>
@@ -32482,7 +32031,92 @@
           <w:b/>
           <w:bCs/>
         </w:rPr>
-        <w:t xml:space="preserve">Importar settings de VS Code</w:t>
+        <w:t xml:space="preserve">Multi-cursor express</w:t>
+      </w:r>
+      <w:r>
+        <w:t xml:space="preserve"> </w:t>
+      </w:r>
+      <w:r>
+        <w:t xml:space="preserve">(imprescindible para renombrar columnas):</w:t>
+      </w:r>
+    </w:p>
+    <w:p>
+      <w:pPr>
+        <w:pStyle w:val="Compact"/>
+        <w:numPr>
+          <w:ilvl w:val="1"/>
+          <w:numId w:val="1047"/>
+        </w:numPr>
+      </w:pPr>
+      <w:r>
+        <w:rPr>
+          <w:rStyle w:val="VerbatimChar"/>
+        </w:rPr>
+        <w:t xml:space="preserve">Ctrl + D</w:t>
+      </w:r>
+      <w:r>
+        <w:t xml:space="preserve"> </w:t>
+      </w:r>
+      <w:r>
+        <w:t xml:space="preserve">→ selecciona siguiente ocurrencia</w:t>
+      </w:r>
+    </w:p>
+    <w:p>
+      <w:pPr>
+        <w:pStyle w:val="Compact"/>
+        <w:numPr>
+          <w:ilvl w:val="1"/>
+          <w:numId w:val="1047"/>
+        </w:numPr>
+      </w:pPr>
+      <w:r>
+        <w:rPr>
+          <w:rStyle w:val="VerbatimChar"/>
+        </w:rPr>
+        <w:t xml:space="preserve">Ctrl + Shift + L</w:t>
+      </w:r>
+      <w:r>
+        <w:t xml:space="preserve"> </w:t>
+      </w:r>
+      <w:r>
+        <w:t xml:space="preserve">→ selecciona</w:t>
+      </w:r>
+      <w:r>
+        <w:t xml:space="preserve"> </w:t>
+      </w:r>
+      <w:r>
+        <w:rPr>
+          <w:b/>
+          <w:bCs/>
+        </w:rPr>
+        <w:t xml:space="preserve">todas</w:t>
+      </w:r>
+      <w:r>
+        <w:t xml:space="preserve"> </w:t>
+      </w:r>
+      <w:r>
+        <w:t xml:space="preserve">las ocurrencias en el archivo</w:t>
+      </w:r>
+    </w:p>
+    <w:p>
+      <w:pPr>
+        <w:pStyle w:val="Compact"/>
+        <w:numPr>
+          <w:ilvl w:val="1"/>
+          <w:numId w:val="1047"/>
+        </w:numPr>
+      </w:pPr>
+      <w:r>
+        <w:rPr>
+          <w:rStyle w:val="VerbatimChar"/>
+        </w:rPr>
+        <w:t xml:space="preserve">Alt + Click</w:t>
+      </w:r>
+      <w:r>
+        <w:t xml:space="preserve"> </w:t>
+      </w:r>
+      <w:r>
+        <w:t xml:space="preserve">→ múltiples cursores manuales</w:t>
       </w:r>
     </w:p>
     <w:p>
@@ -32498,165 +32132,49 @@
           <w:b/>
           <w:bCs/>
         </w:rPr>
-        <w:t xml:space="preserve">Configurar Python/R</w:t>
-      </w:r>
-    </w:p>
-    <w:p>
-      <w:pPr>
-        <w:pStyle w:val="Compact"/>
-        <w:numPr>
-          <w:ilvl w:val="0"/>
-          <w:numId w:val="1045"/>
-        </w:numPr>
+        <w:t xml:space="preserve">Truco ultra-rápido</w:t>
+      </w:r>
+      <w:r>
+        <w:t xml:space="preserve">:</w:t>
+      </w:r>
+      <w:r>
+        <w:t xml:space="preserve"> </w:t>
+      </w:r>
+      <w:r>
+        <w:rPr>
+          <w:rStyle w:val="VerbatimChar"/>
+        </w:rPr>
+        <w:t xml:space="preserve">Ctrl + Shift + P</w:t>
+      </w:r>
+      <w:r>
+        <w:t xml:space="preserve"> </w:t>
+      </w:r>
+      <w:r>
+        <w:t xml:space="preserve">→</w:t>
+      </w:r>
+      <w:r>
+        <w:t xml:space="preserve"> </w:t>
+      </w:r>
+      <w:r>
+        <w:t xml:space="preserve">“Join Lines”</w:t>
+      </w:r>
+      <w:r>
+        <w:t xml:space="preserve"> </w:t>
+      </w:r>
+      <w:r>
+        <w:t xml:space="preserve">(une líneas seleccionadas en una) → genial para convertir listas largas en una sola línea de código.</w:t>
+      </w:r>
+    </w:p>
+    <w:p>
+      <w:pPr>
+        <w:pStyle w:val="FirstParagraph"/>
       </w:pPr>
       <w:r>
         <w:rPr>
           <w:b/>
           <w:bCs/>
         </w:rPr>
-        <w:t xml:space="preserve">Instalar extensiones esenciales</w:t>
-      </w:r>
-    </w:p>
-    <w:p>
-      <w:pPr>
-        <w:pStyle w:val="Compact"/>
-        <w:numPr>
-          <w:ilvl w:val="0"/>
-          <w:numId w:val="1045"/>
-        </w:numPr>
-      </w:pPr>
-      <w:r>
-        <w:rPr>
-          <w:b/>
-          <w:bCs/>
-        </w:rPr>
-        <w:t xml:space="preserve">Personalizar tema y layout</w:t>
-      </w:r>
-    </w:p>
-    <w:p>
-      <w:pPr>
-        <w:pStyle w:val="Compact"/>
-        <w:numPr>
-          <w:ilvl w:val="0"/>
-          <w:numId w:val="1045"/>
-        </w:numPr>
-      </w:pPr>
-      <w:r>
-        <w:rPr>
-          <w:b/>
-          <w:bCs/>
-        </w:rPr>
-        <w:t xml:space="preserve">Explorar Console y panes</w:t>
-      </w:r>
-    </w:p>
-    <w:p>
-      <w:pPr>
-        <w:pStyle w:val="Compact"/>
-        <w:numPr>
-          <w:ilvl w:val="0"/>
-          <w:numId w:val="1045"/>
-        </w:numPr>
-      </w:pPr>
-      <w:r>
-        <w:rPr>
-          <w:b/>
-          <w:bCs/>
-        </w:rPr>
-        <w:t xml:space="preserve">Crear tu primer documento Quarto</w:t>
-      </w:r>
-    </w:p>
-    <w:bookmarkEnd w:id="156"/>
-    <w:bookmarkStart w:id="157" w:name="recursos"/>
-    <w:p>
-      <w:pPr>
-        <w:pStyle w:val="Heading2"/>
-      </w:pPr>
-      <w:r>
-        <w:t xml:space="preserve">26.3 Recursos</w:t>
-      </w:r>
-    </w:p>
-    <w:p>
-      <w:pPr>
-        <w:pStyle w:val="FirstParagraph"/>
-      </w:pPr>
-      <w:r>
-        <w:rPr>
-          <w:b/>
-          <w:bCs/>
-        </w:rPr>
-        <w:t xml:space="preserve">Documentación:</w:t>
-      </w:r>
-    </w:p>
-    <w:p>
-      <w:pPr>
-        <w:pStyle w:val="Compact"/>
-        <w:numPr>
-          <w:ilvl w:val="0"/>
-          <w:numId w:val="1046"/>
-        </w:numPr>
-      </w:pPr>
-      <w:r>
-        <w:t xml:space="preserve">https://positron.posit.co/</w:t>
-      </w:r>
-    </w:p>
-    <w:p>
-      <w:pPr>
-        <w:pStyle w:val="Compact"/>
-        <w:numPr>
-          <w:ilvl w:val="0"/>
-          <w:numId w:val="1046"/>
-        </w:numPr>
-      </w:pPr>
-      <w:r>
-        <w:t xml:space="preserve">https://github.com/posit-dev/positron</w:t>
-      </w:r>
-    </w:p>
-    <w:p>
-      <w:pPr>
-        <w:pStyle w:val="FirstParagraph"/>
-      </w:pPr>
-      <w:r>
-        <w:rPr>
-          <w:b/>
-          <w:bCs/>
-        </w:rPr>
-        <w:t xml:space="preserve">Comunidad:</w:t>
-      </w:r>
-    </w:p>
-    <w:p>
-      <w:pPr>
-        <w:pStyle w:val="Compact"/>
-        <w:numPr>
-          <w:ilvl w:val="0"/>
-          <w:numId w:val="1047"/>
-        </w:numPr>
-      </w:pPr>
-      <w:r>
-        <w:t xml:space="preserve">GitHub Discussions: https://github.com/posit-dev/positron/discussions</w:t>
-      </w:r>
-    </w:p>
-    <w:p>
-      <w:pPr>
-        <w:pStyle w:val="Compact"/>
-        <w:numPr>
-          <w:ilvl w:val="0"/>
-          <w:numId w:val="1047"/>
-        </w:numPr>
-      </w:pPr>
-      <w:r>
-        <w:t xml:space="preserve">Posit Community: https://community.posit.co/</w:t>
-      </w:r>
-    </w:p>
-    <w:p>
-      <w:pPr>
-        <w:pStyle w:val="FirstParagraph"/>
-      </w:pPr>
-      <w:r>
-        <w:rPr>
-          <w:b/>
-          <w:bCs/>
-        </w:rPr>
-        <w:t xml:space="preserve">Aprendizaje:</w:t>
+        <w:t xml:space="preserve">5. Cambio rápido entre Python y R en el mismo proyecto</w:t>
       </w:r>
     </w:p>
     <w:p>
@@ -32668,7 +32186,23 @@
         </w:numPr>
       </w:pPr>
       <w:r>
-        <w:t xml:space="preserve">Quarto: https://quarto.org/</w:t>
+        <w:t xml:space="preserve">Usa el selector de intérprete en la</w:t>
+      </w:r>
+      <w:r>
+        <w:t xml:space="preserve"> </w:t>
+      </w:r>
+      <w:r>
+        <w:rPr>
+          <w:b/>
+          <w:bCs/>
+        </w:rPr>
+        <w:t xml:space="preserve">barra superior</w:t>
+      </w:r>
+      <w:r>
+        <w:t xml:space="preserve"> </w:t>
+      </w:r>
+      <w:r>
+        <w:t xml:space="preserve">(junto al nombre del archivo)</w:t>
       </w:r>
     </w:p>
     <w:p>
@@ -32680,7 +32214,20 @@
         </w:numPr>
       </w:pPr>
       <w:r>
-        <w:t xml:space="preserve">Python: https://docs.python.org/</w:t>
+        <w:t xml:space="preserve">Puedes tener</w:t>
+      </w:r>
+      <w:r>
+        <w:t xml:space="preserve"> </w:t>
+      </w:r>
+      <w:r>
+        <w:rPr>
+          <w:b/>
+          <w:bCs/>
+        </w:rPr>
+        <w:t xml:space="preserve">dos sesiones simultáneas</w:t>
+      </w:r>
+      <w:r>
+        <w:t xml:space="preserve">: una Python y otra R</w:t>
       </w:r>
     </w:p>
     <w:p>
@@ -32692,18 +32239,70 @@
         </w:numPr>
       </w:pPr>
       <w:r>
-        <w:t xml:space="preserve">R: https://www.r-project.org/</w:t>
-      </w:r>
-    </w:p>
-    <w:bookmarkEnd w:id="157"/>
-    <w:bookmarkEnd w:id="158"/>
-    <w:bookmarkStart w:id="193" w:name="publicaciones-similares"/>
-    <w:p>
-      <w:pPr>
-        <w:pStyle w:val="Heading1"/>
-      </w:pPr>
-      <w:r>
-        <w:t xml:space="preserve">27. Publicaciones Similares</w:t>
+        <w:t xml:space="preserve">Truco práctico:</w:t>
+      </w:r>
+    </w:p>
+    <w:p>
+      <w:pPr>
+        <w:pStyle w:val="Compact"/>
+        <w:numPr>
+          <w:ilvl w:val="1"/>
+          <w:numId w:val="1049"/>
+        </w:numPr>
+      </w:pPr>
+      <w:r>
+        <w:t xml:space="preserve">Cargas datos en Python (pandas)</w:t>
+      </w:r>
+    </w:p>
+    <w:p>
+      <w:pPr>
+        <w:pStyle w:val="Compact"/>
+        <w:numPr>
+          <w:ilvl w:val="1"/>
+          <w:numId w:val="1049"/>
+        </w:numPr>
+      </w:pPr>
+      <w:r>
+        <w:t xml:space="preserve">Cambias a sesión R</w:t>
+      </w:r>
+    </w:p>
+    <w:p>
+      <w:pPr>
+        <w:pStyle w:val="Compact"/>
+        <w:numPr>
+          <w:ilvl w:val="1"/>
+          <w:numId w:val="1049"/>
+        </w:numPr>
+      </w:pPr>
+      <w:r>
+        <w:t xml:space="preserve">Usas</w:t>
+      </w:r>
+      <w:r>
+        <w:t xml:space="preserve"> </w:t>
+      </w:r>
+      <w:r>
+        <w:rPr>
+          <w:rStyle w:val="VerbatimChar"/>
+        </w:rPr>
+        <w:t xml:space="preserve">reticulate::py$df</w:t>
+      </w:r>
+      <w:r>
+        <w:t xml:space="preserve"> </w:t>
+      </w:r>
+      <w:r>
+        <w:t xml:space="preserve">para traer el dataframe de Python a R</w:t>
+      </w:r>
+    </w:p>
+    <w:p>
+      <w:pPr>
+        <w:pStyle w:val="Compact"/>
+        <w:numPr>
+          <w:ilvl w:val="1"/>
+          <w:numId w:val="1049"/>
+        </w:numPr>
+      </w:pPr>
+      <w:r>
+        <w:t xml:space="preserve">Sigues limpiando con tidyverse</w:t>
       </w:r>
     </w:p>
     <w:p>
@@ -32711,7 +32310,11 @@
         <w:pStyle w:val="FirstParagraph"/>
       </w:pPr>
       <w:r>
-        <w:t xml:space="preserve">Si te interesó este artículo, te recomendamos que explores otros blogs y recursos relacionados que pueden ampliar tus conocimientos. Aquí te dejo algunas sugerencias:</w:t>
+        <w:rPr>
+          <w:b/>
+          <w:bCs/>
+        </w:rPr>
+        <w:t xml:space="preserve">6. Trucos con Plots Pane que ahorran mucho tiempo</w:t>
       </w:r>
     </w:p>
     <w:p>
@@ -32719,14 +32322,1709 @@
         <w:pStyle w:val="Compact"/>
         <w:numPr>
           <w:ilvl w:val="0"/>
-          <w:numId w:val="1049"/>
+          <w:numId w:val="1050"/>
         </w:numPr>
       </w:pPr>
-      <w:hyperlink r:id="rId159"/>
-      <w:r>
-        <w:t xml:space="preserve"> </w:t>
-      </w:r>
-      <w:hyperlink r:id="rId160">
+      <w:r>
+        <w:t xml:space="preserve">Historial automático de gráficos → flechas arriba/abajo para navegar</w:t>
+      </w:r>
+    </w:p>
+    <w:p>
+      <w:pPr>
+        <w:pStyle w:val="Compact"/>
+        <w:numPr>
+          <w:ilvl w:val="0"/>
+          <w:numId w:val="1050"/>
+        </w:numPr>
+      </w:pPr>
+      <w:r>
+        <w:t xml:space="preserve">Clic derecho en plot → Exportar (PNG/SVG/PDF) rápido</w:t>
+      </w:r>
+    </w:p>
+    <w:p>
+      <w:pPr>
+        <w:pStyle w:val="Compact"/>
+        <w:numPr>
+          <w:ilvl w:val="0"/>
+          <w:numId w:val="1050"/>
+        </w:numPr>
+      </w:pPr>
+      <w:r>
+        <w:t xml:space="preserve">Truco:</w:t>
+      </w:r>
+      <w:r>
+        <w:t xml:space="preserve"> </w:t>
+      </w:r>
+      <w:r>
+        <w:rPr>
+          <w:rStyle w:val="VerbatimChar"/>
+        </w:rPr>
+        <w:t xml:space="preserve">plt.show()</w:t>
+      </w:r>
+      <w:r>
+        <w:t xml:space="preserve"> </w:t>
+      </w:r>
+      <w:r>
+        <w:t xml:space="preserve">(Python) o</w:t>
+      </w:r>
+      <w:r>
+        <w:t xml:space="preserve"> </w:t>
+      </w:r>
+      <w:r>
+        <w:rPr>
+          <w:rStyle w:val="VerbatimChar"/>
+        </w:rPr>
+        <w:t xml:space="preserve">print()</w:t>
+      </w:r>
+      <w:r>
+        <w:t xml:space="preserve"> </w:t>
+      </w:r>
+      <w:r>
+        <w:t xml:space="preserve">(ggplot2) → aparece automáticamente</w:t>
+      </w:r>
+    </w:p>
+    <w:p>
+      <w:pPr>
+        <w:pStyle w:val="Compact"/>
+        <w:numPr>
+          <w:ilvl w:val="0"/>
+          <w:numId w:val="1050"/>
+        </w:numPr>
+      </w:pPr>
+      <w:r>
+        <w:t xml:space="preserve">Usa</w:t>
+      </w:r>
+      <w:r>
+        <w:t xml:space="preserve"> </w:t>
+      </w:r>
+      <w:r>
+        <w:rPr>
+          <w:rStyle w:val="VerbatimChar"/>
+        </w:rPr>
+        <w:t xml:space="preserve">plt.ion()</w:t>
+      </w:r>
+      <w:r>
+        <w:t xml:space="preserve"> </w:t>
+      </w:r>
+      <w:r>
+        <w:t xml:space="preserve">(modo interactivo matplotlib) para actualizar gráficos en vivo sin repetir</w:t>
+      </w:r>
+      <w:r>
+        <w:t xml:space="preserve"> </w:t>
+      </w:r>
+      <w:r>
+        <w:rPr>
+          <w:rStyle w:val="VerbatimChar"/>
+        </w:rPr>
+        <w:t xml:space="preserve">show()</w:t>
+      </w:r>
+    </w:p>
+    <w:p>
+      <w:pPr>
+        <w:pStyle w:val="FirstParagraph"/>
+      </w:pPr>
+      <w:r>
+        <w:rPr>
+          <w:b/>
+          <w:bCs/>
+        </w:rPr>
+        <w:t xml:space="preserve">7. Bonus: Mini-flujo de análisis exprés</w:t>
+      </w:r>
+    </w:p>
+    <w:p>
+      <w:pPr>
+        <w:pStyle w:val="SourceCode"/>
+      </w:pPr>
+      <w:r>
+        <w:rPr>
+          <w:rStyle w:val="VerbatimChar"/>
+        </w:rPr>
+        <w:t xml:space="preserve">1. Ctrl + N → nuevo script</w:t>
+      </w:r>
+      <w:r>
+        <w:br/>
+      </w:r>
+      <w:r>
+        <w:rPr>
+          <w:rStyle w:val="VerbatimChar"/>
+        </w:rPr>
+        <w:t xml:space="preserve">2. Pega/pega datos o carga rápida</w:t>
+      </w:r>
+      <w:r>
+        <w:br/>
+      </w:r>
+      <w:r>
+        <w:rPr>
+          <w:rStyle w:val="VerbatimChar"/>
+        </w:rPr>
+        <w:t xml:space="preserve">3. Ctrl + Alt + Home → ejecuta todo hasta cursor</w:t>
+      </w:r>
+      <w:r>
+        <w:br/>
+      </w:r>
+      <w:r>
+        <w:rPr>
+          <w:rStyle w:val="VerbatimChar"/>
+        </w:rPr>
+        <w:t xml:space="preserve">4. Doble clic variable → Data Explorer</w:t>
+      </w:r>
+      <w:r>
+        <w:br/>
+      </w:r>
+      <w:r>
+        <w:rPr>
+          <w:rStyle w:val="VerbatimChar"/>
+        </w:rPr>
+        <w:t xml:space="preserve">5. F1 sobre función → Help pane</w:t>
+      </w:r>
+      <w:r>
+        <w:br/>
+      </w:r>
+      <w:r>
+        <w:rPr>
+          <w:rStyle w:val="VerbatimChar"/>
+        </w:rPr>
+        <w:t xml:space="preserve">6. Selecciona gráfico → Plots pane</w:t>
+      </w:r>
+      <w:r>
+        <w:br/>
+      </w:r>
+      <w:r>
+        <w:rPr>
+          <w:rStyle w:val="VerbatimChar"/>
+        </w:rPr>
+        <w:t xml:space="preserve">7. Ctrl + Shift + K → renderiza Quarto (si estás en .qmd)</w:t>
+      </w:r>
+    </w:p>
+    <w:bookmarkEnd w:id="145"/>
+    <w:bookmarkEnd w:id="146"/>
+    <w:bookmarkStart w:id="156" w:name="solución-de-problemas"/>
+    <w:p>
+      <w:pPr>
+        <w:pStyle w:val="Heading1"/>
+      </w:pPr>
+      <w:r>
+        <w:t xml:space="preserve">25. Solución de Problemas</w:t>
+      </w:r>
+    </w:p>
+    <w:bookmarkStart w:id="147" w:name="problema-python-interpreter-no-detectado"/>
+    <w:p>
+      <w:pPr>
+        <w:pStyle w:val="Heading2"/>
+      </w:pPr>
+      <w:r>
+        <w:t xml:space="preserve">25.1 Problema: Python interpreter no detectado</w:t>
+      </w:r>
+    </w:p>
+    <w:p>
+      <w:pPr>
+        <w:pStyle w:val="FirstParagraph"/>
+      </w:pPr>
+      <w:r>
+        <w:rPr>
+          <w:b/>
+          <w:bCs/>
+        </w:rPr>
+        <w:t xml:space="preserve">Solución:</w:t>
+      </w:r>
+    </w:p>
+    <w:p>
+      <w:pPr>
+        <w:pStyle w:val="SourceCode"/>
+      </w:pPr>
+      <w:r>
+        <w:rPr>
+          <w:rStyle w:val="VerbatimChar"/>
+        </w:rPr>
+        <w:t xml:space="preserve">Command Palette → Python: Select Interpreter</w:t>
+      </w:r>
+    </w:p>
+    <w:p>
+      <w:pPr>
+        <w:pStyle w:val="FirstParagraph"/>
+      </w:pPr>
+      <w:r>
+        <w:t xml:space="preserve">O especificar manualmente:</w:t>
+      </w:r>
+    </w:p>
+    <w:p>
+      <w:pPr>
+        <w:pStyle w:val="SourceCode"/>
+      </w:pPr>
+      <w:r>
+        <w:rPr>
+          <w:rStyle w:val="FunctionTok"/>
+        </w:rPr>
+        <w:t xml:space="preserve">{</w:t>
+      </w:r>
+      <w:r>
+        <w:br/>
+      </w:r>
+      <w:r>
+        <w:rPr>
+          <w:rStyle w:val="NormalTok"/>
+        </w:rPr>
+        <w:t xml:space="preserve">    </w:t>
+      </w:r>
+      <w:r>
+        <w:rPr>
+          <w:rStyle w:val="DataTypeTok"/>
+        </w:rPr>
+        <w:t xml:space="preserve">"python.defaultInterpreterPath"</w:t>
+      </w:r>
+      <w:r>
+        <w:rPr>
+          <w:rStyle w:val="FunctionTok"/>
+        </w:rPr>
+        <w:t xml:space="preserve">:</w:t>
+      </w:r>
+      <w:r>
+        <w:rPr>
+          <w:rStyle w:val="NormalTok"/>
+        </w:rPr>
+        <w:t xml:space="preserve"> </w:t>
+      </w:r>
+      <w:r>
+        <w:rPr>
+          <w:rStyle w:val="StringTok"/>
+        </w:rPr>
+        <w:t xml:space="preserve">"/path/to/python"</w:t>
+      </w:r>
+      <w:r>
+        <w:br/>
+      </w:r>
+      <w:r>
+        <w:rPr>
+          <w:rStyle w:val="FunctionTok"/>
+        </w:rPr>
+        <w:t xml:space="preserve">}</w:t>
+      </w:r>
+    </w:p>
+    <w:bookmarkEnd w:id="147"/>
+    <w:bookmarkStart w:id="148" w:name="problema-r-no-funciona"/>
+    <w:p>
+      <w:pPr>
+        <w:pStyle w:val="Heading2"/>
+      </w:pPr>
+      <w:r>
+        <w:t xml:space="preserve">25.2 Problema: R no funciona</w:t>
+      </w:r>
+    </w:p>
+    <w:p>
+      <w:pPr>
+        <w:pStyle w:val="FirstParagraph"/>
+      </w:pPr>
+      <w:r>
+        <w:rPr>
+          <w:b/>
+          <w:bCs/>
+        </w:rPr>
+        <w:t xml:space="preserve">Verificar instalación:</w:t>
+      </w:r>
+    </w:p>
+    <w:p>
+      <w:pPr>
+        <w:pStyle w:val="SourceCode"/>
+      </w:pPr>
+      <w:r>
+        <w:rPr>
+          <w:rStyle w:val="FunctionTok"/>
+        </w:rPr>
+        <w:t xml:space="preserve">which</w:t>
+      </w:r>
+      <w:r>
+        <w:rPr>
+          <w:rStyle w:val="NormalTok"/>
+        </w:rPr>
+        <w:t xml:space="preserve"> R</w:t>
+      </w:r>
+      <w:r>
+        <w:br/>
+      </w:r>
+      <w:r>
+        <w:rPr>
+          <w:rStyle w:val="ExtensionTok"/>
+        </w:rPr>
+        <w:t xml:space="preserve">R</w:t>
+      </w:r>
+      <w:r>
+        <w:rPr>
+          <w:rStyle w:val="NormalTok"/>
+        </w:rPr>
+        <w:t xml:space="preserve"> </w:t>
+      </w:r>
+      <w:r>
+        <w:rPr>
+          <w:rStyle w:val="AttributeTok"/>
+        </w:rPr>
+        <w:t xml:space="preserve">--version</w:t>
+      </w:r>
+    </w:p>
+    <w:p>
+      <w:pPr>
+        <w:pStyle w:val="FirstParagraph"/>
+      </w:pPr>
+      <w:r>
+        <w:rPr>
+          <w:b/>
+          <w:bCs/>
+        </w:rPr>
+        <w:t xml:space="preserve">Instalar paquetes necesarios:</w:t>
+      </w:r>
+    </w:p>
+    <w:p>
+      <w:pPr>
+        <w:pStyle w:val="SourceCode"/>
+      </w:pPr>
+      <w:r>
+        <w:rPr>
+          <w:rStyle w:val="NormalTok"/>
+        </w:rPr>
+        <w:t xml:space="preserve">pak</w:t>
+      </w:r>
+      <w:r>
+        <w:rPr>
+          <w:rStyle w:val="SpecialCharTok"/>
+        </w:rPr>
+        <w:t xml:space="preserve">::</w:t>
+      </w:r>
+      <w:r>
+        <w:rPr>
+          <w:rStyle w:val="FunctionTok"/>
+        </w:rPr>
+        <w:t xml:space="preserve">pak</w:t>
+      </w:r>
+      <w:r>
+        <w:rPr>
+          <w:rStyle w:val="NormalTok"/>
+        </w:rPr>
+        <w:t xml:space="preserve">(</w:t>
+      </w:r>
+      <w:r>
+        <w:rPr>
+          <w:rStyle w:val="FunctionTok"/>
+        </w:rPr>
+        <w:t xml:space="preserve">c</w:t>
+      </w:r>
+      <w:r>
+        <w:rPr>
+          <w:rStyle w:val="NormalTok"/>
+        </w:rPr>
+        <w:t xml:space="preserve">(</w:t>
+      </w:r>
+      <w:r>
+        <w:rPr>
+          <w:rStyle w:val="StringTok"/>
+        </w:rPr>
+        <w:t xml:space="preserve">"usethis"</w:t>
+      </w:r>
+      <w:r>
+        <w:rPr>
+          <w:rStyle w:val="NormalTok"/>
+        </w:rPr>
+        <w:t xml:space="preserve">, </w:t>
+      </w:r>
+      <w:r>
+        <w:rPr>
+          <w:rStyle w:val="StringTok"/>
+        </w:rPr>
+        <w:t xml:space="preserve">"cli"</w:t>
+      </w:r>
+      <w:r>
+        <w:rPr>
+          <w:rStyle w:val="NormalTok"/>
+        </w:rPr>
+        <w:t xml:space="preserve">, </w:t>
+      </w:r>
+      <w:r>
+        <w:rPr>
+          <w:rStyle w:val="StringTok"/>
+        </w:rPr>
+        <w:t xml:space="preserve">"crayon"</w:t>
+      </w:r>
+      <w:r>
+        <w:rPr>
+          <w:rStyle w:val="NormalTok"/>
+        </w:rPr>
+        <w:t xml:space="preserve">, </w:t>
+      </w:r>
+      <w:r>
+        <w:rPr>
+          <w:rStyle w:val="StringTok"/>
+        </w:rPr>
+        <w:t xml:space="preserve">"rlang"</w:t>
+      </w:r>
+      <w:r>
+        <w:rPr>
+          <w:rStyle w:val="NormalTok"/>
+        </w:rPr>
+        <w:t xml:space="preserve">))</w:t>
+      </w:r>
+    </w:p>
+    <w:bookmarkEnd w:id="148"/>
+    <w:bookmarkStart w:id="149" w:name="problema-console-no-inicia"/>
+    <w:p>
+      <w:pPr>
+        <w:pStyle w:val="Heading2"/>
+      </w:pPr>
+      <w:r>
+        <w:t xml:space="preserve">25.3 Problema: Console no inicia</w:t>
+      </w:r>
+    </w:p>
+    <w:p>
+      <w:pPr>
+        <w:pStyle w:val="FirstParagraph"/>
+      </w:pPr>
+      <w:r>
+        <w:rPr>
+          <w:b/>
+          <w:bCs/>
+        </w:rPr>
+        <w:t xml:space="preserve">Reiniciar intérprete:</w:t>
+      </w:r>
+    </w:p>
+    <w:p>
+      <w:pPr>
+        <w:pStyle w:val="SourceCode"/>
+      </w:pPr>
+      <w:r>
+        <w:rPr>
+          <w:rStyle w:val="VerbatimChar"/>
+        </w:rPr>
+        <w:t xml:space="preserve">Ctrl+Shift+0</w:t>
+      </w:r>
+    </w:p>
+    <w:p>
+      <w:pPr>
+        <w:pStyle w:val="FirstParagraph"/>
+      </w:pPr>
+      <w:r>
+        <w:rPr>
+          <w:b/>
+          <w:bCs/>
+        </w:rPr>
+        <w:t xml:space="preserve">Verificar IPython:</w:t>
+      </w:r>
+    </w:p>
+    <w:p>
+      <w:pPr>
+        <w:pStyle w:val="SourceCode"/>
+      </w:pPr>
+      <w:r>
+        <w:rPr>
+          <w:rStyle w:val="ExtensionTok"/>
+        </w:rPr>
+        <w:t xml:space="preserve">pip</w:t>
+      </w:r>
+      <w:r>
+        <w:rPr>
+          <w:rStyle w:val="NormalTok"/>
+        </w:rPr>
+        <w:t xml:space="preserve"> install ipython</w:t>
+      </w:r>
+    </w:p>
+    <w:bookmarkEnd w:id="149"/>
+    <w:bookmarkStart w:id="150" w:name="problema-extensiones-no-aparecen"/>
+    <w:p>
+      <w:pPr>
+        <w:pStyle w:val="Heading2"/>
+      </w:pPr>
+      <w:r>
+        <w:t xml:space="preserve">25.4 Problema: Extensiones no aparecen</w:t>
+      </w:r>
+    </w:p>
+    <w:p>
+      <w:pPr>
+        <w:pStyle w:val="FirstParagraph"/>
+      </w:pPr>
+      <w:r>
+        <w:rPr>
+          <w:b/>
+          <w:bCs/>
+        </w:rPr>
+        <w:t xml:space="preserve">Recordar:</w:t>
+      </w:r>
+      <w:r>
+        <w:t xml:space="preserve"> </w:t>
+      </w:r>
+      <w:r>
+        <w:t xml:space="preserve">Positron usa Open VSX, no VS Marketplace. Algunas extensiones pueden no estar disponibles.</w:t>
+      </w:r>
+    </w:p>
+    <w:p>
+      <w:pPr>
+        <w:pStyle w:val="BodyText"/>
+      </w:pPr>
+      <w:r>
+        <w:rPr>
+          <w:b/>
+          <w:bCs/>
+        </w:rPr>
+        <w:t xml:space="preserve">Alternativa:</w:t>
+      </w:r>
+      <w:r>
+        <w:t xml:space="preserve"> </w:t>
+      </w:r>
+      <w:r>
+        <w:t xml:space="preserve">Instalar .vsix manualmente desde GitHub de la extensión.</w:t>
+      </w:r>
+    </w:p>
+    <w:bookmarkEnd w:id="150"/>
+    <w:bookmarkStart w:id="151" w:name="problema-terminal-no-hereda-path"/>
+    <w:p>
+      <w:pPr>
+        <w:pStyle w:val="Heading2"/>
+      </w:pPr>
+      <w:r>
+        <w:t xml:space="preserve">25.5 Problema: Terminal no hereda PATH</w:t>
+      </w:r>
+    </w:p>
+    <w:p>
+      <w:pPr>
+        <w:pStyle w:val="SourceCode"/>
+      </w:pPr>
+      <w:r>
+        <w:rPr>
+          <w:rStyle w:val="FunctionTok"/>
+        </w:rPr>
+        <w:t xml:space="preserve">{</w:t>
+      </w:r>
+      <w:r>
+        <w:br/>
+      </w:r>
+      <w:r>
+        <w:rPr>
+          <w:rStyle w:val="NormalTok"/>
+        </w:rPr>
+        <w:t xml:space="preserve">    </w:t>
+      </w:r>
+      <w:r>
+        <w:rPr>
+          <w:rStyle w:val="DataTypeTok"/>
+        </w:rPr>
+        <w:t xml:space="preserve">"terminal.integrated.inheritEnv"</w:t>
+      </w:r>
+      <w:r>
+        <w:rPr>
+          <w:rStyle w:val="FunctionTok"/>
+        </w:rPr>
+        <w:t xml:space="preserve">:</w:t>
+      </w:r>
+      <w:r>
+        <w:rPr>
+          <w:rStyle w:val="NormalTok"/>
+        </w:rPr>
+        <w:t xml:space="preserve"> </w:t>
+      </w:r>
+      <w:r>
+        <w:rPr>
+          <w:rStyle w:val="KeywordTok"/>
+        </w:rPr>
+        <w:t xml:space="preserve">false</w:t>
+      </w:r>
+      <w:r>
+        <w:br/>
+      </w:r>
+      <w:r>
+        <w:rPr>
+          <w:rStyle w:val="FunctionTok"/>
+        </w:rPr>
+        <w:t xml:space="preserve">}</w:t>
+      </w:r>
+    </w:p>
+    <w:p>
+      <w:pPr>
+        <w:pStyle w:val="FirstParagraph"/>
+      </w:pPr>
+      <w:r>
+        <w:t xml:space="preserve">O agregar al shell config (~/.bashrc, ~/.zshrc, etc.):</w:t>
+      </w:r>
+    </w:p>
+    <w:p>
+      <w:pPr>
+        <w:pStyle w:val="SourceCode"/>
+      </w:pPr>
+      <w:r>
+        <w:rPr>
+          <w:rStyle w:val="BuiltInTok"/>
+        </w:rPr>
+        <w:t xml:space="preserve">export</w:t>
+      </w:r>
+      <w:r>
+        <w:rPr>
+          <w:rStyle w:val="NormalTok"/>
+        </w:rPr>
+        <w:t xml:space="preserve"> </w:t>
+      </w:r>
+      <w:r>
+        <w:rPr>
+          <w:rStyle w:val="VariableTok"/>
+        </w:rPr>
+        <w:t xml:space="preserve">PATH</w:t>
+      </w:r>
+      <w:r>
+        <w:rPr>
+          <w:rStyle w:val="OperatorTok"/>
+        </w:rPr>
+        <w:t xml:space="preserve">=</w:t>
+      </w:r>
+      <w:r>
+        <w:rPr>
+          <w:rStyle w:val="StringTok"/>
+        </w:rPr>
+        <w:t xml:space="preserve">"/path/to/anaconda3/bin:</w:t>
+      </w:r>
+      <w:r>
+        <w:rPr>
+          <w:rStyle w:val="VariableTok"/>
+        </w:rPr>
+        <w:t xml:space="preserve">$PATH</w:t>
+      </w:r>
+      <w:r>
+        <w:rPr>
+          <w:rStyle w:val="StringTok"/>
+        </w:rPr>
+        <w:t xml:space="preserve">"</w:t>
+      </w:r>
+    </w:p>
+    <w:bookmarkEnd w:id="151"/>
+    <w:bookmarkStart w:id="152" w:name="problema-plots-no-aparecen"/>
+    <w:p>
+      <w:pPr>
+        <w:pStyle w:val="Heading2"/>
+      </w:pPr>
+      <w:r>
+        <w:t xml:space="preserve">25.6 Problema: Plots no aparecen</w:t>
+      </w:r>
+    </w:p>
+    <w:p>
+      <w:pPr>
+        <w:pStyle w:val="FirstParagraph"/>
+      </w:pPr>
+      <w:r>
+        <w:rPr>
+          <w:b/>
+          <w:bCs/>
+        </w:rPr>
+        <w:t xml:space="preserve">Python:</w:t>
+      </w:r>
+    </w:p>
+    <w:p>
+      <w:pPr>
+        <w:pStyle w:val="SourceCode"/>
+      </w:pPr>
+      <w:r>
+        <w:rPr>
+          <w:rStyle w:val="ImportTok"/>
+        </w:rPr>
+        <w:t xml:space="preserve">import</w:t>
+      </w:r>
+      <w:r>
+        <w:rPr>
+          <w:rStyle w:val="NormalTok"/>
+        </w:rPr>
+        <w:t xml:space="preserve"> matplotlib.pyplot </w:t>
+      </w:r>
+      <w:r>
+        <w:rPr>
+          <w:rStyle w:val="ImportTok"/>
+        </w:rPr>
+        <w:t xml:space="preserve">as</w:t>
+      </w:r>
+      <w:r>
+        <w:rPr>
+          <w:rStyle w:val="NormalTok"/>
+        </w:rPr>
+        <w:t xml:space="preserve"> plt</w:t>
+      </w:r>
+      <w:r>
+        <w:br/>
+      </w:r>
+      <w:r>
+        <w:rPr>
+          <w:rStyle w:val="NormalTok"/>
+        </w:rPr>
+        <w:t xml:space="preserve">plt.ion()  </w:t>
+      </w:r>
+      <w:r>
+        <w:rPr>
+          <w:rStyle w:val="CommentTok"/>
+        </w:rPr>
+        <w:t xml:space="preserve"># Interactive mode</w:t>
+      </w:r>
+    </w:p>
+    <w:p>
+      <w:pPr>
+        <w:pStyle w:val="FirstParagraph"/>
+      </w:pPr>
+      <w:r>
+        <w:rPr>
+          <w:b/>
+          <w:bCs/>
+        </w:rPr>
+        <w:t xml:space="preserve">R:</w:t>
+      </w:r>
+    </w:p>
+    <w:p>
+      <w:pPr>
+        <w:pStyle w:val="SourceCode"/>
+      </w:pPr>
+      <w:r>
+        <w:rPr>
+          <w:rStyle w:val="FunctionTok"/>
+        </w:rPr>
+        <w:t xml:space="preserve">options</w:t>
+      </w:r>
+      <w:r>
+        <w:rPr>
+          <w:rStyle w:val="NormalTok"/>
+        </w:rPr>
+        <w:t xml:space="preserve">(</w:t>
+      </w:r>
+      <w:r>
+        <w:rPr>
+          <w:rStyle w:val="AttributeTok"/>
+        </w:rPr>
+        <w:t xml:space="preserve">device =</w:t>
+      </w:r>
+      <w:r>
+        <w:rPr>
+          <w:rStyle w:val="NormalTok"/>
+        </w:rPr>
+        <w:t xml:space="preserve"> </w:t>
+      </w:r>
+      <w:r>
+        <w:rPr>
+          <w:rStyle w:val="StringTok"/>
+        </w:rPr>
+        <w:t xml:space="preserve">"quartz"</w:t>
+      </w:r>
+      <w:r>
+        <w:rPr>
+          <w:rStyle w:val="NormalTok"/>
+        </w:rPr>
+        <w:t xml:space="preserve">)  </w:t>
+      </w:r>
+      <w:r>
+        <w:rPr>
+          <w:rStyle w:val="CommentTok"/>
+        </w:rPr>
+        <w:t xml:space="preserve"># macOS</w:t>
+      </w:r>
+      <w:r>
+        <w:br/>
+      </w:r>
+      <w:r>
+        <w:rPr>
+          <w:rStyle w:val="CommentTok"/>
+        </w:rPr>
+        <w:t xml:space="preserve"># o</w:t>
+      </w:r>
+      <w:r>
+        <w:br/>
+      </w:r>
+      <w:r>
+        <w:rPr>
+          <w:rStyle w:val="FunctionTok"/>
+        </w:rPr>
+        <w:t xml:space="preserve">options</w:t>
+      </w:r>
+      <w:r>
+        <w:rPr>
+          <w:rStyle w:val="NormalTok"/>
+        </w:rPr>
+        <w:t xml:space="preserve">(</w:t>
+      </w:r>
+      <w:r>
+        <w:rPr>
+          <w:rStyle w:val="AttributeTok"/>
+        </w:rPr>
+        <w:t xml:space="preserve">device =</w:t>
+      </w:r>
+      <w:r>
+        <w:rPr>
+          <w:rStyle w:val="NormalTok"/>
+        </w:rPr>
+        <w:t xml:space="preserve"> </w:t>
+      </w:r>
+      <w:r>
+        <w:rPr>
+          <w:rStyle w:val="StringTok"/>
+        </w:rPr>
+        <w:t xml:space="preserve">"x11"</w:t>
+      </w:r>
+      <w:r>
+        <w:rPr>
+          <w:rStyle w:val="NormalTok"/>
+        </w:rPr>
+        <w:t xml:space="preserve">)  </w:t>
+      </w:r>
+      <w:r>
+        <w:rPr>
+          <w:rStyle w:val="CommentTok"/>
+        </w:rPr>
+        <w:t xml:space="preserve"># Linux</w:t>
+      </w:r>
+    </w:p>
+    <w:bookmarkEnd w:id="152"/>
+    <w:bookmarkStart w:id="153" w:name="problema-quarto-no-renderiza"/>
+    <w:p>
+      <w:pPr>
+        <w:pStyle w:val="Heading2"/>
+      </w:pPr>
+      <w:r>
+        <w:t xml:space="preserve">25.7 Problema: Quarto no renderiza</w:t>
+      </w:r>
+    </w:p>
+    <w:p>
+      <w:pPr>
+        <w:pStyle w:val="FirstParagraph"/>
+      </w:pPr>
+      <w:r>
+        <w:rPr>
+          <w:b/>
+          <w:bCs/>
+        </w:rPr>
+        <w:t xml:space="preserve">Verificar instalación:</w:t>
+      </w:r>
+    </w:p>
+    <w:p>
+      <w:pPr>
+        <w:pStyle w:val="SourceCode"/>
+      </w:pPr>
+      <w:r>
+        <w:rPr>
+          <w:rStyle w:val="ExtensionTok"/>
+        </w:rPr>
+        <w:t xml:space="preserve">quarto</w:t>
+      </w:r>
+      <w:r>
+        <w:rPr>
+          <w:rStyle w:val="NormalTok"/>
+        </w:rPr>
+        <w:t xml:space="preserve"> check</w:t>
+      </w:r>
+    </w:p>
+    <w:p>
+      <w:pPr>
+        <w:pStyle w:val="FirstParagraph"/>
+      </w:pPr>
+      <w:r>
+        <w:rPr>
+          <w:b/>
+          <w:bCs/>
+        </w:rPr>
+        <w:t xml:space="preserve">Reinstalar extensión:</w:t>
+      </w:r>
+    </w:p>
+    <w:p>
+      <w:pPr>
+        <w:pStyle w:val="SourceCode"/>
+      </w:pPr>
+      <w:r>
+        <w:rPr>
+          <w:rStyle w:val="VerbatimChar"/>
+        </w:rPr>
+        <w:t xml:space="preserve">Extensions → Quarto → Reload</w:t>
+      </w:r>
+    </w:p>
+    <w:bookmarkEnd w:id="153"/>
+    <w:bookmarkStart w:id="154" w:name="problema-settings-no-se-guardan"/>
+    <w:p>
+      <w:pPr>
+        <w:pStyle w:val="Heading2"/>
+      </w:pPr>
+      <w:r>
+        <w:t xml:space="preserve">25.8 Problema: Settings no se guardan</w:t>
+      </w:r>
+    </w:p>
+    <w:p>
+      <w:pPr>
+        <w:pStyle w:val="FirstParagraph"/>
+      </w:pPr>
+      <w:r>
+        <w:rPr>
+          <w:b/>
+          <w:bCs/>
+        </w:rPr>
+        <w:t xml:space="preserve">Ubicación correcta:</w:t>
+      </w:r>
+    </w:p>
+    <w:p>
+      <w:pPr>
+        <w:pStyle w:val="SourceCode"/>
+      </w:pPr>
+      <w:r>
+        <w:rPr>
+          <w:rStyle w:val="VerbatimChar"/>
+        </w:rPr>
+        <w:t xml:space="preserve">~/.config/Positron/User/settings.json</w:t>
+      </w:r>
+    </w:p>
+    <w:p>
+      <w:pPr>
+        <w:pStyle w:val="FirstParagraph"/>
+      </w:pPr>
+      <w:r>
+        <w:rPr>
+          <w:b/>
+          <w:bCs/>
+        </w:rPr>
+        <w:t xml:space="preserve">Permisos:</w:t>
+      </w:r>
+    </w:p>
+    <w:p>
+      <w:pPr>
+        <w:pStyle w:val="SourceCode"/>
+      </w:pPr>
+      <w:r>
+        <w:rPr>
+          <w:rStyle w:val="FunctionTok"/>
+        </w:rPr>
+        <w:t xml:space="preserve">chmod</w:t>
+      </w:r>
+      <w:r>
+        <w:rPr>
+          <w:rStyle w:val="NormalTok"/>
+        </w:rPr>
+        <w:t xml:space="preserve"> 644 ~/.config/Positron/User/settings.json</w:t>
+      </w:r>
+    </w:p>
+    <w:bookmarkEnd w:id="154"/>
+    <w:bookmarkStart w:id="155" w:name="problema-performance-lenta"/>
+    <w:p>
+      <w:pPr>
+        <w:pStyle w:val="Heading2"/>
+      </w:pPr>
+      <w:r>
+        <w:t xml:space="preserve">25.9 Problema: Performance lenta</w:t>
+      </w:r>
+    </w:p>
+    <w:p>
+      <w:pPr>
+        <w:pStyle w:val="FirstParagraph"/>
+      </w:pPr>
+      <w:r>
+        <w:rPr>
+          <w:b/>
+          <w:bCs/>
+        </w:rPr>
+        <w:t xml:space="preserve">Deshabilitar extensiones innecesarias</w:t>
+      </w:r>
+    </w:p>
+    <w:p>
+      <w:pPr>
+        <w:pStyle w:val="BodyText"/>
+      </w:pPr>
+      <w:r>
+        <w:rPr>
+          <w:b/>
+          <w:bCs/>
+        </w:rPr>
+        <w:t xml:space="preserve">Reducir history:</w:t>
+      </w:r>
+    </w:p>
+    <w:p>
+      <w:pPr>
+        <w:pStyle w:val="SourceCode"/>
+      </w:pPr>
+      <w:r>
+        <w:rPr>
+          <w:rStyle w:val="FunctionTok"/>
+        </w:rPr>
+        <w:t xml:space="preserve">{</w:t>
+      </w:r>
+      <w:r>
+        <w:br/>
+      </w:r>
+      <w:r>
+        <w:rPr>
+          <w:rStyle w:val="NormalTok"/>
+        </w:rPr>
+        <w:t xml:space="preserve">    </w:t>
+      </w:r>
+      <w:r>
+        <w:rPr>
+          <w:rStyle w:val="DataTypeTok"/>
+        </w:rPr>
+        <w:t xml:space="preserve">"terminal.integrated.scrollback"</w:t>
+      </w:r>
+      <w:r>
+        <w:rPr>
+          <w:rStyle w:val="FunctionTok"/>
+        </w:rPr>
+        <w:t xml:space="preserve">:</w:t>
+      </w:r>
+      <w:r>
+        <w:rPr>
+          <w:rStyle w:val="NormalTok"/>
+        </w:rPr>
+        <w:t xml:space="preserve"> </w:t>
+      </w:r>
+      <w:r>
+        <w:rPr>
+          <w:rStyle w:val="DecValTok"/>
+        </w:rPr>
+        <w:t xml:space="preserve">1000</w:t>
+      </w:r>
+      <w:r>
+        <w:br/>
+      </w:r>
+      <w:r>
+        <w:rPr>
+          <w:rStyle w:val="FunctionTok"/>
+        </w:rPr>
+        <w:t xml:space="preserve">}</w:t>
+      </w:r>
+    </w:p>
+    <w:p>
+      <w:pPr>
+        <w:pStyle w:val="FirstParagraph"/>
+      </w:pPr>
+      <w:r>
+        <w:rPr>
+          <w:b/>
+          <w:bCs/>
+        </w:rPr>
+        <w:t xml:space="preserve">Deshabilitar features:</w:t>
+      </w:r>
+    </w:p>
+    <w:p>
+      <w:pPr>
+        <w:pStyle w:val="SourceCode"/>
+      </w:pPr>
+      <w:r>
+        <w:rPr>
+          <w:rStyle w:val="FunctionTok"/>
+        </w:rPr>
+        <w:t xml:space="preserve">{</w:t>
+      </w:r>
+      <w:r>
+        <w:br/>
+      </w:r>
+      <w:r>
+        <w:rPr>
+          <w:rStyle w:val="NormalTok"/>
+        </w:rPr>
+        <w:t xml:space="preserve">    </w:t>
+      </w:r>
+      <w:r>
+        <w:rPr>
+          <w:rStyle w:val="DataTypeTok"/>
+        </w:rPr>
+        <w:t xml:space="preserve">"editor.minimap.enabled"</w:t>
+      </w:r>
+      <w:r>
+        <w:rPr>
+          <w:rStyle w:val="FunctionTok"/>
+        </w:rPr>
+        <w:t xml:space="preserve">:</w:t>
+      </w:r>
+      <w:r>
+        <w:rPr>
+          <w:rStyle w:val="NormalTok"/>
+        </w:rPr>
+        <w:t xml:space="preserve"> </w:t>
+      </w:r>
+      <w:r>
+        <w:rPr>
+          <w:rStyle w:val="KeywordTok"/>
+        </w:rPr>
+        <w:t xml:space="preserve">false</w:t>
+      </w:r>
+      <w:r>
+        <w:rPr>
+          <w:rStyle w:val="FunctionTok"/>
+        </w:rPr>
+        <w:t xml:space="preserve">,</w:t>
+      </w:r>
+      <w:r>
+        <w:br/>
+      </w:r>
+      <w:r>
+        <w:rPr>
+          <w:rStyle w:val="NormalTok"/>
+        </w:rPr>
+        <w:t xml:space="preserve">    </w:t>
+      </w:r>
+      <w:r>
+        <w:rPr>
+          <w:rStyle w:val="DataTypeTok"/>
+        </w:rPr>
+        <w:t xml:space="preserve">"editor.suggest.preview"</w:t>
+      </w:r>
+      <w:r>
+        <w:rPr>
+          <w:rStyle w:val="FunctionTok"/>
+        </w:rPr>
+        <w:t xml:space="preserve">:</w:t>
+      </w:r>
+      <w:r>
+        <w:rPr>
+          <w:rStyle w:val="NormalTok"/>
+        </w:rPr>
+        <w:t xml:space="preserve"> </w:t>
+      </w:r>
+      <w:r>
+        <w:rPr>
+          <w:rStyle w:val="KeywordTok"/>
+        </w:rPr>
+        <w:t xml:space="preserve">false</w:t>
+      </w:r>
+      <w:r>
+        <w:br/>
+      </w:r>
+      <w:r>
+        <w:rPr>
+          <w:rStyle w:val="FunctionTok"/>
+        </w:rPr>
+        <w:t xml:space="preserve">}</w:t>
+      </w:r>
+    </w:p>
+    <w:bookmarkEnd w:id="155"/>
+    <w:bookmarkEnd w:id="156"/>
+    <w:bookmarkStart w:id="160" w:name="conclusión"/>
+    <w:p>
+      <w:pPr>
+        <w:pStyle w:val="Heading1"/>
+      </w:pPr>
+      <w:r>
+        <w:t xml:space="preserve">26. Conclusión</w:t>
+      </w:r>
+    </w:p>
+    <w:bookmarkStart w:id="157" w:name="resumen-de-cambios-de-vs-code-a-positron"/>
+    <w:p>
+      <w:pPr>
+        <w:pStyle w:val="Heading2"/>
+      </w:pPr>
+      <w:r>
+        <w:t xml:space="preserve">26.1 Resumen de Cambios de VS Code a Positron</w:t>
+      </w:r>
+    </w:p>
+    <w:p>
+      <w:pPr>
+        <w:pStyle w:val="FirstParagraph"/>
+      </w:pPr>
+      <w:r>
+        <w:rPr>
+          <w:b/>
+          <w:bCs/>
+        </w:rPr>
+        <w:t xml:space="preserve">Lo Mismo:</w:t>
+      </w:r>
+    </w:p>
+    <w:p>
+      <w:pPr>
+        <w:pStyle w:val="Compact"/>
+        <w:numPr>
+          <w:ilvl w:val="0"/>
+          <w:numId w:val="1051"/>
+        </w:numPr>
+      </w:pPr>
+      <w:r>
+        <w:t xml:space="preserve">Editor de código</w:t>
+      </w:r>
+    </w:p>
+    <w:p>
+      <w:pPr>
+        <w:pStyle w:val="Compact"/>
+        <w:numPr>
+          <w:ilvl w:val="0"/>
+          <w:numId w:val="1051"/>
+        </w:numPr>
+      </w:pPr>
+      <w:r>
+        <w:t xml:space="preserve">Atajos de teclado (95%)</w:t>
+      </w:r>
+    </w:p>
+    <w:p>
+      <w:pPr>
+        <w:pStyle w:val="Compact"/>
+        <w:numPr>
+          <w:ilvl w:val="0"/>
+          <w:numId w:val="1051"/>
+        </w:numPr>
+      </w:pPr>
+      <w:r>
+        <w:t xml:space="preserve">Terminal</w:t>
+      </w:r>
+    </w:p>
+    <w:p>
+      <w:pPr>
+        <w:pStyle w:val="Compact"/>
+        <w:numPr>
+          <w:ilvl w:val="0"/>
+          <w:numId w:val="1051"/>
+        </w:numPr>
+      </w:pPr>
+      <w:r>
+        <w:t xml:space="preserve">Extensions system</w:t>
+      </w:r>
+    </w:p>
+    <w:p>
+      <w:pPr>
+        <w:pStyle w:val="Compact"/>
+        <w:numPr>
+          <w:ilvl w:val="0"/>
+          <w:numId w:val="1051"/>
+        </w:numPr>
+      </w:pPr>
+      <w:r>
+        <w:t xml:space="preserve">Git integration</w:t>
+      </w:r>
+    </w:p>
+    <w:p>
+      <w:pPr>
+        <w:pStyle w:val="Compact"/>
+        <w:numPr>
+          <w:ilvl w:val="0"/>
+          <w:numId w:val="1051"/>
+        </w:numPr>
+      </w:pPr>
+      <w:r>
+        <w:t xml:space="preserve">Settings system</w:t>
+      </w:r>
+    </w:p>
+    <w:p>
+      <w:pPr>
+        <w:pStyle w:val="FirstParagraph"/>
+      </w:pPr>
+      <w:r>
+        <w:rPr>
+          <w:b/>
+          <w:bCs/>
+        </w:rPr>
+        <w:t xml:space="preserve">Lo Nuevo:</w:t>
+      </w:r>
+    </w:p>
+    <w:p>
+      <w:pPr>
+        <w:pStyle w:val="Compact"/>
+        <w:numPr>
+          <w:ilvl w:val="0"/>
+          <w:numId w:val="1052"/>
+        </w:numPr>
+      </w:pPr>
+      <w:r>
+        <w:t xml:space="preserve">Console (IPython/IRKernel)</w:t>
+      </w:r>
+    </w:p>
+    <w:p>
+      <w:pPr>
+        <w:pStyle w:val="Compact"/>
+        <w:numPr>
+          <w:ilvl w:val="0"/>
+          <w:numId w:val="1052"/>
+        </w:numPr>
+      </w:pPr>
+      <w:r>
+        <w:t xml:space="preserve">Variables Pane</w:t>
+      </w:r>
+    </w:p>
+    <w:p>
+      <w:pPr>
+        <w:pStyle w:val="Compact"/>
+        <w:numPr>
+          <w:ilvl w:val="0"/>
+          <w:numId w:val="1052"/>
+        </w:numPr>
+      </w:pPr>
+      <w:r>
+        <w:t xml:space="preserve">Data Explorer</w:t>
+      </w:r>
+    </w:p>
+    <w:p>
+      <w:pPr>
+        <w:pStyle w:val="Compact"/>
+        <w:numPr>
+          <w:ilvl w:val="0"/>
+          <w:numId w:val="1052"/>
+        </w:numPr>
+      </w:pPr>
+      <w:r>
+        <w:t xml:space="preserve">Plots Pane</w:t>
+      </w:r>
+    </w:p>
+    <w:p>
+      <w:pPr>
+        <w:pStyle w:val="Compact"/>
+        <w:numPr>
+          <w:ilvl w:val="0"/>
+          <w:numId w:val="1052"/>
+        </w:numPr>
+      </w:pPr>
+      <w:r>
+        <w:t xml:space="preserve">Help Pane</w:t>
+      </w:r>
+    </w:p>
+    <w:p>
+      <w:pPr>
+        <w:pStyle w:val="Compact"/>
+        <w:numPr>
+          <w:ilvl w:val="0"/>
+          <w:numId w:val="1052"/>
+        </w:numPr>
+      </w:pPr>
+      <w:r>
+        <w:t xml:space="preserve">Connections Pane</w:t>
+      </w:r>
+    </w:p>
+    <w:p>
+      <w:pPr>
+        <w:pStyle w:val="Compact"/>
+        <w:numPr>
+          <w:ilvl w:val="0"/>
+          <w:numId w:val="1052"/>
+        </w:numPr>
+      </w:pPr>
+      <w:r>
+        <w:t xml:space="preserve">Soporte Python/R nativo</w:t>
+      </w:r>
+    </w:p>
+    <w:p>
+      <w:pPr>
+        <w:pStyle w:val="Compact"/>
+        <w:numPr>
+          <w:ilvl w:val="0"/>
+          <w:numId w:val="1052"/>
+        </w:numPr>
+      </w:pPr>
+      <w:r>
+        <w:t xml:space="preserve">AI Assistant (Positron Assistant, Databot)</w:t>
+      </w:r>
+    </w:p>
+    <w:p>
+      <w:pPr>
+        <w:pStyle w:val="FirstParagraph"/>
+      </w:pPr>
+      <w:r>
+        <w:rPr>
+          <w:b/>
+          <w:bCs/>
+        </w:rPr>
+        <w:t xml:space="preserve">Lo Diferente:</w:t>
+      </w:r>
+    </w:p>
+    <w:p>
+      <w:pPr>
+        <w:pStyle w:val="Compact"/>
+        <w:numPr>
+          <w:ilvl w:val="0"/>
+          <w:numId w:val="1053"/>
+        </w:numPr>
+      </w:pPr>
+      <w:r>
+        <w:t xml:space="preserve">Open VSX en lugar de VS Marketplace</w:t>
+      </w:r>
+    </w:p>
+    <w:p>
+      <w:pPr>
+        <w:pStyle w:val="Compact"/>
+        <w:numPr>
+          <w:ilvl w:val="0"/>
+          <w:numId w:val="1053"/>
+        </w:numPr>
+      </w:pPr>
+      <w:r>
+        <w:t xml:space="preserve">Algunas extensiones no disponibles</w:t>
+      </w:r>
+    </w:p>
+    <w:p>
+      <w:pPr>
+        <w:pStyle w:val="Compact"/>
+        <w:numPr>
+          <w:ilvl w:val="0"/>
+          <w:numId w:val="1053"/>
+        </w:numPr>
+      </w:pPr>
+      <w:r>
+        <w:t xml:space="preserve">Mejor integración para data science</w:t>
+      </w:r>
+    </w:p>
+    <w:bookmarkEnd w:id="157"/>
+    <w:bookmarkStart w:id="158" w:name="próximos-pasos"/>
+    <w:p>
+      <w:pPr>
+        <w:pStyle w:val="Heading2"/>
+      </w:pPr>
+      <w:r>
+        <w:t xml:space="preserve">26.2 Próximos Pasos</w:t>
+      </w:r>
+    </w:p>
+    <w:p>
+      <w:pPr>
+        <w:pStyle w:val="Compact"/>
+        <w:numPr>
+          <w:ilvl w:val="0"/>
+          <w:numId w:val="1054"/>
+        </w:numPr>
+      </w:pPr>
+      <w:r>
+        <w:rPr>
+          <w:b/>
+          <w:bCs/>
+        </w:rPr>
+        <w:t xml:space="preserve">Instalar Positron</w:t>
+      </w:r>
+    </w:p>
+    <w:p>
+      <w:pPr>
+        <w:pStyle w:val="Compact"/>
+        <w:numPr>
+          <w:ilvl w:val="0"/>
+          <w:numId w:val="1054"/>
+        </w:numPr>
+      </w:pPr>
+      <w:r>
+        <w:rPr>
+          <w:b/>
+          <w:bCs/>
+        </w:rPr>
+        <w:t xml:space="preserve">Importar settings de VS Code</w:t>
+      </w:r>
+    </w:p>
+    <w:p>
+      <w:pPr>
+        <w:pStyle w:val="Compact"/>
+        <w:numPr>
+          <w:ilvl w:val="0"/>
+          <w:numId w:val="1054"/>
+        </w:numPr>
+      </w:pPr>
+      <w:r>
+        <w:rPr>
+          <w:b/>
+          <w:bCs/>
+        </w:rPr>
+        <w:t xml:space="preserve">Configurar Python/R</w:t>
+      </w:r>
+    </w:p>
+    <w:p>
+      <w:pPr>
+        <w:pStyle w:val="Compact"/>
+        <w:numPr>
+          <w:ilvl w:val="0"/>
+          <w:numId w:val="1054"/>
+        </w:numPr>
+      </w:pPr>
+      <w:r>
+        <w:rPr>
+          <w:b/>
+          <w:bCs/>
+        </w:rPr>
+        <w:t xml:space="preserve">Instalar extensiones esenciales</w:t>
+      </w:r>
+    </w:p>
+    <w:p>
+      <w:pPr>
+        <w:pStyle w:val="Compact"/>
+        <w:numPr>
+          <w:ilvl w:val="0"/>
+          <w:numId w:val="1054"/>
+        </w:numPr>
+      </w:pPr>
+      <w:r>
+        <w:rPr>
+          <w:b/>
+          <w:bCs/>
+        </w:rPr>
+        <w:t xml:space="preserve">Personalizar tema y layout</w:t>
+      </w:r>
+    </w:p>
+    <w:p>
+      <w:pPr>
+        <w:pStyle w:val="Compact"/>
+        <w:numPr>
+          <w:ilvl w:val="0"/>
+          <w:numId w:val="1054"/>
+        </w:numPr>
+      </w:pPr>
+      <w:r>
+        <w:rPr>
+          <w:b/>
+          <w:bCs/>
+        </w:rPr>
+        <w:t xml:space="preserve">Explorar Console y panes</w:t>
+      </w:r>
+    </w:p>
+    <w:p>
+      <w:pPr>
+        <w:pStyle w:val="Compact"/>
+        <w:numPr>
+          <w:ilvl w:val="0"/>
+          <w:numId w:val="1054"/>
+        </w:numPr>
+      </w:pPr>
+      <w:r>
+        <w:rPr>
+          <w:b/>
+          <w:bCs/>
+        </w:rPr>
+        <w:t xml:space="preserve">Crear tu primer documento Quarto</w:t>
+      </w:r>
+    </w:p>
+    <w:bookmarkEnd w:id="158"/>
+    <w:bookmarkStart w:id="159" w:name="recursos"/>
+    <w:p>
+      <w:pPr>
+        <w:pStyle w:val="Heading2"/>
+      </w:pPr>
+      <w:r>
+        <w:t xml:space="preserve">26.3 Recursos</w:t>
+      </w:r>
+    </w:p>
+    <w:p>
+      <w:pPr>
+        <w:pStyle w:val="FirstParagraph"/>
+      </w:pPr>
+      <w:r>
+        <w:rPr>
+          <w:b/>
+          <w:bCs/>
+        </w:rPr>
+        <w:t xml:space="preserve">Documentación:</w:t>
+      </w:r>
+    </w:p>
+    <w:p>
+      <w:pPr>
+        <w:pStyle w:val="Compact"/>
+        <w:numPr>
+          <w:ilvl w:val="0"/>
+          <w:numId w:val="1055"/>
+        </w:numPr>
+      </w:pPr>
+      <w:r>
+        <w:t xml:space="preserve">https://positron.posit.co/</w:t>
+      </w:r>
+    </w:p>
+    <w:p>
+      <w:pPr>
+        <w:pStyle w:val="Compact"/>
+        <w:numPr>
+          <w:ilvl w:val="0"/>
+          <w:numId w:val="1055"/>
+        </w:numPr>
+      </w:pPr>
+      <w:r>
+        <w:t xml:space="preserve">https://github.com/posit-dev/positron</w:t>
+      </w:r>
+    </w:p>
+    <w:p>
+      <w:pPr>
+        <w:pStyle w:val="FirstParagraph"/>
+      </w:pPr>
+      <w:r>
+        <w:rPr>
+          <w:b/>
+          <w:bCs/>
+        </w:rPr>
+        <w:t xml:space="preserve">Comunidad:</w:t>
+      </w:r>
+    </w:p>
+    <w:p>
+      <w:pPr>
+        <w:pStyle w:val="Compact"/>
+        <w:numPr>
+          <w:ilvl w:val="0"/>
+          <w:numId w:val="1056"/>
+        </w:numPr>
+      </w:pPr>
+      <w:r>
+        <w:t xml:space="preserve">GitHub Discussions: https://github.com/posit-dev/positron/discussions</w:t>
+      </w:r>
+    </w:p>
+    <w:p>
+      <w:pPr>
+        <w:pStyle w:val="Compact"/>
+        <w:numPr>
+          <w:ilvl w:val="0"/>
+          <w:numId w:val="1056"/>
+        </w:numPr>
+      </w:pPr>
+      <w:r>
+        <w:t xml:space="preserve">Posit Community: https://community.posit.co/</w:t>
+      </w:r>
+    </w:p>
+    <w:p>
+      <w:pPr>
+        <w:pStyle w:val="FirstParagraph"/>
+      </w:pPr>
+      <w:r>
+        <w:rPr>
+          <w:b/>
+          <w:bCs/>
+        </w:rPr>
+        <w:t xml:space="preserve">Aprendizaje:</w:t>
+      </w:r>
+    </w:p>
+    <w:p>
+      <w:pPr>
+        <w:pStyle w:val="Compact"/>
+        <w:numPr>
+          <w:ilvl w:val="0"/>
+          <w:numId w:val="1057"/>
+        </w:numPr>
+      </w:pPr>
+      <w:r>
+        <w:t xml:space="preserve">Quarto: https://quarto.org/</w:t>
+      </w:r>
+    </w:p>
+    <w:p>
+      <w:pPr>
+        <w:pStyle w:val="Compact"/>
+        <w:numPr>
+          <w:ilvl w:val="0"/>
+          <w:numId w:val="1057"/>
+        </w:numPr>
+      </w:pPr>
+      <w:r>
+        <w:t xml:space="preserve">Python: https://docs.python.org/</w:t>
+      </w:r>
+    </w:p>
+    <w:p>
+      <w:pPr>
+        <w:pStyle w:val="Compact"/>
+        <w:numPr>
+          <w:ilvl w:val="0"/>
+          <w:numId w:val="1057"/>
+        </w:numPr>
+      </w:pPr>
+      <w:r>
+        <w:t xml:space="preserve">R: https://www.r-project.org/</w:t>
+      </w:r>
+    </w:p>
+    <w:bookmarkEnd w:id="159"/>
+    <w:bookmarkEnd w:id="160"/>
+    <w:bookmarkStart w:id="195" w:name="publicaciones-similares"/>
+    <w:p>
+      <w:pPr>
+        <w:pStyle w:val="Heading1"/>
+      </w:pPr>
+      <w:r>
+        <w:t xml:space="preserve">27. Publicaciones Similares</w:t>
+      </w:r>
+    </w:p>
+    <w:p>
+      <w:pPr>
+        <w:pStyle w:val="FirstParagraph"/>
+      </w:pPr>
+      <w:r>
+        <w:t xml:space="preserve">Si te interesó este artículo, te recomendamos que explores otros blogs y recursos relacionados que pueden ampliar tus conocimientos. Aquí te dejo algunas sugerencias:</w:t>
+      </w:r>
+    </w:p>
+    <w:p>
+      <w:pPr>
+        <w:pStyle w:val="Compact"/>
+        <w:numPr>
+          <w:ilvl w:val="0"/>
+          <w:numId w:val="1058"/>
+        </w:numPr>
+      </w:pPr>
+      <w:hyperlink r:id="rId161"/>
+      <w:r>
+        <w:t xml:space="preserve"> </w:t>
+      </w:r>
+      <w:hyperlink r:id="rId162">
         <w:r>
           <w:rPr>
             <w:rStyle w:val="Hyperlink"/>
@@ -32740,14 +34038,14 @@
         <w:pStyle w:val="Compact"/>
         <w:numPr>
           <w:ilvl w:val="0"/>
-          <w:numId w:val="1049"/>
+          <w:numId w:val="1058"/>
         </w:numPr>
       </w:pPr>
-      <w:hyperlink r:id="rId161"/>
-      <w:r>
-        <w:t xml:space="preserve"> </w:t>
-      </w:r>
-      <w:hyperlink r:id="rId162">
+      <w:hyperlink r:id="rId163"/>
+      <w:r>
+        <w:t xml:space="preserve"> </w:t>
+      </w:r>
+      <w:hyperlink r:id="rId164">
         <w:r>
           <w:rPr>
             <w:rStyle w:val="Hyperlink"/>
@@ -32761,14 +34059,14 @@
         <w:pStyle w:val="Compact"/>
         <w:numPr>
           <w:ilvl w:val="0"/>
-          <w:numId w:val="1049"/>
+          <w:numId w:val="1058"/>
         </w:numPr>
       </w:pPr>
-      <w:hyperlink r:id="rId163"/>
-      <w:r>
-        <w:t xml:space="preserve"> </w:t>
-      </w:r>
-      <w:hyperlink r:id="rId164">
+      <w:hyperlink r:id="rId165"/>
+      <w:r>
+        <w:t xml:space="preserve"> </w:t>
+      </w:r>
+      <w:hyperlink r:id="rId166">
         <w:r>
           <w:rPr>
             <w:rStyle w:val="Hyperlink"/>
@@ -32782,14 +34080,14 @@
         <w:pStyle w:val="Compact"/>
         <w:numPr>
           <w:ilvl w:val="0"/>
-          <w:numId w:val="1049"/>
+          <w:numId w:val="1058"/>
         </w:numPr>
       </w:pPr>
-      <w:hyperlink r:id="rId165"/>
-      <w:r>
-        <w:t xml:space="preserve"> </w:t>
-      </w:r>
-      <w:hyperlink r:id="rId166">
+      <w:hyperlink r:id="rId167"/>
+      <w:r>
+        <w:t xml:space="preserve"> </w:t>
+      </w:r>
+      <w:hyperlink r:id="rId168">
         <w:r>
           <w:rPr>
             <w:rStyle w:val="Hyperlink"/>
@@ -32803,14 +34101,14 @@
         <w:pStyle w:val="Compact"/>
         <w:numPr>
           <w:ilvl w:val="0"/>
-          <w:numId w:val="1049"/>
+          <w:numId w:val="1058"/>
         </w:numPr>
       </w:pPr>
-      <w:hyperlink r:id="rId167"/>
-      <w:r>
-        <w:t xml:space="preserve"> </w:t>
-      </w:r>
-      <w:hyperlink r:id="rId168">
+      <w:hyperlink r:id="rId169"/>
+      <w:r>
+        <w:t xml:space="preserve"> </w:t>
+      </w:r>
+      <w:hyperlink r:id="rId170">
         <w:r>
           <w:rPr>
             <w:rStyle w:val="Hyperlink"/>
@@ -32824,14 +34122,14 @@
         <w:pStyle w:val="Compact"/>
         <w:numPr>
           <w:ilvl w:val="0"/>
-          <w:numId w:val="1049"/>
+          <w:numId w:val="1058"/>
         </w:numPr>
       </w:pPr>
-      <w:hyperlink r:id="rId169"/>
-      <w:r>
-        <w:t xml:space="preserve"> </w:t>
-      </w:r>
-      <w:hyperlink r:id="rId170">
+      <w:hyperlink r:id="rId171"/>
+      <w:r>
+        <w:t xml:space="preserve"> </w:t>
+      </w:r>
+      <w:hyperlink r:id="rId172">
         <w:r>
           <w:rPr>
             <w:rStyle w:val="Hyperlink"/>
@@ -32845,14 +34143,14 @@
         <w:pStyle w:val="Compact"/>
         <w:numPr>
           <w:ilvl w:val="0"/>
-          <w:numId w:val="1049"/>
+          <w:numId w:val="1058"/>
         </w:numPr>
       </w:pPr>
-      <w:hyperlink r:id="rId171"/>
-      <w:r>
-        <w:t xml:space="preserve"> </w:t>
-      </w:r>
-      <w:hyperlink r:id="rId172">
+      <w:hyperlink r:id="rId173"/>
+      <w:r>
+        <w:t xml:space="preserve"> </w:t>
+      </w:r>
+      <w:hyperlink r:id="rId174">
         <w:r>
           <w:rPr>
             <w:rStyle w:val="Hyperlink"/>
@@ -32866,14 +34164,14 @@
         <w:pStyle w:val="Compact"/>
         <w:numPr>
           <w:ilvl w:val="0"/>
-          <w:numId w:val="1049"/>
+          <w:numId w:val="1058"/>
         </w:numPr>
       </w:pPr>
-      <w:hyperlink r:id="rId173"/>
-      <w:r>
-        <w:t xml:space="preserve"> </w:t>
-      </w:r>
-      <w:hyperlink r:id="rId174">
+      <w:hyperlink r:id="rId175"/>
+      <w:r>
+        <w:t xml:space="preserve"> </w:t>
+      </w:r>
+      <w:hyperlink r:id="rId176">
         <w:r>
           <w:rPr>
             <w:rStyle w:val="Hyperlink"/>
@@ -32887,14 +34185,14 @@
         <w:pStyle w:val="Compact"/>
         <w:numPr>
           <w:ilvl w:val="0"/>
-          <w:numId w:val="1049"/>
+          <w:numId w:val="1058"/>
         </w:numPr>
       </w:pPr>
-      <w:hyperlink r:id="rId175"/>
-      <w:r>
-        <w:t xml:space="preserve"> </w:t>
-      </w:r>
-      <w:hyperlink r:id="rId176">
+      <w:hyperlink r:id="rId177"/>
+      <w:r>
+        <w:t xml:space="preserve"> </w:t>
+      </w:r>
+      <w:hyperlink r:id="rId178">
         <w:r>
           <w:rPr>
             <w:rStyle w:val="Hyperlink"/>
@@ -32908,14 +34206,14 @@
         <w:pStyle w:val="Compact"/>
         <w:numPr>
           <w:ilvl w:val="0"/>
-          <w:numId w:val="1049"/>
+          <w:numId w:val="1058"/>
         </w:numPr>
       </w:pPr>
-      <w:hyperlink r:id="rId177"/>
-      <w:r>
-        <w:t xml:space="preserve"> </w:t>
-      </w:r>
-      <w:hyperlink r:id="rId178">
+      <w:hyperlink r:id="rId179"/>
+      <w:r>
+        <w:t xml:space="preserve"> </w:t>
+      </w:r>
+      <w:hyperlink r:id="rId180">
         <w:r>
           <w:rPr>
             <w:rStyle w:val="Hyperlink"/>
@@ -32929,14 +34227,14 @@
         <w:pStyle w:val="Compact"/>
         <w:numPr>
           <w:ilvl w:val="0"/>
-          <w:numId w:val="1049"/>
+          <w:numId w:val="1058"/>
         </w:numPr>
       </w:pPr>
-      <w:hyperlink r:id="rId179"/>
-      <w:r>
-        <w:t xml:space="preserve"> </w:t>
-      </w:r>
-      <w:hyperlink r:id="rId180">
+      <w:hyperlink r:id="rId181"/>
+      <w:r>
+        <w:t xml:space="preserve"> </w:t>
+      </w:r>
+      <w:hyperlink r:id="rId182">
         <w:r>
           <w:rPr>
             <w:rStyle w:val="Hyperlink"/>
@@ -32950,14 +34248,14 @@
         <w:pStyle w:val="Compact"/>
         <w:numPr>
           <w:ilvl w:val="0"/>
-          <w:numId w:val="1049"/>
+          <w:numId w:val="1058"/>
         </w:numPr>
       </w:pPr>
-      <w:hyperlink r:id="rId181"/>
-      <w:r>
-        <w:t xml:space="preserve"> </w:t>
-      </w:r>
-      <w:hyperlink r:id="rId182">
+      <w:hyperlink r:id="rId183"/>
+      <w:r>
+        <w:t xml:space="preserve"> </w:t>
+      </w:r>
+      <w:hyperlink r:id="rId184">
         <w:r>
           <w:rPr>
             <w:rStyle w:val="Hyperlink"/>
@@ -32971,14 +34269,14 @@
         <w:pStyle w:val="Compact"/>
         <w:numPr>
           <w:ilvl w:val="0"/>
-          <w:numId w:val="1049"/>
+          <w:numId w:val="1058"/>
         </w:numPr>
       </w:pPr>
-      <w:hyperlink r:id="rId183"/>
-      <w:r>
-        <w:t xml:space="preserve"> </w:t>
-      </w:r>
-      <w:hyperlink r:id="rId184">
+      <w:hyperlink r:id="rId185"/>
+      <w:r>
+        <w:t xml:space="preserve"> </w:t>
+      </w:r>
+      <w:hyperlink r:id="rId186">
         <w:r>
           <w:rPr>
             <w:rStyle w:val="Hyperlink"/>
@@ -32992,14 +34290,14 @@
         <w:pStyle w:val="Compact"/>
         <w:numPr>
           <w:ilvl w:val="0"/>
-          <w:numId w:val="1049"/>
+          <w:numId w:val="1058"/>
         </w:numPr>
       </w:pPr>
-      <w:hyperlink r:id="rId185"/>
-      <w:r>
-        <w:t xml:space="preserve"> </w:t>
-      </w:r>
-      <w:hyperlink r:id="rId186">
+      <w:hyperlink r:id="rId187"/>
+      <w:r>
+        <w:t xml:space="preserve"> </w:t>
+      </w:r>
+      <w:hyperlink r:id="rId188">
         <w:r>
           <w:rPr>
             <w:rStyle w:val="Hyperlink"/>
@@ -33013,14 +34311,14 @@
         <w:pStyle w:val="Compact"/>
         <w:numPr>
           <w:ilvl w:val="0"/>
-          <w:numId w:val="1049"/>
+          <w:numId w:val="1058"/>
         </w:numPr>
       </w:pPr>
-      <w:hyperlink r:id="rId187"/>
-      <w:r>
-        <w:t xml:space="preserve"> </w:t>
-      </w:r>
-      <w:hyperlink r:id="rId188">
+      <w:hyperlink r:id="rId189"/>
+      <w:r>
+        <w:t xml:space="preserve"> </w:t>
+      </w:r>
+      <w:hyperlink r:id="rId190">
         <w:r>
           <w:rPr>
             <w:rStyle w:val="Hyperlink"/>
@@ -33034,14 +34332,14 @@
         <w:pStyle w:val="Compact"/>
         <w:numPr>
           <w:ilvl w:val="0"/>
-          <w:numId w:val="1049"/>
+          <w:numId w:val="1058"/>
         </w:numPr>
       </w:pPr>
-      <w:hyperlink r:id="rId189"/>
-      <w:r>
-        <w:t xml:space="preserve"> </w:t>
-      </w:r>
-      <w:hyperlink r:id="rId190">
+      <w:hyperlink r:id="rId191"/>
+      <w:r>
+        <w:t xml:space="preserve"> </w:t>
+      </w:r>
+      <w:hyperlink r:id="rId192">
         <w:r>
           <w:rPr>
             <w:rStyle w:val="Hyperlink"/>
@@ -33055,14 +34353,14 @@
         <w:pStyle w:val="Compact"/>
         <w:numPr>
           <w:ilvl w:val="0"/>
-          <w:numId w:val="1049"/>
+          <w:numId w:val="1058"/>
         </w:numPr>
       </w:pPr>
-      <w:hyperlink r:id="rId191"/>
-      <w:r>
-        <w:t xml:space="preserve"> </w:t>
-      </w:r>
-      <w:hyperlink r:id="rId192">
+      <w:hyperlink r:id="rId193"/>
+      <w:r>
+        <w:t xml:space="preserve"> </w:t>
+      </w:r>
+      <w:hyperlink r:id="rId194">
         <w:r>
           <w:rPr>
             <w:rStyle w:val="Hyperlink"/>
@@ -33079,7 +34377,7 @@
         <w:t xml:space="preserve">Esperamos que encuentres estas publicaciones igualmente interesantes y útiles. ¡Disfruta de la lectura!</w:t>
       </w:r>
     </w:p>
-    <w:bookmarkEnd w:id="193"/>
+    <w:bookmarkEnd w:id="195"/>
     <w:sectPr>
       <w:headerReference r:id="rId9" w:type="even"/>
       <w:headerReference r:id="rId11" w:type="default"/>
@@ -34072,12 +35370,6 @@
     <w:abstractNumId w:val="991"/>
   </w:num>
   <w:num w:numId="1043">
-    <w:abstractNumId w:val="991"/>
-  </w:num>
-  <w:num w:numId="1044">
-    <w:abstractNumId w:val="991"/>
-  </w:num>
-  <w:num w:numId="1045">
     <w:abstractNumId w:val="99411"/>
     <w:lvlOverride w:ilvl="0">
       <w:startOverride w:val="1"/>
@@ -34107,8 +35399,41 @@
       <w:startOverride w:val="1"/>
     </w:lvlOverride>
   </w:num>
+  <w:num w:numId="1044">
+    <w:abstractNumId w:val="991"/>
+  </w:num>
+  <w:num w:numId="1045">
+    <w:abstractNumId w:val="991"/>
+  </w:num>
   <w:num w:numId="1046">
-    <w:abstractNumId w:val="991"/>
+    <w:abstractNumId w:val="99411"/>
+    <w:lvlOverride w:ilvl="0">
+      <w:startOverride w:val="1"/>
+    </w:lvlOverride>
+    <w:lvlOverride w:ilvl="1">
+      <w:startOverride w:val="1"/>
+    </w:lvlOverride>
+    <w:lvlOverride w:ilvl="2">
+      <w:startOverride w:val="1"/>
+    </w:lvlOverride>
+    <w:lvlOverride w:ilvl="3">
+      <w:startOverride w:val="1"/>
+    </w:lvlOverride>
+    <w:lvlOverride w:ilvl="4">
+      <w:startOverride w:val="1"/>
+    </w:lvlOverride>
+    <w:lvlOverride w:ilvl="5">
+      <w:startOverride w:val="1"/>
+    </w:lvlOverride>
+    <w:lvlOverride w:ilvl="6">
+      <w:startOverride w:val="1"/>
+    </w:lvlOverride>
+    <w:lvlOverride w:ilvl="7">
+      <w:startOverride w:val="1"/>
+    </w:lvlOverride>
+    <w:lvlOverride w:ilvl="8">
+      <w:startOverride w:val="1"/>
+    </w:lvlOverride>
   </w:num>
   <w:num w:numId="1047">
     <w:abstractNumId w:val="991"/>
@@ -34117,6 +35442,87 @@
     <w:abstractNumId w:val="991"/>
   </w:num>
   <w:num w:numId="1049">
+    <w:abstractNumId w:val="99411"/>
+    <w:lvlOverride w:ilvl="0">
+      <w:startOverride w:val="1"/>
+    </w:lvlOverride>
+    <w:lvlOverride w:ilvl="1">
+      <w:startOverride w:val="1"/>
+    </w:lvlOverride>
+    <w:lvlOverride w:ilvl="2">
+      <w:startOverride w:val="1"/>
+    </w:lvlOverride>
+    <w:lvlOverride w:ilvl="3">
+      <w:startOverride w:val="1"/>
+    </w:lvlOverride>
+    <w:lvlOverride w:ilvl="4">
+      <w:startOverride w:val="1"/>
+    </w:lvlOverride>
+    <w:lvlOverride w:ilvl="5">
+      <w:startOverride w:val="1"/>
+    </w:lvlOverride>
+    <w:lvlOverride w:ilvl="6">
+      <w:startOverride w:val="1"/>
+    </w:lvlOverride>
+    <w:lvlOverride w:ilvl="7">
+      <w:startOverride w:val="1"/>
+    </w:lvlOverride>
+    <w:lvlOverride w:ilvl="8">
+      <w:startOverride w:val="1"/>
+    </w:lvlOverride>
+  </w:num>
+  <w:num w:numId="1050">
+    <w:abstractNumId w:val="991"/>
+  </w:num>
+  <w:num w:numId="1051">
+    <w:abstractNumId w:val="991"/>
+  </w:num>
+  <w:num w:numId="1052">
+    <w:abstractNumId w:val="991"/>
+  </w:num>
+  <w:num w:numId="1053">
+    <w:abstractNumId w:val="991"/>
+  </w:num>
+  <w:num w:numId="1054">
+    <w:abstractNumId w:val="99411"/>
+    <w:lvlOverride w:ilvl="0">
+      <w:startOverride w:val="1"/>
+    </w:lvlOverride>
+    <w:lvlOverride w:ilvl="1">
+      <w:startOverride w:val="1"/>
+    </w:lvlOverride>
+    <w:lvlOverride w:ilvl="2">
+      <w:startOverride w:val="1"/>
+    </w:lvlOverride>
+    <w:lvlOverride w:ilvl="3">
+      <w:startOverride w:val="1"/>
+    </w:lvlOverride>
+    <w:lvlOverride w:ilvl="4">
+      <w:startOverride w:val="1"/>
+    </w:lvlOverride>
+    <w:lvlOverride w:ilvl="5">
+      <w:startOverride w:val="1"/>
+    </w:lvlOverride>
+    <w:lvlOverride w:ilvl="6">
+      <w:startOverride w:val="1"/>
+    </w:lvlOverride>
+    <w:lvlOverride w:ilvl="7">
+      <w:startOverride w:val="1"/>
+    </w:lvlOverride>
+    <w:lvlOverride w:ilvl="8">
+      <w:startOverride w:val="1"/>
+    </w:lvlOverride>
+  </w:num>
+  <w:num w:numId="1055">
+    <w:abstractNumId w:val="991"/>
+  </w:num>
+  <w:num w:numId="1056">
+    <w:abstractNumId w:val="991"/>
+  </w:num>
+  <w:num w:numId="1057">
+    <w:abstractNumId w:val="991"/>
+  </w:num>
+  <w:num w:numId="1058">
     <w:abstractNumId w:val="99411"/>
     <w:lvlOverride w:ilvl="0">
       <w:startOverride w:val="1"/>

--- a/_site/operating-system/2025-12-31-guia-de-positron-ide/index.docx
+++ b/_site/operating-system/2025-12-31-guia-de-positron-ide/index.docx
@@ -160,7 +160,7 @@
         <w:t xml:space="preserve">: </w:t>
       </w:r>
       <w:r>
-        <w:t xml:space="preserve">conceptualización y redacción</w:t>
+        <w:t xml:space="preserve">conceptualización, metodología, análisis formal, investigación, recursos, curación de datos, redacción, visualización, supervisión, y administración del proyecto</w:t>
       </w:r>
     </w:p>
     <w:p>
@@ -168,7 +168,7 @@
         <w:pStyle w:val="BodyText"/>
       </w:pPr>
       <w:r>
-        <w:t xml:space="preserve">La correspondencia relativa a este artículo debe dirigirse a Edison Achalma, Escuela Profesional de Economía, Universidad Nacional de San Cristóbal de Huamanga, Ayacucho, AYA, Perú, Email:</w:t>
+        <w:t xml:space="preserve">La correspondencia relativa a este artículo debe dirigirse a Edison Achalma, Escuela Profesional de Economía, Universidad Nacional de San Cristóbal de Huamanga, Portal Independencia N° 57, Ayacucho, AYA 5001, Perú, Email:</w:t>
       </w:r>
       <w:r>
         <w:t xml:space="preserve"> </w:t>
@@ -226,7 +226,7 @@
       </w:r>
     </w:p>
     <w:bookmarkEnd w:id="25"/>
-    <w:bookmarkStart w:id="26" w:name="firstheader"/>
+    <w:bookmarkStart w:id="29" w:name="firstheader"/>
     <w:p>
       <w:pPr>
         <w:pStyle w:val="Heading1"/>
@@ -238,6 +238,53 @@
     <w:p>
       <w:pPr>
         <w:pStyle w:val="FirstParagraph"/>
+      </w:pPr>
+      <w:r>
+        <w:drawing>
+          <wp:inline>
+            <wp:extent cx="5943600" cy="3201115"/>
+            <wp:effectExtent b="0" l="0" r="0" t="0"/>
+            <wp:docPr descr="" title="" id="27" name="Picture"/>
+            <a:graphic>
+              <a:graphicData uri="http://schemas.openxmlformats.org/drawingml/2006/picture">
+                <pic:pic>
+                  <pic:nvPicPr>
+                    <pic:cNvPr descr="featured.png" id="28" name="Picture"/>
+                    <pic:cNvPicPr>
+                      <a:picLocks noChangeArrowheads="1" noChangeAspect="1"/>
+                    </pic:cNvPicPr>
+                  </pic:nvPicPr>
+                  <pic:blipFill>
+                    <a:blip r:embed="rId26"/>
+                    <a:stretch>
+                      <a:fillRect/>
+                    </a:stretch>
+                  </pic:blipFill>
+                  <pic:spPr bwMode="auto">
+                    <a:xfrm>
+                      <a:off x="0" y="0"/>
+                      <a:ext cx="5943600" cy="3201115"/>
+                    </a:xfrm>
+                    <a:prstGeom prst="rect">
+                      <a:avLst/>
+                    </a:prstGeom>
+                    <a:noFill/>
+                    <a:ln w="9525">
+                      <a:noFill/>
+                      <a:headEnd/>
+                      <a:tailEnd/>
+                    </a:ln>
+                  </pic:spPr>
+                </pic:pic>
+              </a:graphicData>
+            </a:graphic>
+          </wp:inline>
+        </w:drawing>
+      </w:r>
+    </w:p>
+    <w:p>
+      <w:pPr>
+        <w:pStyle w:val="BodyText"/>
       </w:pPr>
       <w:r>
         <w:rPr>
@@ -1171,8 +1218,8 @@
         <w:t xml:space="preserve">permanece muy bien mantenido por Posit, con optimizaciones específicas para R que aún no están al 100% en Positron (ej. algunos add-ins, soporte completo de .Rproj en ciertos casos, o features muy nicho como Sweave o ciertos publishing tools). Si tu trabajo es 95–100% R y no necesitas Python, RStudio sigue siendo excelente y estable.</w:t>
       </w:r>
     </w:p>
-    <w:bookmarkEnd w:id="26"/>
-    <w:bookmarkStart w:id="33" w:name="instalación"/>
+    <w:bookmarkEnd w:id="29"/>
+    <w:bookmarkStart w:id="36" w:name="instalación"/>
     <w:p>
       <w:pPr>
         <w:pStyle w:val="Heading1"/>
@@ -1181,7 +1228,7 @@
         <w:t xml:space="preserve">1. Instalación</w:t>
       </w:r>
     </w:p>
-    <w:bookmarkStart w:id="27" w:name="requisitos-del-sistema"/>
+    <w:bookmarkStart w:id="30" w:name="requisitos-del-sistema"/>
     <w:p>
       <w:pPr>
         <w:pStyle w:val="Heading2"/>
@@ -1238,8 +1285,8 @@
         <w:t xml:space="preserve">RAM: 2 GB (4 GB recomendado)</w:t>
       </w:r>
     </w:p>
-    <w:bookmarkEnd w:id="27"/>
-    <w:bookmarkStart w:id="28" w:name="linux-ubuntudebian"/>
+    <w:bookmarkEnd w:id="30"/>
+    <w:bookmarkStart w:id="31" w:name="linux-ubuntudebian"/>
     <w:p>
       <w:pPr>
         <w:pStyle w:val="Heading2"/>
@@ -1352,8 +1399,8 @@
         <w:t xml:space="preserve"># Instalar dependencias</w:t>
       </w:r>
     </w:p>
-    <w:bookmarkEnd w:id="28"/>
-    <w:bookmarkStart w:id="29" w:name="macos"/>
+    <w:bookmarkEnd w:id="31"/>
+    <w:bookmarkStart w:id="32" w:name="macos"/>
     <w:p>
       <w:pPr>
         <w:pStyle w:val="Heading2"/>
@@ -1421,8 +1468,8 @@
         <w:t xml:space="preserve"> positron</w:t>
       </w:r>
     </w:p>
-    <w:bookmarkEnd w:id="29"/>
-    <w:bookmarkStart w:id="30" w:name="windows"/>
+    <w:bookmarkEnd w:id="32"/>
+    <w:bookmarkStart w:id="33" w:name="windows"/>
     <w:p>
       <w:pPr>
         <w:pStyle w:val="Heading2"/>
@@ -1463,8 +1510,8 @@
         <w:t xml:space="preserve"># Ejecutar positron-setup.exe</w:t>
       </w:r>
     </w:p>
-    <w:bookmarkEnd w:id="30"/>
-    <w:bookmarkStart w:id="31" w:name="verificar-instalación"/>
+    <w:bookmarkEnd w:id="33"/>
+    <w:bookmarkStart w:id="34" w:name="verificar-instalación"/>
     <w:p>
       <w:pPr>
         <w:pStyle w:val="Heading2"/>
@@ -1526,8 +1573,8 @@
         <w:t xml:space="preserve">--version</w:t>
       </w:r>
     </w:p>
-    <w:bookmarkEnd w:id="31"/>
-    <w:bookmarkStart w:id="32" w:name="configurar-comando-en-terminal"/>
+    <w:bookmarkEnd w:id="34"/>
+    <w:bookmarkStart w:id="35" w:name="configurar-comando-en-terminal"/>
     <w:p>
       <w:pPr>
         <w:pStyle w:val="Heading2"/>
@@ -1643,9 +1690,9 @@
         <w:t xml:space="preserve"> /path/to/positron/bin/positron /usr/local/bin/positron</w:t>
       </w:r>
     </w:p>
-    <w:bookmarkEnd w:id="32"/>
-    <w:bookmarkEnd w:id="33"/>
-    <w:bookmarkStart w:id="37" w:name="migración-desde-vs-code"/>
+    <w:bookmarkEnd w:id="35"/>
+    <w:bookmarkEnd w:id="36"/>
+    <w:bookmarkStart w:id="40" w:name="migración-desde-vs-code"/>
     <w:p>
       <w:pPr>
         <w:pStyle w:val="Heading1"/>
@@ -1654,7 +1701,7 @@
         <w:t xml:space="preserve">2. Migración desde VS Code</w:t>
       </w:r>
     </w:p>
-    <w:bookmarkStart w:id="34" w:name="importar-configuración"/>
+    <w:bookmarkStart w:id="37" w:name="importar-configuración"/>
     <w:p>
       <w:pPr>
         <w:pStyle w:val="Heading2"/>
@@ -1758,8 +1805,8 @@
         <w:t xml:space="preserve">Command Palette (Ctrl+Shift+P) → Preferences: Import Settings...</w:t>
       </w:r>
     </w:p>
-    <w:bookmarkEnd w:id="34"/>
-    <w:bookmarkStart w:id="35" w:name="diferencias-clave"/>
+    <w:bookmarkEnd w:id="37"/>
+    <w:bookmarkStart w:id="38" w:name="diferencias-clave"/>
     <w:p>
       <w:pPr>
         <w:pStyle w:val="Heading2"/>
@@ -1939,8 +1986,8 @@
         <w:t xml:space="preserve">: Documentación contextual</w:t>
       </w:r>
     </w:p>
-    <w:bookmarkEnd w:id="35"/>
-    <w:bookmarkStart w:id="36" w:name="extensiones-a-reemplazar"/>
+    <w:bookmarkEnd w:id="38"/>
+    <w:bookmarkStart w:id="39" w:name="extensiones-a-reemplazar"/>
     <w:p>
       <w:pPr>
         <w:pStyle w:val="Heading2"/>
@@ -2107,9 +2154,9 @@
         </w:tc>
       </w:tr>
     </w:tbl>
-    <w:bookmarkEnd w:id="36"/>
-    <w:bookmarkEnd w:id="37"/>
-    <w:bookmarkStart w:id="41" w:name="configuración-inicial"/>
+    <w:bookmarkEnd w:id="39"/>
+    <w:bookmarkEnd w:id="40"/>
+    <w:bookmarkStart w:id="44" w:name="configuración-inicial"/>
     <w:p>
       <w:pPr>
         <w:pStyle w:val="Heading1"/>
@@ -2118,7 +2165,7 @@
         <w:t xml:space="preserve">3. Configuración Inicial</w:t>
       </w:r>
     </w:p>
-    <w:bookmarkStart w:id="38" w:name="ubicación-de-archivos"/>
+    <w:bookmarkStart w:id="41" w:name="ubicación-de-archivos"/>
     <w:p>
       <w:pPr>
         <w:pStyle w:val="Heading2"/>
@@ -2156,8 +2203,8 @@
         <w:t xml:space="preserve">Windows: %APPDATA%\Positron\User\settings.json</w:t>
       </w:r>
     </w:p>
-    <w:bookmarkEnd w:id="38"/>
-    <w:bookmarkStart w:id="39" w:name="abrir-settings"/>
+    <w:bookmarkEnd w:id="41"/>
+    <w:bookmarkStart w:id="42" w:name="abrir-settings"/>
     <w:p>
       <w:pPr>
         <w:pStyle w:val="Heading2"/>
@@ -2212,8 +2259,8 @@
         <w:t xml:space="preserve">Command Palette → Preferences: Open User Settings (JSON)</w:t>
       </w:r>
     </w:p>
-    <w:bookmarkEnd w:id="39"/>
-    <w:bookmarkStart w:id="40" w:name="configuración-básica-recomendada"/>
+    <w:bookmarkEnd w:id="42"/>
+    <w:bookmarkStart w:id="43" w:name="configuración-básica-recomendada"/>
     <w:p>
       <w:pPr>
         <w:pStyle w:val="Heading2"/>
@@ -3574,9 +3621,9 @@
         <w:t xml:space="preserve">}</w:t>
       </w:r>
     </w:p>
-    <w:bookmarkEnd w:id="40"/>
-    <w:bookmarkEnd w:id="41"/>
-    <w:bookmarkStart w:id="45" w:name="interfaz-de-usuario"/>
+    <w:bookmarkEnd w:id="43"/>
+    <w:bookmarkEnd w:id="44"/>
+    <w:bookmarkStart w:id="48" w:name="interfaz-de-usuario"/>
     <w:p>
       <w:pPr>
         <w:pStyle w:val="Heading1"/>
@@ -3585,7 +3632,7 @@
         <w:t xml:space="preserve">4. Interfaz de Usuario</w:t>
       </w:r>
     </w:p>
-    <w:bookmarkStart w:id="42" w:name="layout-principal"/>
+    <w:bookmarkStart w:id="45" w:name="layout-principal"/>
     <w:p>
       <w:pPr>
         <w:pStyle w:val="Heading2"/>
@@ -3740,8 +3787,8 @@
         <w:t xml:space="preserve">└─────────────────────────────────────────────────────┘</w:t>
       </w:r>
     </w:p>
-    <w:bookmarkEnd w:id="42"/>
-    <w:bookmarkStart w:id="43" w:name="panes-exclusivos-de-positron"/>
+    <w:bookmarkEnd w:id="45"/>
+    <w:bookmarkStart w:id="46" w:name="panes-exclusivos-de-positron"/>
     <w:p>
       <w:pPr>
         <w:pStyle w:val="Heading2"/>
@@ -4018,8 +4065,8 @@
         <w:t xml:space="preserve">- Integración con Variables/Plots</w:t>
       </w:r>
     </w:p>
-    <w:bookmarkEnd w:id="43"/>
-    <w:bookmarkStart w:id="44" w:name="personalizar-layout"/>
+    <w:bookmarkEnd w:id="46"/>
+    <w:bookmarkStart w:id="47" w:name="personalizar-layout"/>
     <w:p>
       <w:pPr>
         <w:pStyle w:val="Heading2"/>
@@ -4205,9 +4252,9 @@
         <w:t xml:space="preserve">Arrastrarlo a la posición deseada</w:t>
       </w:r>
     </w:p>
-    <w:bookmarkEnd w:id="44"/>
-    <w:bookmarkEnd w:id="45"/>
-    <w:bookmarkStart w:id="49" w:name="atajos-de-teclado"/>
+    <w:bookmarkEnd w:id="47"/>
+    <w:bookmarkEnd w:id="48"/>
+    <w:bookmarkStart w:id="52" w:name="atajos-de-teclado"/>
     <w:p>
       <w:pPr>
         <w:pStyle w:val="Heading1"/>
@@ -4216,7 +4263,7 @@
         <w:t xml:space="preserve">5. Atajos de Teclado</w:t>
       </w:r>
     </w:p>
-    <w:bookmarkStart w:id="46" w:name="atajos-específicos-de-positron"/>
+    <w:bookmarkStart w:id="49" w:name="atajos-específicos-de-positron"/>
     <w:p>
       <w:pPr>
         <w:pStyle w:val="Heading2"/>
@@ -4533,8 +4580,8 @@
         </w:tc>
       </w:tr>
     </w:tbl>
-    <w:bookmarkEnd w:id="46"/>
-    <w:bookmarkStart w:id="47" w:name="atajos-generales-heredados-de-vs-code"/>
+    <w:bookmarkEnd w:id="49"/>
+    <w:bookmarkStart w:id="50" w:name="atajos-generales-heredados-de-vs-code"/>
     <w:p>
       <w:pPr>
         <w:pStyle w:val="Heading2"/>
@@ -5553,8 +5600,8 @@
         </w:tc>
       </w:tr>
     </w:tbl>
-    <w:bookmarkEnd w:id="47"/>
-    <w:bookmarkStart w:id="48" w:name="personalizar-atajos"/>
+    <w:bookmarkEnd w:id="50"/>
+    <w:bookmarkStart w:id="51" w:name="personalizar-atajos"/>
     <w:p>
       <w:pPr>
         <w:pStyle w:val="Heading2"/>
@@ -6163,9 +6210,9 @@
         <w:t xml:space="preserve">]</w:t>
       </w:r>
     </w:p>
-    <w:bookmarkEnd w:id="48"/>
-    <w:bookmarkEnd w:id="49"/>
-    <w:bookmarkStart w:id="51" w:name="configuración-avanzada"/>
+    <w:bookmarkEnd w:id="51"/>
+    <w:bookmarkEnd w:id="52"/>
+    <w:bookmarkStart w:id="54" w:name="configuración-avanzada"/>
     <w:p>
       <w:pPr>
         <w:pStyle w:val="Heading1"/>
@@ -6174,7 +6221,7 @@
         <w:t xml:space="preserve">6. Configuración Avanzada</w:t>
       </w:r>
     </w:p>
-    <w:bookmarkStart w:id="50" w:name="settings.json-completo-base"/>
+    <w:bookmarkStart w:id="53" w:name="settings.json-completo-base"/>
     <w:p>
       <w:pPr>
         <w:pStyle w:val="Heading2"/>
@@ -11570,9 +11617,9 @@
         <w:t xml:space="preserve">}</w:t>
       </w:r>
     </w:p>
-    <w:bookmarkEnd w:id="50"/>
-    <w:bookmarkEnd w:id="51"/>
-    <w:bookmarkStart w:id="59" w:name="python-en-positron"/>
+    <w:bookmarkEnd w:id="53"/>
+    <w:bookmarkEnd w:id="54"/>
+    <w:bookmarkStart w:id="62" w:name="python-en-positron"/>
     <w:p>
       <w:pPr>
         <w:pStyle w:val="Heading1"/>
@@ -11581,7 +11628,7 @@
         <w:t xml:space="preserve">7. Python en Positron</w:t>
       </w:r>
     </w:p>
-    <w:bookmarkStart w:id="52" w:name="prerequisitos"/>
+    <w:bookmarkStart w:id="55" w:name="prerequisitos"/>
     <w:p>
       <w:pPr>
         <w:pStyle w:val="Heading2"/>
@@ -11695,8 +11742,8 @@
         <w:t xml:space="preserve">venv</w:t>
       </w:r>
     </w:p>
-    <w:bookmarkEnd w:id="52"/>
-    <w:bookmarkStart w:id="53" w:name="instalar-python"/>
+    <w:bookmarkEnd w:id="55"/>
+    <w:bookmarkStart w:id="56" w:name="instalar-python"/>
     <w:p>
       <w:pPr>
         <w:pStyle w:val="Heading2"/>
@@ -11990,8 +12037,8 @@
         <w:t xml:space="preserve"> activate myenv</w:t>
       </w:r>
     </w:p>
-    <w:bookmarkEnd w:id="53"/>
-    <w:bookmarkStart w:id="54" w:name="configurar-python-en-positron"/>
+    <w:bookmarkEnd w:id="56"/>
+    <w:bookmarkStart w:id="57" w:name="configurar-python-en-positron"/>
     <w:p>
       <w:pPr>
         <w:pStyle w:val="Heading2"/>
@@ -12421,8 +12468,8 @@
         <w:t xml:space="preserve">}</w:t>
       </w:r>
     </w:p>
-    <w:bookmarkEnd w:id="54"/>
-    <w:bookmarkStart w:id="55" w:name="seleccionar-intérprete"/>
+    <w:bookmarkEnd w:id="57"/>
+    <w:bookmarkStart w:id="58" w:name="seleccionar-intérprete"/>
     <w:p>
       <w:pPr>
         <w:pStyle w:val="Heading2"/>
@@ -12472,8 +12519,8 @@
         <w:t xml:space="preserve">Click en el selector de intérprete en la esquina superior derecha</w:t>
       </w:r>
     </w:p>
-    <w:bookmarkEnd w:id="55"/>
-    <w:bookmarkStart w:id="56" w:name="características-python"/>
+    <w:bookmarkEnd w:id="58"/>
+    <w:bookmarkStart w:id="59" w:name="características-python"/>
     <w:p>
       <w:pPr>
         <w:pStyle w:val="Heading2"/>
@@ -12671,8 +12718,8 @@
         <w:t xml:space="preserve">Flake8</w:t>
       </w:r>
     </w:p>
-    <w:bookmarkEnd w:id="56"/>
-    <w:bookmarkStart w:id="57" w:name="configuración-python-avanzada"/>
+    <w:bookmarkEnd w:id="59"/>
+    <w:bookmarkStart w:id="60" w:name="configuración-python-avanzada"/>
     <w:p>
       <w:pPr>
         <w:pStyle w:val="Heading2"/>
@@ -13424,8 +13471,8 @@
         <w:t xml:space="preserve">}</w:t>
       </w:r>
     </w:p>
-    <w:bookmarkEnd w:id="57"/>
-    <w:bookmarkStart w:id="58" w:name="paquetes-esenciales"/>
+    <w:bookmarkEnd w:id="60"/>
+    <w:bookmarkStart w:id="61" w:name="paquetes-esenciales"/>
     <w:p>
       <w:pPr>
         <w:pStyle w:val="Heading2"/>
@@ -13541,9 +13588,9 @@
         <w:t xml:space="preserve"> install ipython</w:t>
       </w:r>
     </w:p>
-    <w:bookmarkEnd w:id="58"/>
-    <w:bookmarkEnd w:id="59"/>
-    <w:bookmarkStart w:id="67" w:name="r-en-positron"/>
+    <w:bookmarkEnd w:id="61"/>
+    <w:bookmarkEnd w:id="62"/>
+    <w:bookmarkStart w:id="70" w:name="r-en-positron"/>
     <w:p>
       <w:pPr>
         <w:pStyle w:val="Heading1"/>
@@ -13552,7 +13599,7 @@
         <w:t xml:space="preserve">8. R en Positron</w:t>
       </w:r>
     </w:p>
-    <w:bookmarkStart w:id="60" w:name="prerequisitos-1"/>
+    <w:bookmarkStart w:id="63" w:name="prerequisitos-1"/>
     <w:p>
       <w:pPr>
         <w:pStyle w:val="Heading2"/>
@@ -13579,8 +13626,8 @@
         <w:t xml:space="preserve">R 4.2 o superior</w:t>
       </w:r>
     </w:p>
-    <w:bookmarkEnd w:id="60"/>
-    <w:bookmarkStart w:id="61" w:name="instalar-r"/>
+    <w:bookmarkEnd w:id="63"/>
+    <w:bookmarkStart w:id="64" w:name="instalar-r"/>
     <w:p>
       <w:pPr>
         <w:pStyle w:val="Heading2"/>
@@ -13862,8 +13909,8 @@
         <w:t xml:space="preserve"> default 4.3</w:t>
       </w:r>
     </w:p>
-    <w:bookmarkEnd w:id="61"/>
-    <w:bookmarkStart w:id="62" w:name="paquetes-r-esenciales-para-positron"/>
+    <w:bookmarkEnd w:id="64"/>
+    <w:bookmarkStart w:id="65" w:name="paquetes-r-esenciales-para-positron"/>
     <w:p>
       <w:pPr>
         <w:pStyle w:val="Heading2"/>
@@ -14384,8 +14431,8 @@
         <w:t xml:space="preserve">))</w:t>
       </w:r>
     </w:p>
-    <w:bookmarkEnd w:id="62"/>
-    <w:bookmarkStart w:id="63" w:name="configurar-r-en-positron"/>
+    <w:bookmarkEnd w:id="65"/>
+    <w:bookmarkStart w:id="66" w:name="configurar-r-en-positron"/>
     <w:p>
       <w:pPr>
         <w:pStyle w:val="Heading2"/>
@@ -14560,8 +14607,8 @@
         <w:t xml:space="preserve">}</w:t>
       </w:r>
     </w:p>
-    <w:bookmarkEnd w:id="63"/>
-    <w:bookmarkStart w:id="64" w:name="irkernel"/>
+    <w:bookmarkEnd w:id="66"/>
+    <w:bookmarkStart w:id="67" w:name="irkernel"/>
     <w:p>
       <w:pPr>
         <w:pStyle w:val="Heading2"/>
@@ -14679,8 +14726,8 @@
         <w:t xml:space="preserve">)</w:t>
       </w:r>
     </w:p>
-    <w:bookmarkEnd w:id="64"/>
-    <w:bookmarkStart w:id="65" w:name="características-r"/>
+    <w:bookmarkEnd w:id="67"/>
+    <w:bookmarkStart w:id="68" w:name="características-r"/>
     <w:p>
       <w:pPr>
         <w:pStyle w:val="Heading2"/>
@@ -14845,8 +14892,8 @@
         <w:t xml:space="preserve">Inspect variables</w:t>
       </w:r>
     </w:p>
-    <w:bookmarkEnd w:id="65"/>
-    <w:bookmarkStart w:id="66" w:name="rtools-windows"/>
+    <w:bookmarkEnd w:id="68"/>
+    <w:bookmarkStart w:id="69" w:name="rtools-windows"/>
     <w:p>
       <w:pPr>
         <w:pStyle w:val="Heading2"/>
@@ -14910,9 +14957,9 @@
         <w:t xml:space="preserve"># https://cran.r-project.org/bin/windows/Rtools/</w:t>
       </w:r>
     </w:p>
-    <w:bookmarkEnd w:id="66"/>
-    <w:bookmarkEnd w:id="67"/>
-    <w:bookmarkStart w:id="75" w:name="extensiones"/>
+    <w:bookmarkEnd w:id="69"/>
+    <w:bookmarkEnd w:id="70"/>
+    <w:bookmarkStart w:id="78" w:name="extensiones"/>
     <w:p>
       <w:pPr>
         <w:pStyle w:val="Heading1"/>
@@ -14921,7 +14968,7 @@
         <w:t xml:space="preserve">9. Extensiones</w:t>
       </w:r>
     </w:p>
-    <w:bookmarkStart w:id="68" w:name="open-vsx-vs-vs-marketplace"/>
+    <w:bookmarkStart w:id="71" w:name="open-vsx-vs-vs-marketplace"/>
     <w:p>
       <w:pPr>
         <w:pStyle w:val="Heading2"/>
@@ -14954,8 +15001,8 @@
         <w:t xml:space="preserve">por razones de licencia. La mayoría de extensiones populares están disponibles, pero algunas pueden faltar.</w:t>
       </w:r>
     </w:p>
-    <w:bookmarkEnd w:id="68"/>
-    <w:bookmarkStart w:id="69" w:name="acceder-a-extensiones"/>
+    <w:bookmarkEnd w:id="71"/>
+    <w:bookmarkStart w:id="72" w:name="acceder-a-extensiones"/>
     <w:p>
       <w:pPr>
         <w:pStyle w:val="Heading2"/>
@@ -14975,8 +15022,8 @@
         <w:t xml:space="preserve">View → Extensions (Ctrl+Shift+X)</w:t>
       </w:r>
     </w:p>
-    <w:bookmarkEnd w:id="69"/>
-    <w:bookmarkStart w:id="70" w:name="extensiones-pre-instaladas"/>
+    <w:bookmarkEnd w:id="72"/>
+    <w:bookmarkStart w:id="73" w:name="extensiones-pre-instaladas"/>
     <w:p>
       <w:pPr>
         <w:pStyle w:val="Heading2"/>
@@ -15123,8 +15170,8 @@
         <w:t xml:space="preserve">: Soporte Quarto</w:t>
       </w:r>
     </w:p>
-    <w:bookmarkEnd w:id="70"/>
-    <w:bookmarkStart w:id="71" w:name="extensiones-recomendadas"/>
+    <w:bookmarkEnd w:id="73"/>
+    <w:bookmarkStart w:id="74" w:name="extensiones-recomendadas"/>
     <w:p>
       <w:pPr>
         <w:pStyle w:val="Heading2"/>
@@ -15329,8 +15376,8 @@
         <w:t xml:space="preserve">- LaTeX Workshop (James-Yu.latex-workshop)</w:t>
       </w:r>
     </w:p>
-    <w:bookmarkEnd w:id="71"/>
-    <w:bookmarkStart w:id="72" w:name="instalar-extensión"/>
+    <w:bookmarkEnd w:id="74"/>
+    <w:bookmarkStart w:id="75" w:name="instalar-extensión"/>
     <w:p>
       <w:pPr>
         <w:pStyle w:val="Heading2"/>
@@ -15410,8 +15457,8 @@
         <w:t xml:space="preserve">Command Palette → Extensions: Install from VSIX</w:t>
       </w:r>
     </w:p>
-    <w:bookmarkEnd w:id="72"/>
-    <w:bookmarkStart w:id="73" w:name="gestionar-extensiones-bootstrapped"/>
+    <w:bookmarkEnd w:id="75"/>
+    <w:bookmarkStart w:id="76" w:name="gestionar-extensiones-bootstrapped"/>
     <w:p>
       <w:pPr>
         <w:pStyle w:val="Heading2"/>
@@ -15652,8 +15699,8 @@
         <w:t xml:space="preserve">}</w:t>
       </w:r>
     </w:p>
-    <w:bookmarkEnd w:id="73"/>
-    <w:bookmarkStart w:id="74" w:name="extensiones-no-compatibles"/>
+    <w:bookmarkEnd w:id="76"/>
+    <w:bookmarkStart w:id="77" w:name="extensiones-no-compatibles"/>
     <w:p>
       <w:pPr>
         <w:pStyle w:val="Heading2"/>
@@ -15716,9 +15763,9 @@
         <w:t xml:space="preserve">(conflicto con posit.air-vscode)</w:t>
       </w:r>
     </w:p>
-    <w:bookmarkEnd w:id="74"/>
-    <w:bookmarkEnd w:id="75"/>
-    <w:bookmarkStart w:id="80" w:name="temas-y-personalización-visual"/>
+    <w:bookmarkEnd w:id="77"/>
+    <w:bookmarkEnd w:id="78"/>
+    <w:bookmarkStart w:id="83" w:name="temas-y-personalización-visual"/>
     <w:p>
       <w:pPr>
         <w:pStyle w:val="Heading1"/>
@@ -15727,7 +15774,7 @@
         <w:t xml:space="preserve">10. Temas y Personalización Visual</w:t>
       </w:r>
     </w:p>
-    <w:bookmarkStart w:id="76" w:name="temas-de-color"/>
+    <w:bookmarkStart w:id="79" w:name="temas-de-color"/>
     <w:p>
       <w:pPr>
         <w:pStyle w:val="Heading2"/>
@@ -15991,8 +16038,8 @@
         <w:t xml:space="preserve">}</w:t>
       </w:r>
     </w:p>
-    <w:bookmarkEnd w:id="76"/>
-    <w:bookmarkStart w:id="77" w:name="temas-de-iconos"/>
+    <w:bookmarkEnd w:id="79"/>
+    <w:bookmarkStart w:id="80" w:name="temas-de-iconos"/>
     <w:p>
       <w:pPr>
         <w:pStyle w:val="Heading2"/>
@@ -16113,8 +16160,8 @@
         <w:t xml:space="preserve">}</w:t>
       </w:r>
     </w:p>
-    <w:bookmarkEnd w:id="77"/>
-    <w:bookmarkStart w:id="78" w:name="customizar-colores"/>
+    <w:bookmarkEnd w:id="80"/>
+    <w:bookmarkStart w:id="81" w:name="customizar-colores"/>
     <w:p>
       <w:pPr>
         <w:pStyle w:val="Heading2"/>
@@ -16518,8 +16565,8 @@
         <w:t xml:space="preserve">}</w:t>
       </w:r>
     </w:p>
-    <w:bookmarkEnd w:id="78"/>
-    <w:bookmarkStart w:id="79" w:name="fuentes"/>
+    <w:bookmarkEnd w:id="81"/>
+    <w:bookmarkStart w:id="82" w:name="fuentes"/>
     <w:p>
       <w:pPr>
         <w:pStyle w:val="Heading2"/>
@@ -16821,9 +16868,9 @@
         <w:t xml:space="preserve">}</w:t>
       </w:r>
     </w:p>
-    <w:bookmarkEnd w:id="79"/>
-    <w:bookmarkEnd w:id="80"/>
-    <w:bookmarkStart w:id="85" w:name="terminal"/>
+    <w:bookmarkEnd w:id="82"/>
+    <w:bookmarkEnd w:id="83"/>
+    <w:bookmarkStart w:id="88" w:name="terminal"/>
     <w:p>
       <w:pPr>
         <w:pStyle w:val="Heading1"/>
@@ -16832,7 +16879,7 @@
         <w:t xml:space="preserve">11. Terminal</w:t>
       </w:r>
     </w:p>
-    <w:bookmarkStart w:id="81" w:name="terminal-vs-console"/>
+    <w:bookmarkStart w:id="84" w:name="terminal-vs-console"/>
     <w:p>
       <w:pPr>
         <w:pStyle w:val="Heading2"/>
@@ -16961,8 +17008,8 @@
         <w:t xml:space="preserve">Integración con Variables/Plots panes</w:t>
       </w:r>
     </w:p>
-    <w:bookmarkEnd w:id="81"/>
-    <w:bookmarkStart w:id="82" w:name="configurar-terminal"/>
+    <w:bookmarkEnd w:id="84"/>
+    <w:bookmarkStart w:id="85" w:name="configurar-terminal"/>
     <w:p>
       <w:pPr>
         <w:pStyle w:val="Heading2"/>
@@ -17456,8 +17503,8 @@
         <w:t xml:space="preserve">}</w:t>
       </w:r>
     </w:p>
-    <w:bookmarkEnd w:id="82"/>
-    <w:bookmarkStart w:id="83" w:name="perfiles-de-terminal"/>
+    <w:bookmarkEnd w:id="85"/>
+    <w:bookmarkStart w:id="86" w:name="perfiles-de-terminal"/>
     <w:p>
       <w:pPr>
         <w:pStyle w:val="Heading2"/>
@@ -17894,8 +17941,8 @@
         <w:t xml:space="preserve">}</w:t>
       </w:r>
     </w:p>
-    <w:bookmarkEnd w:id="83"/>
-    <w:bookmarkStart w:id="84" w:name="atajos-de-terminal"/>
+    <w:bookmarkEnd w:id="86"/>
+    <w:bookmarkStart w:id="87" w:name="atajos-de-terminal"/>
     <w:p>
       <w:pPr>
         <w:pStyle w:val="Heading2"/>
@@ -18077,9 +18124,9 @@
         </w:tc>
       </w:tr>
     </w:tbl>
-    <w:bookmarkEnd w:id="84"/>
-    <w:bookmarkEnd w:id="85"/>
-    <w:bookmarkStart w:id="90" w:name="console"/>
+    <w:bookmarkEnd w:id="87"/>
+    <w:bookmarkEnd w:id="88"/>
+    <w:bookmarkStart w:id="93" w:name="console"/>
     <w:p>
       <w:pPr>
         <w:pStyle w:val="Heading1"/>
@@ -18088,7 +18135,7 @@
         <w:t xml:space="preserve">12. Console</w:t>
       </w:r>
     </w:p>
-    <w:bookmarkStart w:id="86" w:name="qué-es-el-console"/>
+    <w:bookmarkStart w:id="89" w:name="qué-es-el-console"/>
     <w:p>
       <w:pPr>
         <w:pStyle w:val="Heading2"/>
@@ -18189,8 +18236,8 @@
         <w:t xml:space="preserve">Historial persistente</w:t>
       </w:r>
     </w:p>
-    <w:bookmarkEnd w:id="86"/>
-    <w:bookmarkStart w:id="87" w:name="ejecutar-código-en-console"/>
+    <w:bookmarkEnd w:id="89"/>
+    <w:bookmarkStart w:id="90" w:name="ejecutar-código-en-console"/>
     <w:p>
       <w:pPr>
         <w:pStyle w:val="Heading2"/>
@@ -18307,8 +18354,8 @@
         <w:t xml:space="preserve">Escribir código y presionar Enter</w:t>
       </w:r>
     </w:p>
-    <w:bookmarkEnd w:id="87"/>
-    <w:bookmarkStart w:id="88" w:name="console-settings"/>
+    <w:bookmarkEnd w:id="90"/>
+    <w:bookmarkStart w:id="91" w:name="console-settings"/>
     <w:p>
       <w:pPr>
         <w:pStyle w:val="Heading2"/>
@@ -18511,8 +18558,8 @@
         <w:t xml:space="preserve">}</w:t>
       </w:r>
     </w:p>
-    <w:bookmarkEnd w:id="88"/>
-    <w:bookmarkStart w:id="89" w:name="atajos-console"/>
+    <w:bookmarkEnd w:id="91"/>
+    <w:bookmarkStart w:id="92" w:name="atajos-console"/>
     <w:p>
       <w:pPr>
         <w:pStyle w:val="Heading2"/>
@@ -18667,9 +18714,9 @@
         </w:tc>
       </w:tr>
     </w:tbl>
-    <w:bookmarkEnd w:id="89"/>
-    <w:bookmarkEnd w:id="90"/>
-    <w:bookmarkStart w:id="94" w:name="variables-pane"/>
+    <w:bookmarkEnd w:id="92"/>
+    <w:bookmarkEnd w:id="93"/>
+    <w:bookmarkStart w:id="97" w:name="variables-pane"/>
     <w:p>
       <w:pPr>
         <w:pStyle w:val="Heading1"/>
@@ -18678,7 +18725,7 @@
         <w:t xml:space="preserve">13. Variables Pane</w:t>
       </w:r>
     </w:p>
-    <w:bookmarkStart w:id="91" w:name="qué-es-variables-pane"/>
+    <w:bookmarkStart w:id="94" w:name="qué-es-variables-pane"/>
     <w:p>
       <w:pPr>
         <w:pStyle w:val="Heading2"/>
@@ -18767,8 +18814,8 @@
         <w:t xml:space="preserve">Dimensiones (para dataframes)</w:t>
       </w:r>
     </w:p>
-    <w:bookmarkEnd w:id="91"/>
-    <w:bookmarkStart w:id="92" w:name="usar-variables-pane"/>
+    <w:bookmarkEnd w:id="94"/>
+    <w:bookmarkStart w:id="95" w:name="usar-variables-pane"/>
     <w:p>
       <w:pPr>
         <w:pStyle w:val="Heading2"/>
@@ -18848,8 +18895,8 @@
         <w:t xml:space="preserve">Right-click para opciones (copy, delete, etc.)</w:t>
       </w:r>
     </w:p>
-    <w:bookmarkEnd w:id="92"/>
-    <w:bookmarkStart w:id="93" w:name="filtrar-variables"/>
+    <w:bookmarkEnd w:id="95"/>
+    <w:bookmarkStart w:id="96" w:name="filtrar-variables"/>
     <w:p>
       <w:pPr>
         <w:pStyle w:val="Heading2"/>
@@ -18866,9 +18913,9 @@
         <w:t xml:space="preserve">Usa la barra de búsqueda en el panel para filtrar variables por nombre.</w:t>
       </w:r>
     </w:p>
-    <w:bookmarkEnd w:id="93"/>
-    <w:bookmarkEnd w:id="94"/>
-    <w:bookmarkStart w:id="98" w:name="data-explorer"/>
+    <w:bookmarkEnd w:id="96"/>
+    <w:bookmarkEnd w:id="97"/>
+    <w:bookmarkStart w:id="101" w:name="data-explorer"/>
     <w:p>
       <w:pPr>
         <w:pStyle w:val="Heading1"/>
@@ -18877,7 +18924,7 @@
         <w:t xml:space="preserve">14. Data Explorer</w:t>
       </w:r>
     </w:p>
-    <w:bookmarkStart w:id="95" w:name="qué-es-data-explorer"/>
+    <w:bookmarkStart w:id="98" w:name="qué-es-data-explorer"/>
     <w:p>
       <w:pPr>
         <w:pStyle w:val="Heading2"/>
@@ -18978,8 +19025,8 @@
         <w:t xml:space="preserve">Exportar a CSV/Excel</w:t>
       </w:r>
     </w:p>
-    <w:bookmarkEnd w:id="95"/>
-    <w:bookmarkStart w:id="96" w:name="abrir-data-explorer"/>
+    <w:bookmarkEnd w:id="98"/>
+    <w:bookmarkStart w:id="99" w:name="abrir-data-explorer"/>
     <w:p>
       <w:pPr>
         <w:pStyle w:val="Heading2"/>
@@ -19192,8 +19239,8 @@
         <w:t xml:space="preserve">Data Explorer: Open Data Explorer</w:t>
       </w:r>
     </w:p>
-    <w:bookmarkEnd w:id="96"/>
-    <w:bookmarkStart w:id="97" w:name="usar-data-explorer"/>
+    <w:bookmarkEnd w:id="99"/>
+    <w:bookmarkStart w:id="100" w:name="usar-data-explorer"/>
     <w:p>
       <w:pPr>
         <w:pStyle w:val="Heading2"/>
@@ -19274,9 +19321,9 @@
         <w:t xml:space="preserve">Right-click → Export</w:t>
       </w:r>
     </w:p>
-    <w:bookmarkEnd w:id="97"/>
-    <w:bookmarkEnd w:id="98"/>
-    <w:bookmarkStart w:id="102" w:name="plots-pane"/>
+    <w:bookmarkEnd w:id="100"/>
+    <w:bookmarkEnd w:id="101"/>
+    <w:bookmarkStart w:id="105" w:name="plots-pane"/>
     <w:p>
       <w:pPr>
         <w:pStyle w:val="Heading1"/>
@@ -19285,7 +19332,7 @@
         <w:t xml:space="preserve">15. Plots Pane</w:t>
       </w:r>
     </w:p>
-    <w:bookmarkStart w:id="99" w:name="qué-es-plots-pane"/>
+    <w:bookmarkStart w:id="102" w:name="qué-es-plots-pane"/>
     <w:p>
       <w:pPr>
         <w:pStyle w:val="Heading2"/>
@@ -19374,8 +19421,8 @@
         <w:t xml:space="preserve">Tamaño ajustable</w:t>
       </w:r>
     </w:p>
-    <w:bookmarkEnd w:id="99"/>
-    <w:bookmarkStart w:id="100" w:name="generar-plots"/>
+    <w:bookmarkEnd w:id="102"/>
+    <w:bookmarkStart w:id="103" w:name="generar-plots"/>
     <w:p>
       <w:pPr>
         <w:pStyle w:val="Heading2"/>
@@ -19900,8 +19947,8 @@
         <w:t xml:space="preserve">()</w:t>
       </w:r>
     </w:p>
-    <w:bookmarkEnd w:id="100"/>
-    <w:bookmarkStart w:id="101" w:name="exportar-plots"/>
+    <w:bookmarkEnd w:id="103"/>
+    <w:bookmarkStart w:id="104" w:name="exportar-plots"/>
     <w:p>
       <w:pPr>
         <w:pStyle w:val="Heading2"/>
@@ -20142,9 +20189,9 @@
         <w:t xml:space="preserve">)</w:t>
       </w:r>
     </w:p>
-    <w:bookmarkEnd w:id="101"/>
-    <w:bookmarkEnd w:id="102"/>
-    <w:bookmarkStart w:id="105" w:name="help-pane"/>
+    <w:bookmarkEnd w:id="104"/>
+    <w:bookmarkEnd w:id="105"/>
+    <w:bookmarkStart w:id="108" w:name="help-pane"/>
     <w:p>
       <w:pPr>
         <w:pStyle w:val="Heading1"/>
@@ -20153,7 +20200,7 @@
         <w:t xml:space="preserve">16. Help Pane</w:t>
       </w:r>
     </w:p>
-    <w:bookmarkStart w:id="103" w:name="qué-es-help-pane"/>
+    <w:bookmarkStart w:id="106" w:name="qué-es-help-pane"/>
     <w:p>
       <w:pPr>
         <w:pStyle w:val="Heading2"/>
@@ -20242,8 +20289,8 @@
         <w:t xml:space="preserve">Búsqueda</w:t>
       </w:r>
     </w:p>
-    <w:bookmarkEnd w:id="103"/>
-    <w:bookmarkStart w:id="104" w:name="obtener-ayuda"/>
+    <w:bookmarkEnd w:id="106"/>
+    <w:bookmarkStart w:id="107" w:name="obtener-ayuda"/>
     <w:p>
       <w:pPr>
         <w:pStyle w:val="Heading2"/>
@@ -20393,9 +20440,9 @@
         <w:t xml:space="preserve">Help: Show Help for Symbol Under Cursor</w:t>
       </w:r>
     </w:p>
-    <w:bookmarkEnd w:id="104"/>
-    <w:bookmarkEnd w:id="105"/>
-    <w:bookmarkStart w:id="109" w:name="quarto"/>
+    <w:bookmarkEnd w:id="107"/>
+    <w:bookmarkEnd w:id="108"/>
+    <w:bookmarkStart w:id="112" w:name="quarto"/>
     <w:p>
       <w:pPr>
         <w:pStyle w:val="Heading1"/>
@@ -20404,7 +20451,7 @@
         <w:t xml:space="preserve">17. Quarto</w:t>
       </w:r>
     </w:p>
-    <w:bookmarkStart w:id="106" w:name="qué-es-quarto"/>
+    <w:bookmarkStart w:id="109" w:name="qué-es-quarto"/>
     <w:p>
       <w:pPr>
         <w:pStyle w:val="Heading2"/>
@@ -20517,8 +20564,8 @@
         <w:t xml:space="preserve">Books</w:t>
       </w:r>
     </w:p>
-    <w:bookmarkEnd w:id="106"/>
-    <w:bookmarkStart w:id="107" w:name="configurar-quarto"/>
+    <w:bookmarkEnd w:id="109"/>
+    <w:bookmarkStart w:id="110" w:name="configurar-quarto"/>
     <w:p>
       <w:pPr>
         <w:pStyle w:val="Heading2"/>
@@ -20894,8 +20941,8 @@
         <w:t xml:space="preserve">}</w:t>
       </w:r>
     </w:p>
-    <w:bookmarkEnd w:id="107"/>
-    <w:bookmarkStart w:id="108" w:name="crear-documento-quarto"/>
+    <w:bookmarkEnd w:id="110"/>
+    <w:bookmarkStart w:id="111" w:name="crear-documento-quarto"/>
     <w:p>
       <w:pPr>
         <w:pStyle w:val="Heading2"/>
@@ -21210,9 +21257,9 @@
         <w:t xml:space="preserve">:::</w:t>
       </w:r>
     </w:p>
-    <w:bookmarkEnd w:id="108"/>
-    <w:bookmarkEnd w:id="109"/>
-    <w:bookmarkStart w:id="113" w:name="análisis"/>
+    <w:bookmarkEnd w:id="111"/>
+    <w:bookmarkEnd w:id="112"/>
+    <w:bookmarkStart w:id="116" w:name="análisis"/>
     <w:p>
       <w:pPr>
         <w:pStyle w:val="Heading1"/>
@@ -21265,7 +21312,7 @@
         <w:t xml:space="preserve">plt.show()</w:t>
       </w:r>
     </w:p>
-    <w:bookmarkStart w:id="110" w:name="renderizar"/>
+    <w:bookmarkStart w:id="113" w:name="renderizar"/>
     <w:p>
       <w:pPr>
         <w:pStyle w:val="Heading2"/>
@@ -21376,8 +21423,8 @@
         <w:t xml:space="preserve"> pdf</w:t>
       </w:r>
     </w:p>
-    <w:bookmarkEnd w:id="110"/>
-    <w:bookmarkStart w:id="111" w:name="preview"/>
+    <w:bookmarkEnd w:id="113"/>
+    <w:bookmarkStart w:id="114" w:name="preview"/>
     <w:p>
       <w:pPr>
         <w:pStyle w:val="Heading2"/>
@@ -21409,8 +21456,8 @@
         <w:t xml:space="preserve">Quarto: Preview</w:t>
       </w:r>
     </w:p>
-    <w:bookmarkEnd w:id="111"/>
-    <w:bookmarkStart w:id="112" w:name="características-quarto-en-positron"/>
+    <w:bookmarkEnd w:id="114"/>
+    <w:bookmarkStart w:id="115" w:name="características-quarto-en-positron"/>
     <w:p>
       <w:pPr>
         <w:pStyle w:val="Heading2"/>
@@ -21479,9 +21526,9 @@
         <w:t xml:space="preserve">Snippets</w:t>
       </w:r>
     </w:p>
-    <w:bookmarkEnd w:id="112"/>
-    <w:bookmarkEnd w:id="113"/>
-    <w:bookmarkStart w:id="119" w:name="jupyter-notebooks"/>
+    <w:bookmarkEnd w:id="115"/>
+    <w:bookmarkEnd w:id="116"/>
+    <w:bookmarkStart w:id="122" w:name="jupyter-notebooks"/>
     <w:p>
       <w:pPr>
         <w:pStyle w:val="Heading1"/>
@@ -21490,7 +21537,7 @@
         <w:t xml:space="preserve">19. Jupyter Notebooks</w:t>
       </w:r>
     </w:p>
-    <w:bookmarkStart w:id="114" w:name="soporte-jupyter"/>
+    <w:bookmarkStart w:id="117" w:name="soporte-jupyter"/>
     <w:p>
       <w:pPr>
         <w:pStyle w:val="Heading2"/>
@@ -21579,8 +21626,8 @@
         <w:t xml:space="preserve">Code completion</w:t>
       </w:r>
     </w:p>
-    <w:bookmarkEnd w:id="114"/>
-    <w:bookmarkStart w:id="115" w:name="crear-notebook"/>
+    <w:bookmarkEnd w:id="117"/>
+    <w:bookmarkStart w:id="118" w:name="crear-notebook"/>
     <w:p>
       <w:pPr>
         <w:pStyle w:val="Heading2"/>
@@ -21600,8 +21647,8 @@
         <w:t xml:space="preserve">File → New File → Jupyter Notebook</w:t>
       </w:r>
     </w:p>
-    <w:bookmarkEnd w:id="115"/>
-    <w:bookmarkStart w:id="116" w:name="seleccionar-kernel"/>
+    <w:bookmarkEnd w:id="118"/>
+    <w:bookmarkStart w:id="119" w:name="seleccionar-kernel"/>
     <w:p>
       <w:pPr>
         <w:pStyle w:val="Heading2"/>
@@ -21630,8 +21677,8 @@
         <w:t xml:space="preserve">en la esquina superior derecha</w:t>
       </w:r>
     </w:p>
-    <w:bookmarkEnd w:id="116"/>
-    <w:bookmarkStart w:id="117" w:name="ejecutar-celdas"/>
+    <w:bookmarkEnd w:id="119"/>
+    <w:bookmarkStart w:id="120" w:name="ejecutar-celdas"/>
     <w:p>
       <w:pPr>
         <w:pStyle w:val="Heading2"/>
@@ -21706,8 +21753,8 @@
         <w:t xml:space="preserve">: Ejecutar celda e insertar abajo</w:t>
       </w:r>
     </w:p>
-    <w:bookmarkEnd w:id="117"/>
-    <w:bookmarkStart w:id="118" w:name="convertir-entre-quarto-y-jupyter"/>
+    <w:bookmarkEnd w:id="120"/>
+    <w:bookmarkStart w:id="121" w:name="convertir-entre-quarto-y-jupyter"/>
     <w:p>
       <w:pPr>
         <w:pStyle w:val="Heading2"/>
@@ -21774,9 +21821,9 @@
         <w:t xml:space="preserve"> convert notebook.ipynb</w:t>
       </w:r>
     </w:p>
-    <w:bookmarkEnd w:id="118"/>
-    <w:bookmarkEnd w:id="119"/>
-    <w:bookmarkStart w:id="124" w:name="git-y-control-de-versiones"/>
+    <w:bookmarkEnd w:id="121"/>
+    <w:bookmarkEnd w:id="122"/>
+    <w:bookmarkStart w:id="127" w:name="git-y-control-de-versiones"/>
     <w:p>
       <w:pPr>
         <w:pStyle w:val="Heading1"/>
@@ -21785,7 +21832,7 @@
         <w:t xml:space="preserve">20. Git y Control de Versiones</w:t>
       </w:r>
     </w:p>
-    <w:bookmarkStart w:id="120" w:name="configurar-git"/>
+    <w:bookmarkStart w:id="123" w:name="configurar-git"/>
     <w:p>
       <w:pPr>
         <w:pStyle w:val="Heading2"/>
@@ -22056,8 +22103,8 @@
         <w:t xml:space="preserve">}</w:t>
       </w:r>
     </w:p>
-    <w:bookmarkEnd w:id="120"/>
-    <w:bookmarkStart w:id="121" w:name="source-control-panel"/>
+    <w:bookmarkEnd w:id="123"/>
+    <w:bookmarkStart w:id="124" w:name="source-control-panel"/>
     <w:p>
       <w:pPr>
         <w:pStyle w:val="Heading2"/>
@@ -22185,8 +22232,8 @@
         <w:t xml:space="preserve">Merge</w:t>
       </w:r>
     </w:p>
-    <w:bookmarkEnd w:id="121"/>
-    <w:bookmarkStart w:id="122" w:name="workflow-git"/>
+    <w:bookmarkEnd w:id="124"/>
+    <w:bookmarkStart w:id="125" w:name="workflow-git"/>
     <w:p>
       <w:pPr>
         <w:pStyle w:val="Heading2"/>
@@ -22251,8 +22298,8 @@
         <w:t xml:space="preserve">6. Sync changes (push/pull)</w:t>
       </w:r>
     </w:p>
-    <w:bookmarkEnd w:id="122"/>
-    <w:bookmarkStart w:id="123" w:name="gitlens-si-disponible"/>
+    <w:bookmarkEnd w:id="125"/>
+    <w:bookmarkStart w:id="126" w:name="gitlens-si-disponible"/>
     <w:p>
       <w:pPr>
         <w:pStyle w:val="Heading2"/>
@@ -22269,9 +22316,9 @@
         <w:t xml:space="preserve">Instalar desde Extensions si está disponible en Open VSX.</w:t>
       </w:r>
     </w:p>
-    <w:bookmarkEnd w:id="123"/>
-    <w:bookmarkEnd w:id="124"/>
-    <w:bookmarkStart w:id="127" w:name="ai-tools"/>
+    <w:bookmarkEnd w:id="126"/>
+    <w:bookmarkEnd w:id="127"/>
+    <w:bookmarkStart w:id="130" w:name="ai-tools"/>
     <w:p>
       <w:pPr>
         <w:pStyle w:val="Heading1"/>
@@ -22280,7 +22327,7 @@
         <w:t xml:space="preserve">21. AI Tools</w:t>
       </w:r>
     </w:p>
-    <w:bookmarkStart w:id="125" w:name="positron-assistant"/>
+    <w:bookmarkStart w:id="128" w:name="positron-assistant"/>
     <w:p>
       <w:pPr>
         <w:pStyle w:val="Heading2"/>
@@ -22535,8 +22582,8 @@
         <w:t xml:space="preserve">Debuggear</w:t>
       </w:r>
     </w:p>
-    <w:bookmarkEnd w:id="125"/>
-    <w:bookmarkStart w:id="126" w:name="databot"/>
+    <w:bookmarkEnd w:id="128"/>
+    <w:bookmarkStart w:id="129" w:name="databot"/>
     <w:p>
       <w:pPr>
         <w:pStyle w:val="Heading2"/>
@@ -22626,9 +22673,9 @@
         <w:t xml:space="preserve">"Crear modelo lineal de y ~ x"</w:t>
       </w:r>
     </w:p>
-    <w:bookmarkEnd w:id="126"/>
-    <w:bookmarkEnd w:id="127"/>
-    <w:bookmarkStart w:id="131" w:name="configuración-minimalista"/>
+    <w:bookmarkEnd w:id="129"/>
+    <w:bookmarkEnd w:id="130"/>
+    <w:bookmarkStart w:id="134" w:name="configuración-minimalista"/>
     <w:p>
       <w:pPr>
         <w:pStyle w:val="Heading1"/>
@@ -22637,7 +22684,7 @@
         <w:t xml:space="preserve">22. Configuración Minimalista</w:t>
       </w:r>
     </w:p>
-    <w:bookmarkStart w:id="128" w:name="objetivos"/>
+    <w:bookmarkStart w:id="131" w:name="objetivos"/>
     <w:p>
       <w:pPr>
         <w:pStyle w:val="Heading2"/>
@@ -22694,8 +22741,8 @@
         <w:t xml:space="preserve">Performance óptima</w:t>
       </w:r>
     </w:p>
-    <w:bookmarkEnd w:id="128"/>
-    <w:bookmarkStart w:id="129" w:name="settings-minimalistas"/>
+    <w:bookmarkEnd w:id="131"/>
+    <w:bookmarkStart w:id="132" w:name="settings-minimalistas"/>
     <w:p>
       <w:pPr>
         <w:pStyle w:val="Heading2"/>
@@ -24338,8 +24385,8 @@
         <w:t xml:space="preserve">}</w:t>
       </w:r>
     </w:p>
-    <w:bookmarkEnd w:id="129"/>
-    <w:bookmarkStart w:id="130" w:name="zen-mode"/>
+    <w:bookmarkEnd w:id="132"/>
+    <w:bookmarkStart w:id="133" w:name="zen-mode"/>
     <w:p>
       <w:pPr>
         <w:pStyle w:val="Heading2"/>
@@ -24670,9 +24717,9 @@
         <w:t xml:space="preserve">}</w:t>
       </w:r>
     </w:p>
-    <w:bookmarkEnd w:id="130"/>
-    <w:bookmarkEnd w:id="131"/>
-    <w:bookmarkStart w:id="134" w:name="mi-configuración-específica"/>
+    <w:bookmarkEnd w:id="133"/>
+    <w:bookmarkEnd w:id="134"/>
+    <w:bookmarkStart w:id="137" w:name="mi-configuración-específica"/>
     <w:p>
       <w:pPr>
         <w:pStyle w:val="Heading1"/>
@@ -30451,7 +30498,7 @@
         <w:t xml:space="preserve">}</w:t>
       </w:r>
     </w:p>
-    <w:bookmarkStart w:id="132" w:name="extensiones-a-instalar-desde-open-vsx"/>
+    <w:bookmarkStart w:id="135" w:name="extensiones-a-instalar-desde-open-vsx"/>
     <w:p>
       <w:pPr>
         <w:pStyle w:val="Heading2"/>
@@ -30616,8 +30663,8 @@
         <w:t xml:space="preserve">(opcional, español)</w:t>
       </w:r>
     </w:p>
-    <w:bookmarkEnd w:id="132"/>
-    <w:bookmarkStart w:id="133" w:name="notas-sobre-extensiones-no-disponibles"/>
+    <w:bookmarkEnd w:id="135"/>
+    <w:bookmarkStart w:id="136" w:name="notas-sobre-extensiones-no-disponibles"/>
     <w:p>
       <w:pPr>
         <w:pStyle w:val="Heading2"/>
@@ -30719,9 +30766,9 @@
         <w:t xml:space="preserve">GitHub Copilot: Usa Positron Assistant en su lugar</w:t>
       </w:r>
     </w:p>
-    <w:bookmarkEnd w:id="133"/>
-    <w:bookmarkEnd w:id="134"/>
-    <w:bookmarkStart w:id="146" w:name="trucos-y-tips"/>
+    <w:bookmarkEnd w:id="136"/>
+    <w:bookmarkEnd w:id="137"/>
+    <w:bookmarkStart w:id="149" w:name="trucos-y-tips"/>
     <w:p>
       <w:pPr>
         <w:pStyle w:val="Heading1"/>
@@ -30730,7 +30777,7 @@
         <w:t xml:space="preserve">24. Trucos y Tips</w:t>
       </w:r>
     </w:p>
-    <w:bookmarkStart w:id="135" w:name="command-palette"/>
+    <w:bookmarkStart w:id="138" w:name="command-palette"/>
     <w:p>
       <w:pPr>
         <w:pStyle w:val="Heading2"/>
@@ -30758,8 +30805,8 @@
         <w:t xml:space="preserve">Todo está en el Command Palette. No recuerdas un atajo? Búscalo aquí.</w:t>
       </w:r>
     </w:p>
-    <w:bookmarkEnd w:id="135"/>
-    <w:bookmarkStart w:id="136" w:name="quick-open"/>
+    <w:bookmarkEnd w:id="138"/>
+    <w:bookmarkStart w:id="139" w:name="quick-open"/>
     <w:p>
       <w:pPr>
         <w:pStyle w:val="Heading2"/>
@@ -30787,8 +30834,8 @@
         <w:t xml:space="preserve">Abre archivos rápidamente sin usar el Explorer.</w:t>
       </w:r>
     </w:p>
-    <w:bookmarkEnd w:id="136"/>
-    <w:bookmarkStart w:id="137" w:name="multi-cursor"/>
+    <w:bookmarkEnd w:id="139"/>
+    <w:bookmarkStart w:id="140" w:name="multi-cursor"/>
     <w:p>
       <w:pPr>
         <w:pStyle w:val="Heading2"/>
@@ -30835,8 +30882,8 @@
         <w:t xml:space="preserve">Ctrl+Shift+L: Seleccionar todas las ocurrencias</w:t>
       </w:r>
     </w:p>
-    <w:bookmarkEnd w:id="137"/>
-    <w:bookmarkStart w:id="138" w:name="snippets"/>
+    <w:bookmarkEnd w:id="140"/>
+    <w:bookmarkStart w:id="141" w:name="snippets"/>
     <w:p>
       <w:pPr>
         <w:pStyle w:val="Heading2"/>
@@ -31088,8 +31135,8 @@
         <w:t xml:space="preserve">}</w:t>
       </w:r>
     </w:p>
-    <w:bookmarkEnd w:id="138"/>
-    <w:bookmarkStart w:id="139" w:name="integrated-terminal-profiles"/>
+    <w:bookmarkEnd w:id="141"/>
+    <w:bookmarkStart w:id="142" w:name="integrated-terminal-profiles"/>
     <w:p>
       <w:pPr>
         <w:pStyle w:val="Heading2"/>
@@ -31106,8 +31153,8 @@
         <w:t xml:space="preserve">Configura perfiles para diferentes shells o entornos virtuales.</w:t>
       </w:r>
     </w:p>
-    <w:bookmarkEnd w:id="139"/>
-    <w:bookmarkStart w:id="140" w:name="workspace-settings"/>
+    <w:bookmarkEnd w:id="142"/>
+    <w:bookmarkStart w:id="143" w:name="workspace-settings"/>
     <w:p>
       <w:pPr>
         <w:pStyle w:val="Heading2"/>
@@ -31135,8 +31182,8 @@
         <w:t xml:space="preserve">.vscode/settings.json</w:t>
       </w:r>
     </w:p>
-    <w:bookmarkEnd w:id="140"/>
-    <w:bookmarkStart w:id="141" w:name="foldunfold-code"/>
+    <w:bookmarkEnd w:id="143"/>
+    <w:bookmarkStart w:id="144" w:name="foldunfold-code"/>
     <w:p>
       <w:pPr>
         <w:pStyle w:val="Heading2"/>
@@ -31183,8 +31230,8 @@
         <w:t xml:space="preserve">Ctrl+K Ctrl+J: Unfold all</w:t>
       </w:r>
     </w:p>
-    <w:bookmarkEnd w:id="141"/>
-    <w:bookmarkStart w:id="142" w:name="breadcrumbs"/>
+    <w:bookmarkEnd w:id="144"/>
+    <w:bookmarkStart w:id="145" w:name="breadcrumbs"/>
     <w:p>
       <w:pPr>
         <w:pStyle w:val="Heading2"/>
@@ -31254,8 +31301,8 @@
         <w:t xml:space="preserve">}</w:t>
       </w:r>
     </w:p>
-    <w:bookmarkEnd w:id="142"/>
-    <w:bookmarkStart w:id="143" w:name="integrated-git-diff"/>
+    <w:bookmarkEnd w:id="145"/>
+    <w:bookmarkStart w:id="146" w:name="integrated-git-diff"/>
     <w:p>
       <w:pPr>
         <w:pStyle w:val="Heading2"/>
@@ -31275,8 +31322,8 @@
         <w:t xml:space="preserve">Click en archivo modificado en Source Control</w:t>
       </w:r>
     </w:p>
-    <w:bookmarkEnd w:id="143"/>
-    <w:bookmarkStart w:id="144" w:name="sync-settings"/>
+    <w:bookmarkEnd w:id="146"/>
+    <w:bookmarkStart w:id="147" w:name="sync-settings"/>
     <w:p>
       <w:pPr>
         <w:pStyle w:val="Heading2"/>
@@ -31293,8 +31340,8 @@
         <w:t xml:space="preserve">Positron puede sincronizar settings entre máquinas (similar a VS Code Settings Sync).</w:t>
       </w:r>
     </w:p>
-    <w:bookmarkEnd w:id="144"/>
-    <w:bookmarkStart w:id="145" w:name="trucos-prácticos-que-uso-día-a-día"/>
+    <w:bookmarkEnd w:id="147"/>
+    <w:bookmarkStart w:id="148" w:name="trucos-prácticos-que-uso-día-a-día"/>
     <w:p>
       <w:pPr>
         <w:pStyle w:val="Heading2"/>
@@ -32579,9 +32626,9 @@
         <w:t xml:space="preserve">7. Ctrl + Shift + K → renderiza Quarto (si estás en .qmd)</w:t>
       </w:r>
     </w:p>
-    <w:bookmarkEnd w:id="145"/>
-    <w:bookmarkEnd w:id="146"/>
-    <w:bookmarkStart w:id="156" w:name="solución-de-problemas"/>
+    <w:bookmarkEnd w:id="148"/>
+    <w:bookmarkEnd w:id="149"/>
+    <w:bookmarkStart w:id="159" w:name="solución-de-problemas"/>
     <w:p>
       <w:pPr>
         <w:pStyle w:val="Heading1"/>
@@ -32590,7 +32637,7 @@
         <w:t xml:space="preserve">25. Solución de Problemas</w:t>
       </w:r>
     </w:p>
-    <w:bookmarkStart w:id="147" w:name="problema-python-interpreter-no-detectado"/>
+    <w:bookmarkStart w:id="150" w:name="problema-python-interpreter-no-detectado"/>
     <w:p>
       <w:pPr>
         <w:pStyle w:val="Heading2"/>
@@ -32683,8 +32730,8 @@
         <w:t xml:space="preserve">}</w:t>
       </w:r>
     </w:p>
-    <w:bookmarkEnd w:id="147"/>
-    <w:bookmarkStart w:id="148" w:name="problema-r-no-funciona"/>
+    <w:bookmarkEnd w:id="150"/>
+    <w:bookmarkStart w:id="151" w:name="problema-r-no-funciona"/>
     <w:p>
       <w:pPr>
         <w:pStyle w:val="Heading2"/>
@@ -32844,8 +32891,8 @@
         <w:t xml:space="preserve">))</w:t>
       </w:r>
     </w:p>
-    <w:bookmarkEnd w:id="148"/>
-    <w:bookmarkStart w:id="149" w:name="problema-console-no-inicia"/>
+    <w:bookmarkEnd w:id="151"/>
+    <w:bookmarkStart w:id="152" w:name="problema-console-no-inicia"/>
     <w:p>
       <w:pPr>
         <w:pStyle w:val="Heading2"/>
@@ -32906,8 +32953,8 @@
         <w:t xml:space="preserve"> install ipython</w:t>
       </w:r>
     </w:p>
-    <w:bookmarkEnd w:id="149"/>
-    <w:bookmarkStart w:id="150" w:name="problema-extensiones-no-aparecen"/>
+    <w:bookmarkEnd w:id="152"/>
+    <w:bookmarkStart w:id="153" w:name="problema-extensiones-no-aparecen"/>
     <w:p>
       <w:pPr>
         <w:pStyle w:val="Heading2"/>
@@ -32952,8 +32999,8 @@
         <w:t xml:space="preserve">Instalar .vsix manualmente desde GitHub de la extensión.</w:t>
       </w:r>
     </w:p>
-    <w:bookmarkEnd w:id="150"/>
-    <w:bookmarkStart w:id="151" w:name="problema-terminal-no-hereda-path"/>
+    <w:bookmarkEnd w:id="153"/>
+    <w:bookmarkStart w:id="154" w:name="problema-terminal-no-hereda-path"/>
     <w:p>
       <w:pPr>
         <w:pStyle w:val="Heading2"/>
@@ -33070,8 +33117,8 @@
         <w:t xml:space="preserve">"</w:t>
       </w:r>
     </w:p>
-    <w:bookmarkEnd w:id="151"/>
-    <w:bookmarkStart w:id="152" w:name="problema-plots-no-aparecen"/>
+    <w:bookmarkEnd w:id="154"/>
+    <w:bookmarkStart w:id="155" w:name="problema-plots-no-aparecen"/>
     <w:p>
       <w:pPr>
         <w:pStyle w:val="Heading2"/>
@@ -33249,8 +33296,8 @@
         <w:t xml:space="preserve"># Linux</w:t>
       </w:r>
     </w:p>
-    <w:bookmarkEnd w:id="152"/>
-    <w:bookmarkStart w:id="153" w:name="problema-quarto-no-renderiza"/>
+    <w:bookmarkEnd w:id="155"/>
+    <w:bookmarkStart w:id="156" w:name="problema-quarto-no-renderiza"/>
     <w:p>
       <w:pPr>
         <w:pStyle w:val="Heading2"/>
@@ -33311,8 +33358,8 @@
         <w:t xml:space="preserve">Extensions → Quarto → Reload</w:t>
       </w:r>
     </w:p>
-    <w:bookmarkEnd w:id="153"/>
-    <w:bookmarkStart w:id="154" w:name="problema-settings-no-se-guardan"/>
+    <w:bookmarkEnd w:id="156"/>
+    <w:bookmarkStart w:id="157" w:name="problema-settings-no-se-guardan"/>
     <w:p>
       <w:pPr>
         <w:pStyle w:val="Heading2"/>
@@ -33373,8 +33420,8 @@
         <w:t xml:space="preserve"> 644 ~/.config/Positron/User/settings.json</w:t>
       </w:r>
     </w:p>
-    <w:bookmarkEnd w:id="154"/>
-    <w:bookmarkStart w:id="155" w:name="problema-performance-lenta"/>
+    <w:bookmarkEnd w:id="157"/>
+    <w:bookmarkStart w:id="158" w:name="problema-performance-lenta"/>
     <w:p>
       <w:pPr>
         <w:pStyle w:val="Heading2"/>
@@ -33564,9 +33611,9 @@
         <w:t xml:space="preserve">}</w:t>
       </w:r>
     </w:p>
-    <w:bookmarkEnd w:id="155"/>
-    <w:bookmarkEnd w:id="156"/>
-    <w:bookmarkStart w:id="160" w:name="conclusión"/>
+    <w:bookmarkEnd w:id="158"/>
+    <w:bookmarkEnd w:id="159"/>
+    <w:bookmarkStart w:id="163" w:name="conclusión"/>
     <w:p>
       <w:pPr>
         <w:pStyle w:val="Heading1"/>
@@ -33575,7 +33622,7 @@
         <w:t xml:space="preserve">26. Conclusión</w:t>
       </w:r>
     </w:p>
-    <w:bookmarkStart w:id="157" w:name="resumen-de-cambios-de-vs-code-a-positron"/>
+    <w:bookmarkStart w:id="160" w:name="resumen-de-cambios-de-vs-code-a-positron"/>
     <w:p>
       <w:pPr>
         <w:pStyle w:val="Heading2"/>
@@ -33824,8 +33871,8 @@
         <w:t xml:space="preserve">Mejor integración para data science</w:t>
       </w:r>
     </w:p>
-    <w:bookmarkEnd w:id="157"/>
-    <w:bookmarkStart w:id="158" w:name="próximos-pasos"/>
+    <w:bookmarkEnd w:id="160"/>
+    <w:bookmarkStart w:id="161" w:name="próximos-pasos"/>
     <w:p>
       <w:pPr>
         <w:pStyle w:val="Heading2"/>
@@ -33946,8 +33993,8 @@
         <w:t xml:space="preserve">Crear tu primer documento Quarto</w:t>
       </w:r>
     </w:p>
-    <w:bookmarkEnd w:id="158"/>
-    <w:bookmarkStart w:id="159" w:name="recursos"/>
+    <w:bookmarkEnd w:id="161"/>
+    <w:bookmarkStart w:id="162" w:name="recursos"/>
     <w:p>
       <w:pPr>
         <w:pStyle w:val="Heading2"/>
@@ -34076,9 +34123,9 @@
         <w:t xml:space="preserve">R: https://www.r-project.org/</w:t>
       </w:r>
     </w:p>
-    <w:bookmarkEnd w:id="159"/>
-    <w:bookmarkEnd w:id="160"/>
-    <w:bookmarkStart w:id="195" w:name="publicaciones-similares"/>
+    <w:bookmarkEnd w:id="162"/>
+    <w:bookmarkEnd w:id="163"/>
+    <w:bookmarkStart w:id="198" w:name="publicaciones-similares"/>
     <w:p>
       <w:pPr>
         <w:pStyle w:val="Heading1"/>
@@ -34103,11 +34150,11 @@
           <w:numId w:val="1059"/>
         </w:numPr>
       </w:pPr>
-      <w:hyperlink r:id="rId161"/>
-      <w:r>
-        <w:t xml:space="preserve"> </w:t>
-      </w:r>
-      <w:hyperlink r:id="rId162">
+      <w:hyperlink r:id="rId164"/>
+      <w:r>
+        <w:t xml:space="preserve"> </w:t>
+      </w:r>
+      <w:hyperlink r:id="rId165">
         <w:r>
           <w:rPr>
             <w:rStyle w:val="Hyperlink"/>
@@ -34124,11 +34171,11 @@
           <w:numId w:val="1059"/>
         </w:numPr>
       </w:pPr>
-      <w:hyperlink r:id="rId163"/>
-      <w:r>
-        <w:t xml:space="preserve"> </w:t>
-      </w:r>
-      <w:hyperlink r:id="rId164">
+      <w:hyperlink r:id="rId166"/>
+      <w:r>
+        <w:t xml:space="preserve"> </w:t>
+      </w:r>
+      <w:hyperlink r:id="rId167">
         <w:r>
           <w:rPr>
             <w:rStyle w:val="Hyperlink"/>
@@ -34145,11 +34192,11 @@
           <w:numId w:val="1059"/>
         </w:numPr>
       </w:pPr>
-      <w:hyperlink r:id="rId165"/>
-      <w:r>
-        <w:t xml:space="preserve"> </w:t>
-      </w:r>
-      <w:hyperlink r:id="rId166">
+      <w:hyperlink r:id="rId168"/>
+      <w:r>
+        <w:t xml:space="preserve"> </w:t>
+      </w:r>
+      <w:hyperlink r:id="rId169">
         <w:r>
           <w:rPr>
             <w:rStyle w:val="Hyperlink"/>
@@ -34166,11 +34213,11 @@
           <w:numId w:val="1059"/>
         </w:numPr>
       </w:pPr>
-      <w:hyperlink r:id="rId167"/>
-      <w:r>
-        <w:t xml:space="preserve"> </w:t>
-      </w:r>
-      <w:hyperlink r:id="rId168">
+      <w:hyperlink r:id="rId170"/>
+      <w:r>
+        <w:t xml:space="preserve"> </w:t>
+      </w:r>
+      <w:hyperlink r:id="rId171">
         <w:r>
           <w:rPr>
             <w:rStyle w:val="Hyperlink"/>
@@ -34187,11 +34234,11 @@
           <w:numId w:val="1059"/>
         </w:numPr>
       </w:pPr>
-      <w:hyperlink r:id="rId169"/>
-      <w:r>
-        <w:t xml:space="preserve"> </w:t>
-      </w:r>
-      <w:hyperlink r:id="rId170">
+      <w:hyperlink r:id="rId172"/>
+      <w:r>
+        <w:t xml:space="preserve"> </w:t>
+      </w:r>
+      <w:hyperlink r:id="rId173">
         <w:r>
           <w:rPr>
             <w:rStyle w:val="Hyperlink"/>
@@ -34208,11 +34255,11 @@
           <w:numId w:val="1059"/>
         </w:numPr>
       </w:pPr>
-      <w:hyperlink r:id="rId171"/>
-      <w:r>
-        <w:t xml:space="preserve"> </w:t>
-      </w:r>
-      <w:hyperlink r:id="rId172">
+      <w:hyperlink r:id="rId174"/>
+      <w:r>
+        <w:t xml:space="preserve"> </w:t>
+      </w:r>
+      <w:hyperlink r:id="rId175">
         <w:r>
           <w:rPr>
             <w:rStyle w:val="Hyperlink"/>
@@ -34229,11 +34276,11 @@
           <w:numId w:val="1059"/>
         </w:numPr>
       </w:pPr>
-      <w:hyperlink r:id="rId173"/>
-      <w:r>
-        <w:t xml:space="preserve"> </w:t>
-      </w:r>
-      <w:hyperlink r:id="rId174">
+      <w:hyperlink r:id="rId176"/>
+      <w:r>
+        <w:t xml:space="preserve"> </w:t>
+      </w:r>
+      <w:hyperlink r:id="rId177">
         <w:r>
           <w:rPr>
             <w:rStyle w:val="Hyperlink"/>
@@ -34250,11 +34297,11 @@
           <w:numId w:val="1059"/>
         </w:numPr>
       </w:pPr>
-      <w:hyperlink r:id="rId175"/>
-      <w:r>
-        <w:t xml:space="preserve"> </w:t>
-      </w:r>
-      <w:hyperlink r:id="rId176">
+      <w:hyperlink r:id="rId178"/>
+      <w:r>
+        <w:t xml:space="preserve"> </w:t>
+      </w:r>
+      <w:hyperlink r:id="rId179">
         <w:r>
           <w:rPr>
             <w:rStyle w:val="Hyperlink"/>
@@ -34271,11 +34318,11 @@
           <w:numId w:val="1059"/>
         </w:numPr>
       </w:pPr>
-      <w:hyperlink r:id="rId177"/>
-      <w:r>
-        <w:t xml:space="preserve"> </w:t>
-      </w:r>
-      <w:hyperlink r:id="rId178">
+      <w:hyperlink r:id="rId180"/>
+      <w:r>
+        <w:t xml:space="preserve"> </w:t>
+      </w:r>
+      <w:hyperlink r:id="rId181">
         <w:r>
           <w:rPr>
             <w:rStyle w:val="Hyperlink"/>
@@ -34292,11 +34339,11 @@
           <w:numId w:val="1059"/>
         </w:numPr>
       </w:pPr>
-      <w:hyperlink r:id="rId179"/>
-      <w:r>
-        <w:t xml:space="preserve"> </w:t>
-      </w:r>
-      <w:hyperlink r:id="rId180">
+      <w:hyperlink r:id="rId182"/>
+      <w:r>
+        <w:t xml:space="preserve"> </w:t>
+      </w:r>
+      <w:hyperlink r:id="rId183">
         <w:r>
           <w:rPr>
             <w:rStyle w:val="Hyperlink"/>
@@ -34313,11 +34360,11 @@
           <w:numId w:val="1059"/>
         </w:numPr>
       </w:pPr>
-      <w:hyperlink r:id="rId181"/>
-      <w:r>
-        <w:t xml:space="preserve"> </w:t>
-      </w:r>
-      <w:hyperlink r:id="rId182">
+      <w:hyperlink r:id="rId184"/>
+      <w:r>
+        <w:t xml:space="preserve"> </w:t>
+      </w:r>
+      <w:hyperlink r:id="rId185">
         <w:r>
           <w:rPr>
             <w:rStyle w:val="Hyperlink"/>
@@ -34334,11 +34381,11 @@
           <w:numId w:val="1059"/>
         </w:numPr>
       </w:pPr>
-      <w:hyperlink r:id="rId183"/>
-      <w:r>
-        <w:t xml:space="preserve"> </w:t>
-      </w:r>
-      <w:hyperlink r:id="rId184">
+      <w:hyperlink r:id="rId186"/>
+      <w:r>
+        <w:t xml:space="preserve"> </w:t>
+      </w:r>
+      <w:hyperlink r:id="rId187">
         <w:r>
           <w:rPr>
             <w:rStyle w:val="Hyperlink"/>
@@ -34355,11 +34402,11 @@
           <w:numId w:val="1059"/>
         </w:numPr>
       </w:pPr>
-      <w:hyperlink r:id="rId185"/>
-      <w:r>
-        <w:t xml:space="preserve"> </w:t>
-      </w:r>
-      <w:hyperlink r:id="rId186">
+      <w:hyperlink r:id="rId188"/>
+      <w:r>
+        <w:t xml:space="preserve"> </w:t>
+      </w:r>
+      <w:hyperlink r:id="rId189">
         <w:r>
           <w:rPr>
             <w:rStyle w:val="Hyperlink"/>
@@ -34376,11 +34423,11 @@
           <w:numId w:val="1059"/>
         </w:numPr>
       </w:pPr>
-      <w:hyperlink r:id="rId187"/>
-      <w:r>
-        <w:t xml:space="preserve"> </w:t>
-      </w:r>
-      <w:hyperlink r:id="rId188">
+      <w:hyperlink r:id="rId190"/>
+      <w:r>
+        <w:t xml:space="preserve"> </w:t>
+      </w:r>
+      <w:hyperlink r:id="rId191">
         <w:r>
           <w:rPr>
             <w:rStyle w:val="Hyperlink"/>
@@ -34397,11 +34444,11 @@
           <w:numId w:val="1059"/>
         </w:numPr>
       </w:pPr>
-      <w:hyperlink r:id="rId189"/>
-      <w:r>
-        <w:t xml:space="preserve"> </w:t>
-      </w:r>
-      <w:hyperlink r:id="rId190">
+      <w:hyperlink r:id="rId192"/>
+      <w:r>
+        <w:t xml:space="preserve"> </w:t>
+      </w:r>
+      <w:hyperlink r:id="rId193">
         <w:r>
           <w:rPr>
             <w:rStyle w:val="Hyperlink"/>
@@ -34418,11 +34465,11 @@
           <w:numId w:val="1059"/>
         </w:numPr>
       </w:pPr>
-      <w:hyperlink r:id="rId191"/>
-      <w:r>
-        <w:t xml:space="preserve"> </w:t>
-      </w:r>
-      <w:hyperlink r:id="rId192">
+      <w:hyperlink r:id="rId194"/>
+      <w:r>
+        <w:t xml:space="preserve"> </w:t>
+      </w:r>
+      <w:hyperlink r:id="rId195">
         <w:r>
           <w:rPr>
             <w:rStyle w:val="Hyperlink"/>
@@ -34439,11 +34486,11 @@
           <w:numId w:val="1059"/>
         </w:numPr>
       </w:pPr>
-      <w:hyperlink r:id="rId193"/>
-      <w:r>
-        <w:t xml:space="preserve"> </w:t>
-      </w:r>
-      <w:hyperlink r:id="rId194">
+      <w:hyperlink r:id="rId196"/>
+      <w:r>
+        <w:t xml:space="preserve"> </w:t>
+      </w:r>
+      <w:hyperlink r:id="rId197">
         <w:r>
           <w:rPr>
             <w:rStyle w:val="Hyperlink"/>
@@ -34460,7 +34507,7 @@
         <w:t xml:space="preserve">Esperamos que encuentres estas publicaciones igualmente interesantes y útiles. ¡Disfruta de la lectura!</w:t>
       </w:r>
     </w:p>
-    <w:bookmarkEnd w:id="195"/>
+    <w:bookmarkEnd w:id="198"/>
     <w:sectPr>
       <w:headerReference r:id="rId9" w:type="even"/>
       <w:headerReference r:id="rId11" w:type="default"/>
